--- a/public/template.docx
+++ b/public/template.docx
@@ -1,6 +1,6 @@
 
 <file path=word/document.xml><?xml version="1.0" encoding="utf-8"?>
-<w:document xmlns:wpc="http://schemas.microsoft.com/office/word/2010/wordprocessingCanvas" xmlns:cx="http://schemas.microsoft.com/office/drawing/2014/chartex" xmlns:cx1="http://schemas.microsoft.com/office/drawing/2015/9/8/chartex" xmlns:cx2="http://schemas.microsoft.com/office/drawing/2015/10/21/chartex" xmlns:cx3="http://schemas.microsoft.com/office/drawing/2016/5/9/chartex" xmlns:cx4="http://schemas.microsoft.com/office/drawing/2016/5/10/chartex" xmlns:cx5="http://schemas.microsoft.com/office/drawing/2016/5/11/chartex" xmlns:cx6="http://schemas.microsoft.com/office/drawing/2016/5/12/chartex" xmlns:cx7="http://schemas.microsoft.com/office/drawing/2016/5/13/chartex" xmlns:cx8="http://schemas.microsoft.com/office/drawing/2016/5/14/chartex" xmlns:mc="http://schemas.openxmlformats.org/markup-compatibility/2006" xmlns:aink="http://schemas.microsoft.com/office/drawing/2016/ink" xmlns:am3d="http://schemas.microsoft.com/office/drawing/2017/model3d" xmlns:o="urn:schemas-microsoft-com:office:office" xmlns:r="http://schemas.openxmlformats.org/officeDocument/2006/relationships" xmlns:m="http://schemas.openxmlformats.org/officeDocument/2006/math" xmlns:v="urn:schemas-microsoft-com:vml" xmlns:wp14="http://schemas.microsoft.com/office/word/2010/wordprocessingDrawing" xmlns:wp="http://schemas.openxmlformats.org/drawingml/2006/wordprocessingDrawing" xmlns:w10="urn:schemas-microsoft-com:office:word" xmlns:w="http://schemas.openxmlformats.org/wordprocessingml/2006/main" xmlns:w14="http://schemas.microsoft.com/office/word/2010/wordml" xmlns:w15="http://schemas.microsoft.com/office/word/2012/wordml" xmlns:w16cex="http://schemas.microsoft.com/office/word/2018/wordml/cex" xmlns:w16cid="http://schemas.microsoft.com/office/word/2016/wordml/cid" xmlns:w16="http://schemas.microsoft.com/office/word/2018/wordml" xmlns:w16se="http://schemas.microsoft.com/office/word/2015/wordml/symex" xmlns:wpg="http://schemas.microsoft.com/office/word/2010/wordprocessingGroup" xmlns:wpi="http://schemas.microsoft.com/office/word/2010/wordprocessingInk" xmlns:wne="http://schemas.microsoft.com/office/word/2006/wordml" xmlns:wps="http://schemas.microsoft.com/office/word/2010/wordprocessingShape" mc:Ignorable="w14 w15 w16se w16cid w16 w16cex wp14">
+<w:document xmlns:wpc="http://schemas.microsoft.com/office/word/2010/wordprocessingCanvas" xmlns:cx="http://schemas.microsoft.com/office/drawing/2014/chartex" xmlns:cx1="http://schemas.microsoft.com/office/drawing/2015/9/8/chartex" xmlns:cx2="http://schemas.microsoft.com/office/drawing/2015/10/21/chartex" xmlns:cx3="http://schemas.microsoft.com/office/drawing/2016/5/9/chartex" xmlns:cx4="http://schemas.microsoft.com/office/drawing/2016/5/10/chartex" xmlns:cx5="http://schemas.microsoft.com/office/drawing/2016/5/11/chartex" xmlns:cx6="http://schemas.microsoft.com/office/drawing/2016/5/12/chartex" xmlns:cx7="http://schemas.microsoft.com/office/drawing/2016/5/13/chartex" xmlns:cx8="http://schemas.microsoft.com/office/drawing/2016/5/14/chartex" xmlns:mc="http://schemas.openxmlformats.org/markup-compatibility/2006" xmlns:aink="http://schemas.microsoft.com/office/drawing/2016/ink" xmlns:am3d="http://schemas.microsoft.com/office/drawing/2017/model3d" xmlns:o="urn:schemas-microsoft-com:office:office" xmlns:r="http://schemas.openxmlformats.org/officeDocument/2006/relationships" xmlns:m="http://schemas.openxmlformats.org/officeDocument/2006/math" xmlns:v="urn:schemas-microsoft-com:vml" xmlns:wp14="http://schemas.microsoft.com/office/word/2010/wordprocessingDrawing" xmlns:wp="http://schemas.openxmlformats.org/drawingml/2006/wordprocessingDrawing" xmlns:w10="urn:schemas-microsoft-com:office:word" xmlns:w="http://schemas.openxmlformats.org/wordprocessingml/2006/main" xmlns:w14="http://schemas.microsoft.com/office/word/2010/wordml" xmlns:w15="http://schemas.microsoft.com/office/word/2012/wordml" xmlns:w16cid="http://schemas.microsoft.com/office/word/2016/wordml/cid" xmlns:w16se="http://schemas.microsoft.com/office/word/2015/wordml/symex" xmlns:wpg="http://schemas.microsoft.com/office/word/2010/wordprocessingGroup" xmlns:wpi="http://schemas.microsoft.com/office/word/2010/wordprocessingInk" xmlns:wne="http://schemas.microsoft.com/office/word/2006/wordml" xmlns:wps="http://schemas.microsoft.com/office/word/2010/wordprocessingShape" mc:Ignorable="w14 w15 w16se w16cid wp14">
   <w:body>
     <w:p>
       <w:pPr>
@@ -144,210 +144,93 @@
           <w:sz w:val="36"/>
           <w:szCs w:val="36"/>
         </w:rPr>
-        <w:t>${</w:t>
-      </w:r>
-      <w:proofErr w:type="spellStart"/>
-      <w:r>
+        <w:t>${nama_instansi}</w:t>
+      </w:r>
+    </w:p>
+    <w:p>
+      <w:pPr>
+        <w:ind w:left="709"/>
+        <w:jc w:val="center"/>
+        <w:rPr>
+          <w:rFonts w:ascii="Arial" w:eastAsia="Arial" w:hAnsi="Arial" w:cs="Arial"/>
+          <w:color w:val="000000"/>
+        </w:rPr>
+      </w:pPr>
+      <w:r>
+        <w:rPr>
+          <w:rFonts w:ascii="Arial" w:eastAsia="Arial" w:hAnsi="Arial" w:cs="Arial"/>
+          <w:color w:val="000000"/>
+        </w:rPr>
+        <w:t>${alamat</w:t>
+      </w:r>
+      <w:r>
+        <w:rPr>
+          <w:rFonts w:ascii="Arial" w:eastAsia="Arial" w:hAnsi="Arial" w:cs="Arial"/>
+          <w:color w:val="000000"/>
+        </w:rPr>
+        <w:t>_instansi</w:t>
+      </w:r>
+      <w:r>
+        <w:rPr>
+          <w:rFonts w:ascii="Arial" w:eastAsia="Arial" w:hAnsi="Arial" w:cs="Arial"/>
+          <w:color w:val="000000"/>
+        </w:rPr>
+        <w:t>}</w:t>
+      </w:r>
+      <w:r>
+        <w:rPr>
+          <w:rFonts w:ascii="Arial" w:eastAsia="Arial" w:hAnsi="Arial" w:cs="Arial"/>
+          <w:color w:val="000000"/>
+        </w:rPr>
+        <w:t xml:space="preserve"> Kode Pos </w:t>
+      </w:r>
+      <w:r>
+        <w:rPr>
+          <w:rFonts w:ascii="Arial" w:eastAsia="Arial" w:hAnsi="Arial" w:cs="Arial"/>
+          <w:color w:val="000000"/>
+        </w:rPr>
+        <w:t>${kode_pos}</w:t>
+      </w:r>
+    </w:p>
+    <w:p>
+      <w:pPr>
+        <w:ind w:left="709"/>
+        <w:jc w:val="center"/>
         <w:rPr>
           <w:rFonts w:ascii="Arial" w:eastAsia="Arial" w:hAnsi="Arial" w:cs="Arial"/>
           <w:b/>
           <w:color w:val="000000"/>
-          <w:sz w:val="36"/>
-          <w:szCs w:val="36"/>
-        </w:rPr>
-        <w:t>nama_instansi</w:t>
-      </w:r>
-      <w:proofErr w:type="spellEnd"/>
-      <w:r>
-        <w:rPr>
-          <w:rFonts w:ascii="Arial" w:eastAsia="Arial" w:hAnsi="Arial" w:cs="Arial"/>
-          <w:b/>
-          <w:color w:val="000000"/>
-          <w:sz w:val="36"/>
-          <w:szCs w:val="36"/>
-        </w:rPr>
-        <w:t>}</w:t>
-      </w:r>
-    </w:p>
-    <w:p>
-      <w:pPr>
-        <w:ind w:left="709"/>
-        <w:jc w:val="center"/>
-        <w:rPr>
-          <w:rFonts w:ascii="Arial" w:eastAsia="Arial" w:hAnsi="Arial" w:cs="Arial"/>
-          <w:color w:val="000000"/>
-        </w:rPr>
-      </w:pPr>
-      <w:r>
-        <w:rPr>
-          <w:rFonts w:ascii="Arial" w:eastAsia="Arial" w:hAnsi="Arial" w:cs="Arial"/>
-          <w:color w:val="000000"/>
-        </w:rPr>
-        <w:t>${</w:t>
-      </w:r>
-      <w:proofErr w:type="spellStart"/>
-      <w:r>
-        <w:rPr>
-          <w:rFonts w:ascii="Arial" w:eastAsia="Arial" w:hAnsi="Arial" w:cs="Arial"/>
-          <w:color w:val="000000"/>
-        </w:rPr>
-        <w:t>alamat</w:t>
-      </w:r>
-      <w:r>
-        <w:rPr>
-          <w:rFonts w:ascii="Arial" w:eastAsia="Arial" w:hAnsi="Arial" w:cs="Arial"/>
-          <w:color w:val="000000"/>
-        </w:rPr>
-        <w:t>_instansi</w:t>
-      </w:r>
-      <w:proofErr w:type="spellEnd"/>
-      <w:r>
-        <w:rPr>
-          <w:rFonts w:ascii="Arial" w:eastAsia="Arial" w:hAnsi="Arial" w:cs="Arial"/>
-          <w:color w:val="000000"/>
-        </w:rPr>
-        <w:t>}</w:t>
-      </w:r>
-      <w:r>
-        <w:rPr>
-          <w:rFonts w:ascii="Arial" w:eastAsia="Arial" w:hAnsi="Arial" w:cs="Arial"/>
-          <w:color w:val="000000"/>
-        </w:rPr>
-        <w:t xml:space="preserve">. </w:t>
-      </w:r>
-      <w:r>
-        <w:rPr>
-          <w:rFonts w:ascii="Arial" w:eastAsia="Arial" w:hAnsi="Arial" w:cs="Arial"/>
-        </w:rPr>
-        <w:t>1</w:t>
-      </w:r>
-      <w:r>
-        <w:rPr>
-          <w:rFonts w:ascii="Arial" w:eastAsia="Arial" w:hAnsi="Arial" w:cs="Arial"/>
-          <w:color w:val="000000"/>
-        </w:rPr>
-        <w:t xml:space="preserve"> Kode Pos </w:t>
-      </w:r>
-      <w:r>
-        <w:rPr>
-          <w:rFonts w:ascii="Arial" w:eastAsia="Arial" w:hAnsi="Arial" w:cs="Arial"/>
-          <w:color w:val="000000"/>
-        </w:rPr>
-        <w:t>${</w:t>
-      </w:r>
-      <w:proofErr w:type="spellStart"/>
-      <w:r>
-        <w:rPr>
-          <w:rFonts w:ascii="Arial" w:eastAsia="Arial" w:hAnsi="Arial" w:cs="Arial"/>
-          <w:color w:val="000000"/>
-        </w:rPr>
-        <w:t>kode_pos</w:t>
-      </w:r>
-      <w:proofErr w:type="spellEnd"/>
-      <w:r>
-        <w:rPr>
-          <w:rFonts w:ascii="Arial" w:eastAsia="Arial" w:hAnsi="Arial" w:cs="Arial"/>
-          <w:color w:val="000000"/>
-        </w:rPr>
-        <w:t>}</w:t>
-      </w:r>
-    </w:p>
-    <w:p>
-      <w:pPr>
-        <w:ind w:left="709"/>
-        <w:jc w:val="center"/>
-        <w:rPr>
-          <w:rFonts w:ascii="Arial" w:eastAsia="Arial" w:hAnsi="Arial" w:cs="Arial"/>
-          <w:b/>
-          <w:color w:val="000000"/>
         </w:rPr>
       </w:pPr>
       <w:bookmarkStart w:id="1" w:name="_30j0zll" w:colFirst="0" w:colLast="0"/>
       <w:bookmarkEnd w:id="1"/>
-      <w:proofErr w:type="spellStart"/>
       <w:r>
         <w:rPr>
           <w:rFonts w:ascii="Arial" w:eastAsia="Arial" w:hAnsi="Arial" w:cs="Arial"/>
           <w:color w:val="000000"/>
         </w:rPr>
-        <w:t>Telepon</w:t>
-      </w:r>
-      <w:proofErr w:type="spellEnd"/>
+        <w:t xml:space="preserve">Telepon </w:t>
+      </w:r>
       <w:r>
         <w:rPr>
           <w:rFonts w:ascii="Arial" w:eastAsia="Arial" w:hAnsi="Arial" w:cs="Arial"/>
           <w:color w:val="000000"/>
         </w:rPr>
-        <w:t xml:space="preserve"> </w:t>
+        <w:t>${no_telp}</w:t>
       </w:r>
       <w:r>
         <w:rPr>
           <w:rFonts w:ascii="Arial" w:eastAsia="Arial" w:hAnsi="Arial" w:cs="Arial"/>
           <w:color w:val="000000"/>
         </w:rPr>
-        <w:t>${</w:t>
-      </w:r>
-      <w:proofErr w:type="spellStart"/>
+        <w:t xml:space="preserve"> Faks. </w:t>
+      </w:r>
       <w:r>
         <w:rPr>
           <w:rFonts w:ascii="Arial" w:eastAsia="Arial" w:hAnsi="Arial" w:cs="Arial"/>
           <w:color w:val="000000"/>
         </w:rPr>
-        <w:t>no_telp</w:t>
-      </w:r>
-      <w:proofErr w:type="spellEnd"/>
-      <w:r>
-        <w:rPr>
-          <w:rFonts w:ascii="Arial" w:eastAsia="Arial" w:hAnsi="Arial" w:cs="Arial"/>
-          <w:color w:val="000000"/>
-        </w:rPr>
-        <w:t>}</w:t>
-      </w:r>
-      <w:r>
-        <w:rPr>
-          <w:rFonts w:ascii="Arial" w:eastAsia="Arial" w:hAnsi="Arial" w:cs="Arial"/>
-          <w:color w:val="000000"/>
-        </w:rPr>
-        <w:t xml:space="preserve"> </w:t>
-      </w:r>
-      <w:proofErr w:type="spellStart"/>
-      <w:r>
-        <w:rPr>
-          <w:rFonts w:ascii="Arial" w:eastAsia="Arial" w:hAnsi="Arial" w:cs="Arial"/>
-          <w:color w:val="000000"/>
-        </w:rPr>
-        <w:t>Faks</w:t>
-      </w:r>
-      <w:proofErr w:type="spellEnd"/>
-      <w:r>
-        <w:rPr>
-          <w:rFonts w:ascii="Arial" w:eastAsia="Arial" w:hAnsi="Arial" w:cs="Arial"/>
-          <w:color w:val="000000"/>
-        </w:rPr>
-        <w:t xml:space="preserve">. </w:t>
-      </w:r>
-      <w:r>
-        <w:rPr>
-          <w:rFonts w:ascii="Arial" w:eastAsia="Arial" w:hAnsi="Arial" w:cs="Arial"/>
-          <w:color w:val="000000"/>
-        </w:rPr>
-        <w:t>${</w:t>
-      </w:r>
-      <w:proofErr w:type="spellStart"/>
-      <w:r>
-        <w:rPr>
-          <w:rFonts w:ascii="Arial" w:eastAsia="Arial" w:hAnsi="Arial" w:cs="Arial"/>
-          <w:color w:val="000000"/>
-        </w:rPr>
-        <w:t>faks</w:t>
-      </w:r>
-      <w:proofErr w:type="spellEnd"/>
-      <w:r>
-        <w:rPr>
-          <w:rFonts w:ascii="Arial" w:eastAsia="Arial" w:hAnsi="Arial" w:cs="Arial"/>
-          <w:color w:val="000000"/>
-        </w:rPr>
-        <w:t>}</w:t>
+        <w:t>${faks}</w:t>
       </w:r>
     </w:p>
     <w:p>
@@ -388,15 +271,7 @@
         <w:t xml:space="preserve">Laman </w:t>
       </w:r>
       <w:r>
-        <w:t>${</w:t>
-      </w:r>
-      <w:proofErr w:type="spellStart"/>
-      <w:r>
-        <w:t>laman_web</w:t>
-      </w:r>
-      <w:proofErr w:type="spellEnd"/>
-      <w:r>
-        <w:t>}</w:t>
+        <w:t>${laman_web}</w:t>
       </w:r>
     </w:p>
     <w:p>
@@ -460,7 +335,7 @@
               </wp:anchor>
             </w:drawing>
           </mc:Choice>
-          <mc:Fallback xmlns:cr="http://schemas.microsoft.com/office/comments/2020/reactions" xmlns="http://schemas.microsoft.com/office/tasks/2019/documenttasks" xmlns:dgm="http://schemas.openxmlformats.org/drawingml/2006/diagram" xmlns:lc="http://schemas.openxmlformats.org/drawingml/2006/lockedCanvas" xmlns:c="http://schemas.openxmlformats.org/drawingml/2006/chart" xmlns:pic="http://schemas.openxmlformats.org/drawingml/2006/picture" xmlns:a="http://schemas.openxmlformats.org/drawingml/2006/main" xmlns:sl="http://schemas.openxmlformats.org/schemaLibrary/2006/main">
+          <mc:Fallback xmlns:w16cex="http://schemas.microsoft.com/office/word/2018/wordml/cex" xmlns:w16="http://schemas.microsoft.com/office/word/2018/wordml" xmlns:cr="http://schemas.microsoft.com/office/comments/2020/reactions" xmlns="http://schemas.microsoft.com/office/tasks/2019/documenttasks" xmlns:dgm="http://schemas.openxmlformats.org/drawingml/2006/diagram" xmlns:lc="http://schemas.openxmlformats.org/drawingml/2006/lockedCanvas" xmlns:c="http://schemas.openxmlformats.org/drawingml/2006/chart" xmlns:pic="http://schemas.openxmlformats.org/drawingml/2006/picture" xmlns:a="http://schemas.openxmlformats.org/drawingml/2006/main" xmlns:sl="http://schemas.openxmlformats.org/schemaLibrary/2006/main">
             <w:drawing>
               <wp:anchor allowOverlap="1" behindDoc="0" distB="4294967295" distT="4294967295" distL="114300" distR="114300" hidden="0" layoutInCell="1" locked="0" relativeHeight="0" simplePos="0">
                 <wp:simplePos x="0" y="0"/>
@@ -550,19 +425,11 @@
           <w:rFonts w:ascii="Arial" w:eastAsia="Arial" w:hAnsi="Arial" w:cs="Arial"/>
         </w:rPr>
       </w:pPr>
-      <w:proofErr w:type="spellStart"/>
-      <w:r>
-        <w:rPr>
-          <w:rFonts w:ascii="Arial" w:eastAsia="Arial" w:hAnsi="Arial" w:cs="Arial"/>
-        </w:rPr>
-        <w:t>Nomor</w:t>
-      </w:r>
-      <w:proofErr w:type="spellEnd"/>
-      <w:r>
-        <w:rPr>
-          <w:rFonts w:ascii="Arial" w:eastAsia="Arial" w:hAnsi="Arial" w:cs="Arial"/>
-        </w:rPr>
-        <w:t xml:space="preserve"> : 851/         /401.107/2024</w:t>
+      <w:r>
+        <w:rPr>
+          <w:rFonts w:ascii="Arial" w:eastAsia="Arial" w:hAnsi="Arial" w:cs="Arial"/>
+        </w:rPr>
+        <w:t>Nomor : 851/         /401.107/2024</w:t>
       </w:r>
       <w:r>
         <w:rPr>
@@ -617,7 +484,7 @@
               </wp:anchor>
             </w:drawing>
           </mc:Choice>
-          <mc:Fallback xmlns:cr="http://schemas.microsoft.com/office/comments/2020/reactions" xmlns="http://schemas.microsoft.com/office/tasks/2019/documenttasks" xmlns:dgm="http://schemas.openxmlformats.org/drawingml/2006/diagram" xmlns:lc="http://schemas.openxmlformats.org/drawingml/2006/lockedCanvas" xmlns:c="http://schemas.openxmlformats.org/drawingml/2006/chart" xmlns:pic="http://schemas.openxmlformats.org/drawingml/2006/picture" xmlns:a="http://schemas.openxmlformats.org/drawingml/2006/main" xmlns:sl="http://schemas.openxmlformats.org/schemaLibrary/2006/main">
+          <mc:Fallback xmlns:w16cex="http://schemas.microsoft.com/office/word/2018/wordml/cex" xmlns:w16="http://schemas.microsoft.com/office/word/2018/wordml" xmlns:cr="http://schemas.microsoft.com/office/comments/2020/reactions" xmlns="http://schemas.microsoft.com/office/tasks/2019/documenttasks" xmlns:dgm="http://schemas.openxmlformats.org/drawingml/2006/diagram" xmlns:lc="http://schemas.openxmlformats.org/drawingml/2006/lockedCanvas" xmlns:c="http://schemas.openxmlformats.org/drawingml/2006/chart" xmlns:pic="http://schemas.openxmlformats.org/drawingml/2006/picture" xmlns:a="http://schemas.openxmlformats.org/drawingml/2006/main" xmlns:sl="http://schemas.openxmlformats.org/schemaLibrary/2006/main">
             <w:drawing>
               <wp:anchor allowOverlap="1" behindDoc="0" distB="4294967295" distT="4294967295" distL="114300" distR="114300" hidden="0" layoutInCell="1" locked="0" relativeHeight="0" simplePos="0">
                 <wp:simplePos x="0" y="0"/>
@@ -691,77 +558,7 @@
         <w:rPr>
           <w:rFonts w:ascii="Arial" w:eastAsia="Arial" w:hAnsi="Arial" w:cs="Arial"/>
         </w:rPr>
-        <w:t xml:space="preserve">1.   </w:t>
-      </w:r>
-      <w:proofErr w:type="spellStart"/>
-      <w:r>
-        <w:rPr>
-          <w:rFonts w:ascii="Arial" w:eastAsia="Arial" w:hAnsi="Arial" w:cs="Arial"/>
-        </w:rPr>
-        <w:t>Diberikan</w:t>
-      </w:r>
-      <w:proofErr w:type="spellEnd"/>
-      <w:r>
-        <w:rPr>
-          <w:rFonts w:ascii="Arial" w:eastAsia="Arial" w:hAnsi="Arial" w:cs="Arial"/>
-        </w:rPr>
-        <w:t xml:space="preserve"> Cuti </w:t>
-      </w:r>
-      <w:proofErr w:type="spellStart"/>
-      <w:r>
-        <w:rPr>
-          <w:rFonts w:ascii="Arial" w:eastAsia="Arial" w:hAnsi="Arial" w:cs="Arial"/>
-        </w:rPr>
-        <w:t>Tahunan</w:t>
-      </w:r>
-      <w:proofErr w:type="spellEnd"/>
-      <w:r>
-        <w:rPr>
-          <w:rFonts w:ascii="Arial" w:eastAsia="Arial" w:hAnsi="Arial" w:cs="Arial"/>
-        </w:rPr>
-        <w:t xml:space="preserve"> </w:t>
-      </w:r>
-      <w:proofErr w:type="spellStart"/>
-      <w:r>
-        <w:rPr>
-          <w:rFonts w:ascii="Arial" w:eastAsia="Arial" w:hAnsi="Arial" w:cs="Arial"/>
-        </w:rPr>
-        <w:t>kepada</w:t>
-      </w:r>
-      <w:proofErr w:type="spellEnd"/>
-      <w:r>
-        <w:rPr>
-          <w:rFonts w:ascii="Arial" w:eastAsia="Arial" w:hAnsi="Arial" w:cs="Arial"/>
-        </w:rPr>
-        <w:t xml:space="preserve"> </w:t>
-      </w:r>
-      <w:proofErr w:type="spellStart"/>
-      <w:r>
-        <w:rPr>
-          <w:rFonts w:ascii="Arial" w:eastAsia="Arial" w:hAnsi="Arial" w:cs="Arial"/>
-        </w:rPr>
-        <w:t>Pegawai</w:t>
-      </w:r>
-      <w:proofErr w:type="spellEnd"/>
-      <w:r>
-        <w:rPr>
-          <w:rFonts w:ascii="Arial" w:eastAsia="Arial" w:hAnsi="Arial" w:cs="Arial"/>
-        </w:rPr>
-        <w:t xml:space="preserve"> Negeri </w:t>
-      </w:r>
-      <w:proofErr w:type="spellStart"/>
-      <w:r>
-        <w:rPr>
-          <w:rFonts w:ascii="Arial" w:eastAsia="Arial" w:hAnsi="Arial" w:cs="Arial"/>
-        </w:rPr>
-        <w:t>Sipil</w:t>
-      </w:r>
-      <w:proofErr w:type="spellEnd"/>
-      <w:r>
-        <w:rPr>
-          <w:rFonts w:ascii="Arial" w:eastAsia="Arial" w:hAnsi="Arial" w:cs="Arial"/>
-        </w:rPr>
-        <w:t xml:space="preserve"> :</w:t>
+        <w:t>1.   Diberikan Cuti Tahunan kepada Pegawai Negeri Sipil :</w:t>
       </w:r>
     </w:p>
     <w:p>
@@ -794,21 +591,7 @@
         <w:rPr>
           <w:rFonts w:ascii="Arial" w:eastAsia="Arial" w:hAnsi="Arial" w:cs="Arial"/>
         </w:rPr>
-        <w:t>${</w:t>
-      </w:r>
-      <w:proofErr w:type="spellStart"/>
-      <w:r>
-        <w:rPr>
-          <w:rFonts w:ascii="Arial" w:eastAsia="Arial" w:hAnsi="Arial" w:cs="Arial"/>
-        </w:rPr>
-        <w:t>nama</w:t>
-      </w:r>
-      <w:proofErr w:type="spellEnd"/>
-      <w:r>
-        <w:rPr>
-          <w:rFonts w:ascii="Arial" w:eastAsia="Arial" w:hAnsi="Arial" w:cs="Arial"/>
-        </w:rPr>
-        <w:t>}</w:t>
+        <w:t>${nama}</w:t>
       </w:r>
     </w:p>
     <w:p>
@@ -861,30 +644,8 @@
         <w:rPr>
           <w:rFonts w:ascii="Arial" w:eastAsia="Arial" w:hAnsi="Arial" w:cs="Arial"/>
         </w:rPr>
-        <w:t xml:space="preserve">c.   </w:t>
-      </w:r>
-      <w:proofErr w:type="spellStart"/>
-      <w:r>
-        <w:rPr>
-          <w:rFonts w:ascii="Arial" w:eastAsia="Arial" w:hAnsi="Arial" w:cs="Arial"/>
-        </w:rPr>
-        <w:t>Pangkat</w:t>
-      </w:r>
-      <w:proofErr w:type="spellEnd"/>
-      <w:r>
-        <w:rPr>
-          <w:rFonts w:ascii="Arial" w:eastAsia="Arial" w:hAnsi="Arial" w:cs="Arial"/>
-        </w:rPr>
-        <w:t>/</w:t>
-      </w:r>
-      <w:proofErr w:type="spellStart"/>
-      <w:r>
-        <w:rPr>
-          <w:rFonts w:ascii="Arial" w:eastAsia="Arial" w:hAnsi="Arial" w:cs="Arial"/>
-        </w:rPr>
-        <w:t>Golongan</w:t>
-      </w:r>
-      <w:proofErr w:type="spellEnd"/>
+        <w:t>c.   Pangkat/Golongan</w:t>
+      </w:r>
       <w:r>
         <w:rPr>
           <w:rFonts w:ascii="Arial" w:eastAsia="Arial" w:hAnsi="Arial" w:cs="Arial"/>
@@ -896,21 +657,7 @@
         <w:rPr>
           <w:rFonts w:ascii="Arial" w:eastAsia="Arial" w:hAnsi="Arial" w:cs="Arial"/>
         </w:rPr>
-        <w:t>${</w:t>
-      </w:r>
-      <w:proofErr w:type="spellStart"/>
-      <w:r>
-        <w:rPr>
-          <w:rFonts w:ascii="Arial" w:eastAsia="Arial" w:hAnsi="Arial" w:cs="Arial"/>
-        </w:rPr>
-        <w:t>pangkat</w:t>
-      </w:r>
-      <w:proofErr w:type="spellEnd"/>
-      <w:r>
-        <w:rPr>
-          <w:rFonts w:ascii="Arial" w:eastAsia="Arial" w:hAnsi="Arial" w:cs="Arial"/>
-        </w:rPr>
-        <w:t>}</w:t>
+        <w:t>${pangkat}</w:t>
       </w:r>
     </w:p>
     <w:p>
@@ -930,21 +677,7 @@
         <w:rPr>
           <w:rFonts w:ascii="Arial" w:eastAsia="Arial" w:hAnsi="Arial" w:cs="Arial"/>
         </w:rPr>
-        <w:t xml:space="preserve">d.   </w:t>
-      </w:r>
-      <w:proofErr w:type="spellStart"/>
-      <w:r>
-        <w:rPr>
-          <w:rFonts w:ascii="Arial" w:eastAsia="Arial" w:hAnsi="Arial" w:cs="Arial"/>
-        </w:rPr>
-        <w:t>Jabatan</w:t>
-      </w:r>
-      <w:proofErr w:type="spellEnd"/>
-      <w:r>
-        <w:rPr>
-          <w:rFonts w:ascii="Arial" w:eastAsia="Arial" w:hAnsi="Arial" w:cs="Arial"/>
-        </w:rPr>
-        <w:t xml:space="preserve"> </w:t>
+        <w:t xml:space="preserve">d.   Jabatan </w:t>
       </w:r>
       <w:r>
         <w:rPr>
@@ -957,21 +690,7 @@
         <w:rPr>
           <w:rFonts w:ascii="Arial" w:eastAsia="Arial" w:hAnsi="Arial" w:cs="Arial"/>
         </w:rPr>
-        <w:t>${</w:t>
-      </w:r>
-      <w:proofErr w:type="spellStart"/>
-      <w:r>
-        <w:rPr>
-          <w:rFonts w:ascii="Arial" w:eastAsia="Arial" w:hAnsi="Arial" w:cs="Arial"/>
-        </w:rPr>
-        <w:t>jabatan</w:t>
-      </w:r>
-      <w:proofErr w:type="spellEnd"/>
-      <w:r>
-        <w:rPr>
-          <w:rFonts w:ascii="Arial" w:eastAsia="Arial" w:hAnsi="Arial" w:cs="Arial"/>
-        </w:rPr>
-        <w:t>}</w:t>
+        <w:t>${jabatan}</w:t>
       </w:r>
     </w:p>
     <w:p>
@@ -990,21 +709,7 @@
         <w:rPr>
           <w:rFonts w:ascii="Arial" w:eastAsia="Arial" w:hAnsi="Arial" w:cs="Arial"/>
         </w:rPr>
-        <w:t xml:space="preserve">           e.   </w:t>
-      </w:r>
-      <w:proofErr w:type="spellStart"/>
-      <w:r>
-        <w:rPr>
-          <w:rFonts w:ascii="Arial" w:eastAsia="Arial" w:hAnsi="Arial" w:cs="Arial"/>
-        </w:rPr>
-        <w:t>Satuan</w:t>
-      </w:r>
-      <w:proofErr w:type="spellEnd"/>
-      <w:r>
-        <w:rPr>
-          <w:rFonts w:ascii="Arial" w:eastAsia="Arial" w:hAnsi="Arial" w:cs="Arial"/>
-        </w:rPr>
-        <w:t xml:space="preserve"> Organisasi</w:t>
+        <w:t xml:space="preserve">           e.   Satuan Organisasi</w:t>
       </w:r>
       <w:r>
         <w:rPr>
@@ -1013,34 +718,14 @@
         <w:tab/>
         <w:t xml:space="preserve">: </w:t>
       </w:r>
-      <w:proofErr w:type="spellStart"/>
-      <w:r>
-        <w:rPr>
-          <w:rFonts w:ascii="Arial" w:eastAsia="Arial" w:hAnsi="Arial" w:cs="Arial"/>
-        </w:rPr>
-        <w:t>Prd</w:t>
-      </w:r>
-      <w:proofErr w:type="spellEnd"/>
-      <w:r>
-        <w:rPr>
-          <w:rFonts w:ascii="Arial" w:eastAsia="Arial" w:hAnsi="Arial" w:cs="Arial"/>
-        </w:rPr>
-        <w:t xml:space="preserve"> Kota </w:t>
-      </w:r>
-      <w:proofErr w:type="spellStart"/>
-      <w:r>
-        <w:rPr>
-          <w:rFonts w:ascii="Arial" w:eastAsia="Arial" w:hAnsi="Arial" w:cs="Arial"/>
-        </w:rPr>
-        <w:t>Madiun</w:t>
-      </w:r>
-      <w:proofErr w:type="spellEnd"/>
-      <w:r>
-        <w:rPr>
-          <w:rFonts w:ascii="Arial" w:eastAsia="Arial" w:hAnsi="Arial" w:cs="Arial"/>
-        </w:rPr>
-        <w:t xml:space="preserve"> </w:t>
-      </w:r>
+      <w:r>
+        <w:rPr>
+          <w:rFonts w:ascii="Arial" w:hAnsi="Arial" w:cs="Arial"/>
+        </w:rPr>
+        <w:t xml:space="preserve">${satuan_organisasi} </w:t>
+      </w:r>
+      <w:bookmarkStart w:id="2" w:name="_GoBack"/>
+      <w:bookmarkEnd w:id="2"/>
     </w:p>
     <w:p>
       <w:pPr>
@@ -1052,84 +737,26 @@
         <w:ind w:right="554"/>
         <w:jc w:val="both"/>
         <w:rPr>
-          <w:rFonts w:ascii="Arial" w:eastAsia="Arial" w:hAnsi="Arial" w:cs="Arial"/>
-        </w:rPr>
-      </w:pPr>
-      <w:r>
-        <w:rPr>
-          <w:rFonts w:ascii="Arial" w:eastAsia="Arial" w:hAnsi="Arial" w:cs="Arial"/>
-        </w:rPr>
-        <w:t xml:space="preserve">          Selama 1 (Satu) </w:t>
-      </w:r>
-      <w:proofErr w:type="spellStart"/>
-      <w:r>
-        <w:rPr>
-          <w:rFonts w:ascii="Arial" w:eastAsia="Arial" w:hAnsi="Arial" w:cs="Arial"/>
-        </w:rPr>
-        <w:t>hari</w:t>
-      </w:r>
-      <w:proofErr w:type="spellEnd"/>
-      <w:r>
-        <w:rPr>
-          <w:rFonts w:ascii="Arial" w:eastAsia="Arial" w:hAnsi="Arial" w:cs="Arial"/>
-        </w:rPr>
-        <w:t xml:space="preserve"> </w:t>
-      </w:r>
-      <w:proofErr w:type="spellStart"/>
-      <w:r>
-        <w:rPr>
-          <w:rFonts w:ascii="Arial" w:eastAsia="Arial" w:hAnsi="Arial" w:cs="Arial"/>
-        </w:rPr>
-        <w:t>kerja</w:t>
-      </w:r>
-      <w:proofErr w:type="spellEnd"/>
-      <w:r>
-        <w:rPr>
-          <w:rFonts w:ascii="Arial" w:eastAsia="Arial" w:hAnsi="Arial" w:cs="Arial"/>
-        </w:rPr>
-        <w:t xml:space="preserve"> </w:t>
-      </w:r>
-      <w:proofErr w:type="spellStart"/>
-      <w:r>
-        <w:rPr>
-          <w:rFonts w:ascii="Arial" w:eastAsia="Arial" w:hAnsi="Arial" w:cs="Arial"/>
-        </w:rPr>
-        <w:t>terhitung</w:t>
-      </w:r>
-      <w:proofErr w:type="spellEnd"/>
-      <w:r>
-        <w:rPr>
-          <w:rFonts w:ascii="Arial" w:eastAsia="Arial" w:hAnsi="Arial" w:cs="Arial"/>
-        </w:rPr>
-        <w:t xml:space="preserve"> </w:t>
-      </w:r>
-      <w:proofErr w:type="spellStart"/>
-      <w:r>
-        <w:rPr>
-          <w:rFonts w:ascii="Arial" w:eastAsia="Arial" w:hAnsi="Arial" w:cs="Arial"/>
-        </w:rPr>
-        <w:t>tanggal</w:t>
-      </w:r>
-      <w:proofErr w:type="spellEnd"/>
-      <w:r>
-        <w:rPr>
-          <w:rFonts w:ascii="Arial" w:eastAsia="Arial" w:hAnsi="Arial" w:cs="Arial"/>
-        </w:rPr>
-        <w:t xml:space="preserve"> 8 </w:t>
-      </w:r>
-      <w:proofErr w:type="spellStart"/>
-      <w:r>
-        <w:rPr>
-          <w:rFonts w:ascii="Arial" w:eastAsia="Arial" w:hAnsi="Arial" w:cs="Arial"/>
-        </w:rPr>
-        <w:t>Juli</w:t>
-      </w:r>
-      <w:proofErr w:type="spellEnd"/>
-      <w:r>
-        <w:rPr>
-          <w:rFonts w:ascii="Arial" w:eastAsia="Arial" w:hAnsi="Arial" w:cs="Arial"/>
-        </w:rPr>
-        <w:t xml:space="preserve"> 2024.</w:t>
+          <w:rFonts w:ascii="Arial" w:hAnsi="Arial" w:cs="Arial"/>
+        </w:rPr>
+      </w:pPr>
+      <w:r>
+        <w:rPr>
+          <w:rFonts w:ascii="Arial" w:eastAsia="Arial" w:hAnsi="Arial" w:cs="Arial"/>
+        </w:rPr>
+        <w:t xml:space="preserve">          Selama 1 (Satu) hari kerja terhitung tanggal </w:t>
+      </w:r>
+      <w:r>
+        <w:rPr>
+          <w:rFonts w:ascii="Arial" w:hAnsi="Arial" w:cs="Arial"/>
+        </w:rPr>
+        <w:t>${tanggal_mulai_cuti}</w:t>
+      </w:r>
+      <w:r>
+        <w:rPr>
+          <w:rFonts w:ascii="Arial" w:hAnsi="Arial" w:cs="Arial"/>
+        </w:rPr>
+        <w:t>.</w:t>
       </w:r>
     </w:p>
     <w:p>
@@ -1150,63 +777,7 @@
         <w:rPr>
           <w:rFonts w:ascii="Arial" w:eastAsia="Arial" w:hAnsi="Arial" w:cs="Arial"/>
         </w:rPr>
-        <w:t xml:space="preserve">          </w:t>
-      </w:r>
-      <w:proofErr w:type="spellStart"/>
-      <w:r>
-        <w:rPr>
-          <w:rFonts w:ascii="Arial" w:eastAsia="Arial" w:hAnsi="Arial" w:cs="Arial"/>
-        </w:rPr>
-        <w:t>Dengan</w:t>
-      </w:r>
-      <w:proofErr w:type="spellEnd"/>
-      <w:r>
-        <w:rPr>
-          <w:rFonts w:ascii="Arial" w:eastAsia="Arial" w:hAnsi="Arial" w:cs="Arial"/>
-        </w:rPr>
-        <w:t xml:space="preserve"> </w:t>
-      </w:r>
-      <w:proofErr w:type="spellStart"/>
-      <w:r>
-        <w:rPr>
-          <w:rFonts w:ascii="Arial" w:eastAsia="Arial" w:hAnsi="Arial" w:cs="Arial"/>
-        </w:rPr>
-        <w:t>ketentuan</w:t>
-      </w:r>
-      <w:proofErr w:type="spellEnd"/>
-      <w:r>
-        <w:rPr>
-          <w:rFonts w:ascii="Arial" w:eastAsia="Arial" w:hAnsi="Arial" w:cs="Arial"/>
-        </w:rPr>
-        <w:t xml:space="preserve"> </w:t>
-      </w:r>
-      <w:proofErr w:type="spellStart"/>
-      <w:r>
-        <w:rPr>
-          <w:rFonts w:ascii="Arial" w:eastAsia="Arial" w:hAnsi="Arial" w:cs="Arial"/>
-        </w:rPr>
-        <w:t>sebagai</w:t>
-      </w:r>
-      <w:proofErr w:type="spellEnd"/>
-      <w:r>
-        <w:rPr>
-          <w:rFonts w:ascii="Arial" w:eastAsia="Arial" w:hAnsi="Arial" w:cs="Arial"/>
-        </w:rPr>
-        <w:t xml:space="preserve"> </w:t>
-      </w:r>
-      <w:proofErr w:type="spellStart"/>
-      <w:r>
-        <w:rPr>
-          <w:rFonts w:ascii="Arial" w:eastAsia="Arial" w:hAnsi="Arial" w:cs="Arial"/>
-        </w:rPr>
-        <w:t>berikut</w:t>
-      </w:r>
-      <w:proofErr w:type="spellEnd"/>
-      <w:r>
-        <w:rPr>
-          <w:rFonts w:ascii="Arial" w:eastAsia="Arial" w:hAnsi="Arial" w:cs="Arial"/>
-        </w:rPr>
-        <w:t xml:space="preserve"> :</w:t>
+        <w:t xml:space="preserve">          Dengan ketentuan sebagai berikut :</w:t>
       </w:r>
     </w:p>
     <w:p>
@@ -1226,119 +797,7 @@
         <w:rPr>
           <w:rFonts w:ascii="Arial" w:eastAsia="Arial" w:hAnsi="Arial" w:cs="Arial"/>
         </w:rPr>
-        <w:t xml:space="preserve">          a.  </w:t>
-      </w:r>
-      <w:proofErr w:type="spellStart"/>
-      <w:r>
-        <w:rPr>
-          <w:rFonts w:ascii="Arial" w:eastAsia="Arial" w:hAnsi="Arial" w:cs="Arial"/>
-        </w:rPr>
-        <w:t>Sebelum</w:t>
-      </w:r>
-      <w:proofErr w:type="spellEnd"/>
-      <w:r>
-        <w:rPr>
-          <w:rFonts w:ascii="Arial" w:eastAsia="Arial" w:hAnsi="Arial" w:cs="Arial"/>
-        </w:rPr>
-        <w:t xml:space="preserve"> </w:t>
-      </w:r>
-      <w:proofErr w:type="spellStart"/>
-      <w:r>
-        <w:rPr>
-          <w:rFonts w:ascii="Arial" w:eastAsia="Arial" w:hAnsi="Arial" w:cs="Arial"/>
-        </w:rPr>
-        <w:t>menjalankan</w:t>
-      </w:r>
-      <w:proofErr w:type="spellEnd"/>
-      <w:r>
-        <w:rPr>
-          <w:rFonts w:ascii="Arial" w:eastAsia="Arial" w:hAnsi="Arial" w:cs="Arial"/>
-        </w:rPr>
-        <w:t xml:space="preserve"> </w:t>
-      </w:r>
-      <w:proofErr w:type="spellStart"/>
-      <w:r>
-        <w:rPr>
-          <w:rFonts w:ascii="Arial" w:eastAsia="Arial" w:hAnsi="Arial" w:cs="Arial"/>
-        </w:rPr>
-        <w:t>cuti</w:t>
-      </w:r>
-      <w:proofErr w:type="spellEnd"/>
-      <w:r>
-        <w:rPr>
-          <w:rFonts w:ascii="Arial" w:eastAsia="Arial" w:hAnsi="Arial" w:cs="Arial"/>
-        </w:rPr>
-        <w:t xml:space="preserve"> </w:t>
-      </w:r>
-      <w:proofErr w:type="spellStart"/>
-      <w:r>
-        <w:rPr>
-          <w:rFonts w:ascii="Arial" w:eastAsia="Arial" w:hAnsi="Arial" w:cs="Arial"/>
-        </w:rPr>
-        <w:t>wajib</w:t>
-      </w:r>
-      <w:proofErr w:type="spellEnd"/>
-      <w:r>
-        <w:rPr>
-          <w:rFonts w:ascii="Arial" w:eastAsia="Arial" w:hAnsi="Arial" w:cs="Arial"/>
-        </w:rPr>
-        <w:t xml:space="preserve"> </w:t>
-      </w:r>
-      <w:proofErr w:type="spellStart"/>
-      <w:r>
-        <w:rPr>
-          <w:rFonts w:ascii="Arial" w:eastAsia="Arial" w:hAnsi="Arial" w:cs="Arial"/>
-        </w:rPr>
-        <w:t>lapor</w:t>
-      </w:r>
-      <w:proofErr w:type="spellEnd"/>
-      <w:r>
-        <w:rPr>
-          <w:rFonts w:ascii="Arial" w:eastAsia="Arial" w:hAnsi="Arial" w:cs="Arial"/>
-        </w:rPr>
-        <w:t xml:space="preserve"> </w:t>
-      </w:r>
-      <w:proofErr w:type="spellStart"/>
-      <w:r>
-        <w:rPr>
-          <w:rFonts w:ascii="Arial" w:eastAsia="Arial" w:hAnsi="Arial" w:cs="Arial"/>
-        </w:rPr>
-        <w:t>kepada</w:t>
-      </w:r>
-      <w:proofErr w:type="spellEnd"/>
-      <w:r>
-        <w:rPr>
-          <w:rFonts w:ascii="Arial" w:eastAsia="Arial" w:hAnsi="Arial" w:cs="Arial"/>
-        </w:rPr>
-        <w:t xml:space="preserve"> </w:t>
-      </w:r>
-      <w:proofErr w:type="spellStart"/>
-      <w:r>
-        <w:rPr>
-          <w:rFonts w:ascii="Arial" w:eastAsia="Arial" w:hAnsi="Arial" w:cs="Arial"/>
-        </w:rPr>
-        <w:t>atasan</w:t>
-      </w:r>
-      <w:proofErr w:type="spellEnd"/>
-      <w:r>
-        <w:rPr>
-          <w:rFonts w:ascii="Arial" w:eastAsia="Arial" w:hAnsi="Arial" w:cs="Arial"/>
-        </w:rPr>
-        <w:t xml:space="preserve"> </w:t>
-      </w:r>
-      <w:proofErr w:type="spellStart"/>
-      <w:r>
-        <w:rPr>
-          <w:rFonts w:ascii="Arial" w:eastAsia="Arial" w:hAnsi="Arial" w:cs="Arial"/>
-        </w:rPr>
-        <w:t>langsungnya</w:t>
-      </w:r>
-      <w:proofErr w:type="spellEnd"/>
-      <w:r>
-        <w:rPr>
-          <w:rFonts w:ascii="Arial" w:eastAsia="Arial" w:hAnsi="Arial" w:cs="Arial"/>
-        </w:rPr>
-        <w:t>.</w:t>
+        <w:t xml:space="preserve">          a.  Sebelum menjalankan cuti wajib lapor kepada atasan langsungnya.</w:t>
       </w:r>
     </w:p>
     <w:p>
@@ -1359,147 +818,7 @@
         <w:rPr>
           <w:rFonts w:ascii="Arial" w:eastAsia="Arial" w:hAnsi="Arial" w:cs="Arial"/>
         </w:rPr>
-        <w:t xml:space="preserve">          b. Setelah </w:t>
-      </w:r>
-      <w:proofErr w:type="spellStart"/>
-      <w:r>
-        <w:rPr>
-          <w:rFonts w:ascii="Arial" w:eastAsia="Arial" w:hAnsi="Arial" w:cs="Arial"/>
-        </w:rPr>
-        <w:t>menjalankan</w:t>
-      </w:r>
-      <w:proofErr w:type="spellEnd"/>
-      <w:r>
-        <w:rPr>
-          <w:rFonts w:ascii="Arial" w:eastAsia="Arial" w:hAnsi="Arial" w:cs="Arial"/>
-        </w:rPr>
-        <w:t xml:space="preserve"> </w:t>
-      </w:r>
-      <w:proofErr w:type="spellStart"/>
-      <w:r>
-        <w:rPr>
-          <w:rFonts w:ascii="Arial" w:eastAsia="Arial" w:hAnsi="Arial" w:cs="Arial"/>
-        </w:rPr>
-        <w:t>cuti</w:t>
-      </w:r>
-      <w:proofErr w:type="spellEnd"/>
-      <w:r>
-        <w:rPr>
-          <w:rFonts w:ascii="Arial" w:eastAsia="Arial" w:hAnsi="Arial" w:cs="Arial"/>
-        </w:rPr>
-        <w:t xml:space="preserve"> </w:t>
-      </w:r>
-      <w:proofErr w:type="spellStart"/>
-      <w:r>
-        <w:rPr>
-          <w:rFonts w:ascii="Arial" w:eastAsia="Arial" w:hAnsi="Arial" w:cs="Arial"/>
-        </w:rPr>
-        <w:t>wajib</w:t>
-      </w:r>
-      <w:proofErr w:type="spellEnd"/>
-      <w:r>
-        <w:rPr>
-          <w:rFonts w:ascii="Arial" w:eastAsia="Arial" w:hAnsi="Arial" w:cs="Arial"/>
-        </w:rPr>
-        <w:t xml:space="preserve"> </w:t>
-      </w:r>
-      <w:proofErr w:type="spellStart"/>
-      <w:r>
-        <w:rPr>
-          <w:rFonts w:ascii="Arial" w:eastAsia="Arial" w:hAnsi="Arial" w:cs="Arial"/>
-        </w:rPr>
-        <w:t>melapor</w:t>
-      </w:r>
-      <w:proofErr w:type="spellEnd"/>
-      <w:r>
-        <w:rPr>
-          <w:rFonts w:ascii="Arial" w:eastAsia="Arial" w:hAnsi="Arial" w:cs="Arial"/>
-        </w:rPr>
-        <w:t xml:space="preserve"> </w:t>
-      </w:r>
-      <w:proofErr w:type="spellStart"/>
-      <w:r>
-        <w:rPr>
-          <w:rFonts w:ascii="Arial" w:eastAsia="Arial" w:hAnsi="Arial" w:cs="Arial"/>
-        </w:rPr>
-        <w:t>kepada</w:t>
-      </w:r>
-      <w:proofErr w:type="spellEnd"/>
-      <w:r>
-        <w:rPr>
-          <w:rFonts w:ascii="Arial" w:eastAsia="Arial" w:hAnsi="Arial" w:cs="Arial"/>
-        </w:rPr>
-        <w:t xml:space="preserve"> </w:t>
-      </w:r>
-      <w:proofErr w:type="spellStart"/>
-      <w:r>
-        <w:rPr>
-          <w:rFonts w:ascii="Arial" w:eastAsia="Arial" w:hAnsi="Arial" w:cs="Arial"/>
-        </w:rPr>
-        <w:t>atasan</w:t>
-      </w:r>
-      <w:proofErr w:type="spellEnd"/>
-      <w:r>
-        <w:rPr>
-          <w:rFonts w:ascii="Arial" w:eastAsia="Arial" w:hAnsi="Arial" w:cs="Arial"/>
-        </w:rPr>
-        <w:t xml:space="preserve"> </w:t>
-      </w:r>
-      <w:proofErr w:type="spellStart"/>
-      <w:r>
-        <w:rPr>
-          <w:rFonts w:ascii="Arial" w:eastAsia="Arial" w:hAnsi="Arial" w:cs="Arial"/>
-        </w:rPr>
-        <w:t>langsungnya</w:t>
-      </w:r>
-      <w:proofErr w:type="spellEnd"/>
-      <w:r>
-        <w:rPr>
-          <w:rFonts w:ascii="Arial" w:eastAsia="Arial" w:hAnsi="Arial" w:cs="Arial"/>
-        </w:rPr>
-        <w:t xml:space="preserve"> dan </w:t>
-      </w:r>
-      <w:proofErr w:type="spellStart"/>
-      <w:r>
-        <w:rPr>
-          <w:rFonts w:ascii="Arial" w:eastAsia="Arial" w:hAnsi="Arial" w:cs="Arial"/>
-        </w:rPr>
-        <w:t>bekerja</w:t>
-      </w:r>
-      <w:proofErr w:type="spellEnd"/>
-      <w:r>
-        <w:rPr>
-          <w:rFonts w:ascii="Arial" w:eastAsia="Arial" w:hAnsi="Arial" w:cs="Arial"/>
-        </w:rPr>
-        <w:t xml:space="preserve"> Kembali </w:t>
-      </w:r>
-      <w:proofErr w:type="spellStart"/>
-      <w:r>
-        <w:rPr>
-          <w:rFonts w:ascii="Arial" w:eastAsia="Arial" w:hAnsi="Arial" w:cs="Arial"/>
-        </w:rPr>
-        <w:t>sebagaimana</w:t>
-      </w:r>
-      <w:proofErr w:type="spellEnd"/>
-      <w:r>
-        <w:rPr>
-          <w:rFonts w:ascii="Arial" w:eastAsia="Arial" w:hAnsi="Arial" w:cs="Arial"/>
-        </w:rPr>
-        <w:t xml:space="preserve"> </w:t>
-      </w:r>
-      <w:proofErr w:type="spellStart"/>
-      <w:r>
-        <w:rPr>
-          <w:rFonts w:ascii="Arial" w:eastAsia="Arial" w:hAnsi="Arial" w:cs="Arial"/>
-        </w:rPr>
-        <w:t>mestinya</w:t>
-      </w:r>
-      <w:proofErr w:type="spellEnd"/>
-      <w:r>
-        <w:rPr>
-          <w:rFonts w:ascii="Arial" w:eastAsia="Arial" w:hAnsi="Arial" w:cs="Arial"/>
-        </w:rPr>
-        <w:t>.</w:t>
+        <w:t xml:space="preserve">          b. Setelah menjalankan cuti wajib melapor kepada atasan langsungnya dan bekerja Kembali sebagaimana mestinya.</w:t>
       </w:r>
     </w:p>
     <w:p>
@@ -1519,175 +838,7 @@
         <w:rPr>
           <w:rFonts w:ascii="Arial" w:eastAsia="Arial" w:hAnsi="Arial" w:cs="Arial"/>
         </w:rPr>
-        <w:t xml:space="preserve"> 2.    </w:t>
-      </w:r>
-      <w:proofErr w:type="spellStart"/>
-      <w:r>
-        <w:rPr>
-          <w:rFonts w:ascii="Arial" w:eastAsia="Arial" w:hAnsi="Arial" w:cs="Arial"/>
-        </w:rPr>
-        <w:t>Demikian</w:t>
-      </w:r>
-      <w:proofErr w:type="spellEnd"/>
-      <w:r>
-        <w:rPr>
-          <w:rFonts w:ascii="Arial" w:eastAsia="Arial" w:hAnsi="Arial" w:cs="Arial"/>
-        </w:rPr>
-        <w:t xml:space="preserve"> </w:t>
-      </w:r>
-      <w:proofErr w:type="spellStart"/>
-      <w:r>
-        <w:rPr>
-          <w:rFonts w:ascii="Arial" w:eastAsia="Arial" w:hAnsi="Arial" w:cs="Arial"/>
-        </w:rPr>
-        <w:t>surat</w:t>
-      </w:r>
-      <w:proofErr w:type="spellEnd"/>
-      <w:r>
-        <w:rPr>
-          <w:rFonts w:ascii="Arial" w:eastAsia="Arial" w:hAnsi="Arial" w:cs="Arial"/>
-        </w:rPr>
-        <w:t xml:space="preserve"> </w:t>
-      </w:r>
-      <w:proofErr w:type="spellStart"/>
-      <w:r>
-        <w:rPr>
-          <w:rFonts w:ascii="Arial" w:eastAsia="Arial" w:hAnsi="Arial" w:cs="Arial"/>
-        </w:rPr>
-        <w:t>ijin</w:t>
-      </w:r>
-      <w:proofErr w:type="spellEnd"/>
-      <w:r>
-        <w:rPr>
-          <w:rFonts w:ascii="Arial" w:eastAsia="Arial" w:hAnsi="Arial" w:cs="Arial"/>
-        </w:rPr>
-        <w:t xml:space="preserve"> </w:t>
-      </w:r>
-      <w:proofErr w:type="spellStart"/>
-      <w:r>
-        <w:rPr>
-          <w:rFonts w:ascii="Arial" w:eastAsia="Arial" w:hAnsi="Arial" w:cs="Arial"/>
-        </w:rPr>
-        <w:t>cuti</w:t>
-      </w:r>
-      <w:proofErr w:type="spellEnd"/>
-      <w:r>
-        <w:rPr>
-          <w:rFonts w:ascii="Arial" w:eastAsia="Arial" w:hAnsi="Arial" w:cs="Arial"/>
-        </w:rPr>
-        <w:t xml:space="preserve"> </w:t>
-      </w:r>
-      <w:proofErr w:type="spellStart"/>
-      <w:r>
-        <w:rPr>
-          <w:rFonts w:ascii="Arial" w:eastAsia="Arial" w:hAnsi="Arial" w:cs="Arial"/>
-        </w:rPr>
-        <w:t>tahunan</w:t>
-      </w:r>
-      <w:proofErr w:type="spellEnd"/>
-      <w:r>
-        <w:rPr>
-          <w:rFonts w:ascii="Arial" w:eastAsia="Arial" w:hAnsi="Arial" w:cs="Arial"/>
-        </w:rPr>
-        <w:t xml:space="preserve"> </w:t>
-      </w:r>
-      <w:proofErr w:type="spellStart"/>
-      <w:r>
-        <w:rPr>
-          <w:rFonts w:ascii="Arial" w:eastAsia="Arial" w:hAnsi="Arial" w:cs="Arial"/>
-        </w:rPr>
-        <w:t>ini</w:t>
-      </w:r>
-      <w:proofErr w:type="spellEnd"/>
-      <w:r>
-        <w:rPr>
-          <w:rFonts w:ascii="Arial" w:eastAsia="Arial" w:hAnsi="Arial" w:cs="Arial"/>
-        </w:rPr>
-        <w:t xml:space="preserve"> </w:t>
-      </w:r>
-      <w:proofErr w:type="spellStart"/>
-      <w:r>
-        <w:rPr>
-          <w:rFonts w:ascii="Arial" w:eastAsia="Arial" w:hAnsi="Arial" w:cs="Arial"/>
-        </w:rPr>
-        <w:t>dibuat</w:t>
-      </w:r>
-      <w:proofErr w:type="spellEnd"/>
-      <w:r>
-        <w:rPr>
-          <w:rFonts w:ascii="Arial" w:eastAsia="Arial" w:hAnsi="Arial" w:cs="Arial"/>
-        </w:rPr>
-        <w:t xml:space="preserve"> </w:t>
-      </w:r>
-      <w:proofErr w:type="spellStart"/>
-      <w:r>
-        <w:rPr>
-          <w:rFonts w:ascii="Arial" w:eastAsia="Arial" w:hAnsi="Arial" w:cs="Arial"/>
-        </w:rPr>
-        <w:t>untuk</w:t>
-      </w:r>
-      <w:proofErr w:type="spellEnd"/>
-      <w:r>
-        <w:rPr>
-          <w:rFonts w:ascii="Arial" w:eastAsia="Arial" w:hAnsi="Arial" w:cs="Arial"/>
-        </w:rPr>
-        <w:t xml:space="preserve"> </w:t>
-      </w:r>
-      <w:proofErr w:type="spellStart"/>
-      <w:r>
-        <w:rPr>
-          <w:rFonts w:ascii="Arial" w:eastAsia="Arial" w:hAnsi="Arial" w:cs="Arial"/>
-        </w:rPr>
-        <w:t>dapat</w:t>
-      </w:r>
-      <w:proofErr w:type="spellEnd"/>
-      <w:r>
-        <w:rPr>
-          <w:rFonts w:ascii="Arial" w:eastAsia="Arial" w:hAnsi="Arial" w:cs="Arial"/>
-        </w:rPr>
-        <w:t xml:space="preserve"> </w:t>
-      </w:r>
-      <w:proofErr w:type="spellStart"/>
-      <w:r>
-        <w:rPr>
-          <w:rFonts w:ascii="Arial" w:eastAsia="Arial" w:hAnsi="Arial" w:cs="Arial"/>
-        </w:rPr>
-        <w:t>dipergunakan</w:t>
-      </w:r>
-      <w:proofErr w:type="spellEnd"/>
-      <w:r>
-        <w:rPr>
-          <w:rFonts w:ascii="Arial" w:eastAsia="Arial" w:hAnsi="Arial" w:cs="Arial"/>
-        </w:rPr>
-        <w:t xml:space="preserve"> </w:t>
-      </w:r>
-      <w:proofErr w:type="spellStart"/>
-      <w:r>
-        <w:rPr>
-          <w:rFonts w:ascii="Arial" w:eastAsia="Arial" w:hAnsi="Arial" w:cs="Arial"/>
-        </w:rPr>
-        <w:t>sebagaimana</w:t>
-      </w:r>
-      <w:proofErr w:type="spellEnd"/>
-      <w:r>
-        <w:rPr>
-          <w:rFonts w:ascii="Arial" w:eastAsia="Arial" w:hAnsi="Arial" w:cs="Arial"/>
-        </w:rPr>
-        <w:t xml:space="preserve"> </w:t>
-      </w:r>
-      <w:proofErr w:type="spellStart"/>
-      <w:r>
-        <w:rPr>
-          <w:rFonts w:ascii="Arial" w:eastAsia="Arial" w:hAnsi="Arial" w:cs="Arial"/>
-        </w:rPr>
-        <w:t>mestinya</w:t>
-      </w:r>
-      <w:proofErr w:type="spellEnd"/>
-      <w:r>
-        <w:rPr>
-          <w:rFonts w:ascii="Arial" w:eastAsia="Arial" w:hAnsi="Arial" w:cs="Arial"/>
-        </w:rPr>
-        <w:t>.</w:t>
+        <w:t xml:space="preserve"> 2.    Demikian surat ijin cuti tahunan ini dibuat untuk dapat dipergunakan sebagaimana mestinya.</w:t>
       </w:r>
     </w:p>
     <w:p>
@@ -1727,7 +878,7 @@
         </w:tabs>
         <w:jc w:val="both"/>
         <w:rPr>
-          <w:rFonts w:ascii="Arial" w:eastAsia="Arial" w:hAnsi="Arial" w:cs="Arial"/>
+          <w:rFonts w:ascii="Arial" w:hAnsi="Arial" w:cs="Arial"/>
         </w:rPr>
       </w:pPr>
       <w:r>
@@ -1741,39 +892,28 @@
           <w:rFonts w:ascii="Arial" w:eastAsia="Arial" w:hAnsi="Arial" w:cs="Arial"/>
         </w:rPr>
         <w:tab/>
-        <w:t xml:space="preserve">          </w:t>
-      </w:r>
-      <w:proofErr w:type="spellStart"/>
-      <w:r>
-        <w:rPr>
-          <w:rFonts w:ascii="Arial" w:eastAsia="Arial" w:hAnsi="Arial" w:cs="Arial"/>
-        </w:rPr>
-        <w:t>Madiun</w:t>
-      </w:r>
-      <w:proofErr w:type="spellEnd"/>
-      <w:r>
-        <w:rPr>
-          <w:rFonts w:ascii="Arial" w:eastAsia="Arial" w:hAnsi="Arial" w:cs="Arial"/>
-        </w:rPr>
-        <w:t xml:space="preserve">,      </w:t>
-      </w:r>
-      <w:proofErr w:type="spellStart"/>
-      <w:r>
-        <w:rPr>
-          <w:rFonts w:ascii="Arial" w:eastAsia="Arial" w:hAnsi="Arial" w:cs="Arial"/>
-        </w:rPr>
-        <w:t>Juli</w:t>
-      </w:r>
-      <w:proofErr w:type="spellEnd"/>
-      <w:r>
-        <w:rPr>
-          <w:rFonts w:ascii="Arial" w:eastAsia="Arial" w:hAnsi="Arial" w:cs="Arial"/>
-        </w:rPr>
-        <w:t xml:space="preserve"> 2024</w:t>
-      </w:r>
-      <w:r>
-        <w:rPr>
-          <w:rFonts w:ascii="Arial" w:eastAsia="Arial" w:hAnsi="Arial" w:cs="Arial"/>
+        <w:t xml:space="preserve">          Madiun,      </w:t>
+      </w:r>
+      <w:r>
+        <w:rPr>
+          <w:rFonts w:ascii="Arial" w:hAnsi="Arial" w:cs="Arial"/>
+        </w:rPr>
+        <w:t>${date}</w:t>
+      </w:r>
+    </w:p>
+    <w:p>
+      <w:pPr>
+        <w:tabs>
+          <w:tab w:val="center" w:pos="7088"/>
+        </w:tabs>
+        <w:jc w:val="both"/>
+        <w:rPr>
+          <w:rFonts w:ascii="Arial" w:eastAsia="Arial" w:hAnsi="Arial" w:cs="Arial"/>
+        </w:rPr>
+      </w:pPr>
+      <w:r>
+        <w:rPr>
+          <w:rFonts w:ascii="Arial" w:hAnsi="Arial" w:cs="Arial"/>
         </w:rPr>
         <w:tab/>
       </w:r>
@@ -1792,8 +932,9 @@
         <w:ind w:left="357" w:hanging="357"/>
         <w:jc w:val="both"/>
         <w:rPr>
-          <w:rFonts w:ascii="Arial" w:eastAsia="Arial" w:hAnsi="Arial" w:cs="Arial"/>
+          <w:rFonts w:ascii="Arial" w:hAnsi="Arial" w:cs="Arial"/>
           <w:b/>
+          <w:bCs/>
         </w:rPr>
       </w:pPr>
       <w:r>
@@ -1818,50 +959,41 @@
       </w:r>
       <w:r>
         <w:rPr>
-          <w:rFonts w:ascii="Arial" w:eastAsia="Arial" w:hAnsi="Arial" w:cs="Arial"/>
+          <w:rFonts w:ascii="Arial" w:hAnsi="Arial" w:cs="Arial"/>
           <w:b/>
-        </w:rPr>
-        <w:tab/>
-      </w:r>
-      <w:r>
-        <w:rPr>
-          <w:rFonts w:ascii="Arial" w:eastAsia="Arial" w:hAnsi="Arial" w:cs="Arial"/>
+          <w:bCs/>
+        </w:rPr>
+        <w:t>Kepala</w:t>
+      </w:r>
+      <w:r>
+        <w:rPr>
+          <w:rFonts w:ascii="Arial" w:hAnsi="Arial" w:cs="Arial"/>
           <w:b/>
-        </w:rPr>
-        <w:t xml:space="preserve"> </w:t>
-      </w:r>
-      <w:proofErr w:type="spellStart"/>
-      <w:r>
-        <w:rPr>
-          <w:rFonts w:ascii="Arial" w:eastAsia="Arial" w:hAnsi="Arial" w:cs="Arial"/>
+          <w:bCs/>
+        </w:rPr>
+        <w:t xml:space="preserve"> ${nama_instansi}</w:t>
+      </w:r>
+      <w:r>
+        <w:rPr>
+          <w:rFonts w:ascii="Arial" w:hAnsi="Arial" w:cs="Arial"/>
           <w:b/>
-        </w:rPr>
-        <w:t>Kepala</w:t>
-      </w:r>
-      <w:proofErr w:type="spellEnd"/>
-      <w:r>
+          <w:bCs/>
+        </w:rPr>
+        <w:t>,</w:t>
+      </w:r>
+    </w:p>
+    <w:p>
+      <w:pPr>
+        <w:tabs>
+          <w:tab w:val="center" w:pos="7088"/>
+        </w:tabs>
+        <w:ind w:left="357" w:hanging="357"/>
+        <w:jc w:val="both"/>
         <w:rPr>
           <w:rFonts w:ascii="Arial" w:eastAsia="Arial" w:hAnsi="Arial" w:cs="Arial"/>
           <w:b/>
         </w:rPr>
-        <w:t xml:space="preserve"> </w:t>
-      </w:r>
-      <w:proofErr w:type="spellStart"/>
-      <w:r>
-        <w:rPr>
-          <w:rFonts w:ascii="Arial" w:eastAsia="Arial" w:hAnsi="Arial" w:cs="Arial"/>
-          <w:b/>
-        </w:rPr>
-        <w:t>Prd</w:t>
-      </w:r>
-      <w:proofErr w:type="spellEnd"/>
-      <w:r>
-        <w:rPr>
-          <w:rFonts w:ascii="Arial" w:eastAsia="Arial" w:hAnsi="Arial" w:cs="Arial"/>
-          <w:b/>
-        </w:rPr>
-        <w:t>,</w:t>
-      </w:r>
+      </w:pPr>
     </w:p>
     <w:p>
       <w:pPr>
@@ -1926,7 +1058,7 @@
         <w:tabs>
           <w:tab w:val="center" w:pos="7020"/>
         </w:tabs>
-        <w:ind w:left="357" w:hanging="357"/>
+        <w:ind w:left="6663" w:hanging="357"/>
         <w:rPr>
           <w:rFonts w:ascii="Arial" w:eastAsia="Arial" w:hAnsi="Arial" w:cs="Arial"/>
           <w:b/>
@@ -1966,56 +1098,17 @@
         <w:rPr>
           <w:rFonts w:ascii="Arial" w:eastAsia="Arial" w:hAnsi="Arial" w:cs="Arial"/>
           <w:b/>
-          <w:u w:val="single"/>
-        </w:rPr>
-        <w:t xml:space="preserve">Ansar </w:t>
-      </w:r>
-      <w:proofErr w:type="spellStart"/>
-      <w:r>
-        <w:rPr>
-          <w:rFonts w:ascii="Arial" w:eastAsia="Arial" w:hAnsi="Arial" w:cs="Arial"/>
+        </w:rPr>
+        <w:t xml:space="preserve">    </w:t>
+      </w:r>
+      <w:r>
+        <w:rPr>
+          <w:rFonts w:ascii="Arial" w:hAnsi="Arial" w:cs="Arial"/>
           <w:b/>
           <w:u w:val="single"/>
         </w:rPr>
-        <w:t>Rasidi</w:t>
-      </w:r>
-      <w:proofErr w:type="spellEnd"/>
-      <w:r>
-        <w:rPr>
-          <w:rFonts w:ascii="Arial" w:eastAsia="Arial" w:hAnsi="Arial" w:cs="Arial"/>
-          <w:b/>
-          <w:u w:val="single"/>
-        </w:rPr>
-        <w:t xml:space="preserve">, </w:t>
-      </w:r>
-      <w:proofErr w:type="spellStart"/>
-      <w:r>
-        <w:rPr>
-          <w:rFonts w:ascii="Arial" w:eastAsia="Arial" w:hAnsi="Arial" w:cs="Arial"/>
-          <w:b/>
-          <w:u w:val="single"/>
-        </w:rPr>
-        <w:t>S.Sos</w:t>
-      </w:r>
-      <w:proofErr w:type="spellEnd"/>
-      <w:r>
-        <w:rPr>
-          <w:rFonts w:ascii="Arial" w:eastAsia="Arial" w:hAnsi="Arial" w:cs="Arial"/>
-          <w:b/>
-          <w:u w:val="single"/>
-        </w:rPr>
-        <w:t xml:space="preserve">, </w:t>
-      </w:r>
-      <w:proofErr w:type="spellStart"/>
-      <w:r>
-        <w:rPr>
-          <w:rFonts w:ascii="Arial" w:eastAsia="Arial" w:hAnsi="Arial" w:cs="Arial"/>
-          <w:b/>
-          <w:u w:val="single"/>
-        </w:rPr>
-        <w:t>M.Si</w:t>
-      </w:r>
-      <w:proofErr w:type="spellEnd"/>
+        <w:t>${nama_pimpinan}</w:t>
+      </w:r>
     </w:p>
     <w:p>
       <w:pPr>
@@ -2047,8 +1140,63 @@
           <w:rFonts w:ascii="Arial" w:eastAsia="Arial" w:hAnsi="Arial" w:cs="Arial"/>
           <w:b/>
         </w:rPr>
+        <w:t xml:space="preserve">                        </w:t>
+      </w:r>
+      <w:r>
+        <w:rPr>
+          <w:rFonts w:ascii="Arial" w:hAnsi="Arial" w:cs="Arial"/>
+          <w:b/>
+        </w:rPr>
+        <w:t>Pembina Utama Muda (IV/c)</w:t>
+      </w:r>
+    </w:p>
+    <w:p>
+      <w:pPr>
+        <w:tabs>
+          <w:tab w:val="num" w:pos="284"/>
+          <w:tab w:val="center" w:pos="7020"/>
+        </w:tabs>
+        <w:ind w:left="357" w:hanging="357"/>
+        <w:rPr>
+          <w:rFonts w:ascii="Arial" w:hAnsi="Arial" w:cs="Arial"/>
+          <w:b/>
+        </w:rPr>
+      </w:pPr>
+      <w:r>
+        <w:rPr>
+          <w:rFonts w:ascii="Arial" w:eastAsia="Arial" w:hAnsi="Arial" w:cs="Arial"/>
+          <w:b/>
+        </w:rPr>
         <w:tab/>
-        <w:t xml:space="preserve">                           Pembina Utama Muda (IV/c)</w:t>
+      </w:r>
+      <w:r>
+        <w:rPr>
+          <w:rFonts w:ascii="Arial" w:eastAsia="Arial" w:hAnsi="Arial" w:cs="Arial"/>
+          <w:b/>
+        </w:rPr>
+        <w:tab/>
+      </w:r>
+      <w:r>
+        <w:rPr>
+          <w:rFonts w:ascii="Arial" w:eastAsia="Arial" w:hAnsi="Arial" w:cs="Arial"/>
+          <w:b/>
+        </w:rPr>
+        <w:tab/>
+        <w:t xml:space="preserve">                     </w:t>
+      </w:r>
+      <w:r>
+        <w:rPr>
+          <w:rFonts w:ascii="Arial" w:hAnsi="Arial" w:cs="Arial"/>
+          <w:b/>
+        </w:rPr>
+        <w:t xml:space="preserve">IP </w:t>
+      </w:r>
+      <w:r>
+        <w:rPr>
+          <w:rFonts w:ascii="Arial" w:hAnsi="Arial" w:cs="Arial"/>
+          <w:b/>
+        </w:rPr>
+        <w:t>${nip_jabatan}</w:t>
       </w:r>
     </w:p>
     <w:p>
@@ -2062,28 +1210,6 @@
           <w:b/>
         </w:rPr>
       </w:pPr>
-      <w:r>
-        <w:rPr>
-          <w:rFonts w:ascii="Arial" w:eastAsia="Arial" w:hAnsi="Arial" w:cs="Arial"/>
-          <w:b/>
-        </w:rPr>
-        <w:tab/>
-      </w:r>
-      <w:r>
-        <w:rPr>
-          <w:rFonts w:ascii="Arial" w:eastAsia="Arial" w:hAnsi="Arial" w:cs="Arial"/>
-          <w:b/>
-        </w:rPr>
-        <w:tab/>
-      </w:r>
-      <w:r>
-        <w:rPr>
-          <w:rFonts w:ascii="Arial" w:eastAsia="Arial" w:hAnsi="Arial" w:cs="Arial"/>
-          <w:b/>
-        </w:rPr>
-        <w:tab/>
-        <w:t xml:space="preserve">                       NIP 137903141697061901</w:t>
-      </w:r>
     </w:p>
     <w:p>
       <w:pPr>
@@ -2112,20 +1238,7 @@
           <w:rFonts w:ascii="Arial" w:eastAsia="Arial" w:hAnsi="Arial" w:cs="Arial"/>
         </w:rPr>
         <w:tab/>
-      </w:r>
-      <w:proofErr w:type="spellStart"/>
-      <w:r>
-        <w:rPr>
-          <w:rFonts w:ascii="Arial" w:eastAsia="Arial" w:hAnsi="Arial" w:cs="Arial"/>
-        </w:rPr>
-        <w:t>Tembusan</w:t>
-      </w:r>
-      <w:proofErr w:type="spellEnd"/>
-      <w:r>
-        <w:rPr>
-          <w:rFonts w:ascii="Arial" w:eastAsia="Arial" w:hAnsi="Arial" w:cs="Arial"/>
-        </w:rPr>
-        <w:t xml:space="preserve"> :</w:t>
+        <w:t>Tembusan :</w:t>
       </w:r>
       <w:r>
         <w:rPr>
@@ -2146,56 +1259,12 @@
           <w:rFonts w:ascii="Arial" w:eastAsia="Arial" w:hAnsi="Arial" w:cs="Arial"/>
         </w:rPr>
       </w:pPr>
-      <w:proofErr w:type="spellStart"/>
-      <w:r>
-        <w:rPr>
-          <w:rFonts w:ascii="Arial" w:eastAsia="Arial" w:hAnsi="Arial" w:cs="Arial"/>
-        </w:rPr>
-        <w:t>Yth</w:t>
-      </w:r>
-      <w:proofErr w:type="spellEnd"/>
-      <w:r>
-        <w:rPr>
-          <w:rFonts w:ascii="Arial" w:eastAsia="Arial" w:hAnsi="Arial" w:cs="Arial"/>
-        </w:rPr>
-        <w:t xml:space="preserve">. 1.  </w:t>
-      </w:r>
-      <w:proofErr w:type="spellStart"/>
-      <w:r>
-        <w:rPr>
-          <w:rFonts w:ascii="Arial" w:eastAsia="Arial" w:hAnsi="Arial" w:cs="Arial"/>
-        </w:rPr>
-        <w:t>Sdr</w:t>
-      </w:r>
-      <w:proofErr w:type="spellEnd"/>
-      <w:r>
-        <w:rPr>
-          <w:rFonts w:ascii="Arial" w:eastAsia="Arial" w:hAnsi="Arial" w:cs="Arial"/>
-        </w:rPr>
-        <w:t xml:space="preserve">. </w:t>
-      </w:r>
-      <w:proofErr w:type="spellStart"/>
-      <w:r>
-        <w:rPr>
-          <w:rFonts w:ascii="Arial" w:eastAsia="Arial" w:hAnsi="Arial" w:cs="Arial"/>
-        </w:rPr>
-        <w:t>Inspektur</w:t>
-      </w:r>
-      <w:proofErr w:type="spellEnd"/>
-      <w:r>
-        <w:rPr>
-          <w:rFonts w:ascii="Arial" w:eastAsia="Arial" w:hAnsi="Arial" w:cs="Arial"/>
-        </w:rPr>
-        <w:t xml:space="preserve"> Kota </w:t>
-      </w:r>
-      <w:proofErr w:type="spellStart"/>
-      <w:r>
-        <w:rPr>
-          <w:rFonts w:ascii="Arial" w:eastAsia="Arial" w:hAnsi="Arial" w:cs="Arial"/>
-        </w:rPr>
-        <w:t>Madiun</w:t>
-      </w:r>
-      <w:proofErr w:type="spellEnd"/>
+      <w:r>
+        <w:rPr>
+          <w:rFonts w:ascii="Arial" w:eastAsia="Arial" w:hAnsi="Arial" w:cs="Arial"/>
+        </w:rPr>
+        <w:t>Yth. 1.  Sdr. Inspektur Kota Madiun</w:t>
+      </w:r>
     </w:p>
     <w:p>
       <w:pPr>
@@ -2217,62 +1286,7 @@
           <w:rFonts w:ascii="Arial" w:eastAsia="Arial" w:hAnsi="Arial" w:cs="Arial"/>
         </w:rPr>
         <w:tab/>
-      </w:r>
-      <w:proofErr w:type="spellStart"/>
-      <w:r>
-        <w:rPr>
-          <w:rFonts w:ascii="Arial" w:eastAsia="Arial" w:hAnsi="Arial" w:cs="Arial"/>
-        </w:rPr>
-        <w:t>Sdr</w:t>
-      </w:r>
-      <w:proofErr w:type="spellEnd"/>
-      <w:r>
-        <w:rPr>
-          <w:rFonts w:ascii="Arial" w:eastAsia="Arial" w:hAnsi="Arial" w:cs="Arial"/>
-        </w:rPr>
-        <w:t xml:space="preserve">. </w:t>
-      </w:r>
-      <w:proofErr w:type="spellStart"/>
-      <w:r>
-        <w:rPr>
-          <w:rFonts w:ascii="Arial" w:eastAsia="Arial" w:hAnsi="Arial" w:cs="Arial"/>
-        </w:rPr>
-        <w:t>Kepala</w:t>
-      </w:r>
-      <w:proofErr w:type="spellEnd"/>
-      <w:r>
-        <w:rPr>
-          <w:rFonts w:ascii="Arial" w:eastAsia="Arial" w:hAnsi="Arial" w:cs="Arial"/>
-        </w:rPr>
-        <w:t xml:space="preserve"> Badan </w:t>
-      </w:r>
-      <w:proofErr w:type="spellStart"/>
-      <w:r>
-        <w:rPr>
-          <w:rFonts w:ascii="Arial" w:eastAsia="Arial" w:hAnsi="Arial" w:cs="Arial"/>
-        </w:rPr>
-        <w:t>Kepegawaian</w:t>
-      </w:r>
-      <w:proofErr w:type="spellEnd"/>
-      <w:r>
-        <w:rPr>
-          <w:rFonts w:ascii="Arial" w:eastAsia="Arial" w:hAnsi="Arial" w:cs="Arial"/>
-        </w:rPr>
-        <w:t xml:space="preserve"> dan </w:t>
-      </w:r>
-      <w:proofErr w:type="spellStart"/>
-      <w:r>
-        <w:rPr>
-          <w:rFonts w:ascii="Arial" w:eastAsia="Arial" w:hAnsi="Arial" w:cs="Arial"/>
-        </w:rPr>
-        <w:t>Pengembangan</w:t>
-      </w:r>
-      <w:proofErr w:type="spellEnd"/>
-      <w:r>
-        <w:rPr>
-          <w:rFonts w:ascii="Arial" w:eastAsia="Arial" w:hAnsi="Arial" w:cs="Arial"/>
-        </w:rPr>
-        <w:t xml:space="preserve"> </w:t>
+        <w:t xml:space="preserve">Sdr. Kepala Badan Kepegawaian dan Pengembangan </w:t>
       </w:r>
     </w:p>
     <w:p>
@@ -2290,43 +1304,8 @@
           <w:rFonts w:ascii="Arial" w:eastAsia="Arial" w:hAnsi="Arial" w:cs="Arial"/>
         </w:rPr>
         <w:tab/>
-      </w:r>
-      <w:proofErr w:type="spellStart"/>
-      <w:r>
-        <w:rPr>
-          <w:rFonts w:ascii="Arial" w:eastAsia="Arial" w:hAnsi="Arial" w:cs="Arial"/>
-        </w:rPr>
-        <w:t>Sumber</w:t>
-      </w:r>
-      <w:proofErr w:type="spellEnd"/>
-      <w:r>
-        <w:rPr>
-          <w:rFonts w:ascii="Arial" w:eastAsia="Arial" w:hAnsi="Arial" w:cs="Arial"/>
-        </w:rPr>
-        <w:t xml:space="preserve"> Daya </w:t>
-      </w:r>
-      <w:proofErr w:type="spellStart"/>
-      <w:r>
-        <w:rPr>
-          <w:rFonts w:ascii="Arial" w:eastAsia="Arial" w:hAnsi="Arial" w:cs="Arial"/>
-        </w:rPr>
-        <w:t>Manusia</w:t>
-      </w:r>
-      <w:proofErr w:type="spellEnd"/>
-      <w:r>
-        <w:rPr>
-          <w:rFonts w:ascii="Arial" w:eastAsia="Arial" w:hAnsi="Arial" w:cs="Arial"/>
-        </w:rPr>
-        <w:t xml:space="preserve"> Kota </w:t>
-      </w:r>
-      <w:proofErr w:type="spellStart"/>
-      <w:r>
-        <w:rPr>
-          <w:rFonts w:ascii="Arial" w:eastAsia="Arial" w:hAnsi="Arial" w:cs="Arial"/>
-        </w:rPr>
-        <w:t>Madiun</w:t>
-      </w:r>
-      <w:proofErr w:type="spellEnd"/>
+        <w:t>Sumber Daya Manusia Kota Madiun</w:t>
+      </w:r>
     </w:p>
     <w:p>
       <w:pPr>
@@ -2412,7 +1391,6 @@
                 <w:szCs w:val="22"/>
               </w:rPr>
             </w:pPr>
-            <w:proofErr w:type="spellStart"/>
             <w:r>
               <w:rPr>
                 <w:rFonts w:ascii="Arial" w:eastAsia="Arial" w:hAnsi="Arial" w:cs="Arial"/>
@@ -2421,7 +1399,6 @@
               </w:rPr>
               <w:t>Sekretaris</w:t>
             </w:r>
-            <w:proofErr w:type="spellEnd"/>
           </w:p>
         </w:tc>
         <w:tc>
@@ -2458,105 +1435,34 @@
                 <w:szCs w:val="22"/>
               </w:rPr>
             </w:pPr>
-            <w:proofErr w:type="spellStart"/>
             <w:r>
               <w:rPr>
                 <w:rFonts w:ascii="Arial" w:eastAsia="Arial" w:hAnsi="Arial" w:cs="Arial"/>
                 <w:sz w:val="22"/>
                 <w:szCs w:val="22"/>
               </w:rPr>
-              <w:t>Kepala</w:t>
-            </w:r>
-            <w:proofErr w:type="spellEnd"/>
-            <w:r>
+              <w:t>Kepala Sub Bagian Perencanaan dan Kepegawaian</w:t>
+            </w:r>
+          </w:p>
+        </w:tc>
+        <w:tc>
+          <w:tcPr>
+            <w:tcW w:w="1134" w:type="dxa"/>
+            <w:shd w:val="clear" w:color="auto" w:fill="auto"/>
+          </w:tcPr>
+          <w:p>
+            <w:pPr>
+              <w:jc w:val="both"/>
               <w:rPr>
                 <w:rFonts w:ascii="Arial" w:eastAsia="Arial" w:hAnsi="Arial" w:cs="Arial"/>
                 <w:sz w:val="22"/>
                 <w:szCs w:val="22"/>
               </w:rPr>
-              <w:t xml:space="preserve"> Sub Bagian </w:t>
-            </w:r>
-            <w:proofErr w:type="spellStart"/>
-            <w:r>
-              <w:rPr>
-                <w:rFonts w:ascii="Arial" w:eastAsia="Arial" w:hAnsi="Arial" w:cs="Arial"/>
-                <w:sz w:val="22"/>
-                <w:szCs w:val="22"/>
-              </w:rPr>
-              <w:t>Perencanaan</w:t>
-            </w:r>
-            <w:proofErr w:type="spellEnd"/>
-            <w:r>
-              <w:rPr>
-                <w:rFonts w:ascii="Arial" w:eastAsia="Arial" w:hAnsi="Arial" w:cs="Arial"/>
-                <w:sz w:val="22"/>
-                <w:szCs w:val="22"/>
-              </w:rPr>
-              <w:t xml:space="preserve"> dan </w:t>
-            </w:r>
-            <w:proofErr w:type="spellStart"/>
-            <w:r>
-              <w:rPr>
-                <w:rFonts w:ascii="Arial" w:eastAsia="Arial" w:hAnsi="Arial" w:cs="Arial"/>
-                <w:sz w:val="22"/>
-                <w:szCs w:val="22"/>
-              </w:rPr>
-              <w:t>Kepegawaian</w:t>
-            </w:r>
-            <w:proofErr w:type="spellEnd"/>
-          </w:p>
-        </w:tc>
-        <w:tc>
-          <w:tcPr>
-            <w:tcW w:w="1134" w:type="dxa"/>
-            <w:shd w:val="clear" w:color="auto" w:fill="auto"/>
-          </w:tcPr>
-          <w:p>
-            <w:pPr>
-              <w:jc w:val="both"/>
-              <w:rPr>
-                <w:rFonts w:ascii="Arial" w:eastAsia="Arial" w:hAnsi="Arial" w:cs="Arial"/>
-                <w:sz w:val="22"/>
-                <w:szCs w:val="22"/>
-              </w:rPr>
             </w:pPr>
           </w:p>
         </w:tc>
       </w:tr>
     </w:tbl>
-    <w:p>
-      <w:pPr>
-        <w:tabs>
-          <w:tab w:val="left" w:pos="851"/>
-        </w:tabs>
-        <w:ind w:left="540" w:firstLine="594"/>
-        <w:rPr>
-          <w:rFonts w:ascii="Arial" w:eastAsia="Arial" w:hAnsi="Arial" w:cs="Arial"/>
-        </w:rPr>
-      </w:pPr>
-    </w:p>
-    <w:p>
-      <w:pPr>
-        <w:tabs>
-          <w:tab w:val="left" w:pos="851"/>
-        </w:tabs>
-        <w:ind w:left="540" w:firstLine="594"/>
-        <w:rPr>
-          <w:rFonts w:ascii="Arial" w:eastAsia="Arial" w:hAnsi="Arial" w:cs="Arial"/>
-        </w:rPr>
-      </w:pPr>
-    </w:p>
-    <w:p>
-      <w:pPr>
-        <w:tabs>
-          <w:tab w:val="left" w:pos="851"/>
-        </w:tabs>
-        <w:ind w:left="540" w:firstLine="594"/>
-        <w:rPr>
-          <w:rFonts w:ascii="Arial" w:eastAsia="Arial" w:hAnsi="Arial" w:cs="Arial"/>
-        </w:rPr>
-      </w:pPr>
-    </w:p>
     <w:p>
       <w:pPr>
         <w:rPr>
@@ -2581,72 +1487,35 @@
           <w:sz w:val="20"/>
           <w:szCs w:val="20"/>
         </w:rPr>
-        <w:t xml:space="preserve">                       </w:t>
-      </w:r>
-      <w:proofErr w:type="spellStart"/>
-      <w:r>
-        <w:rPr>
-          <w:rFonts w:ascii="Arial" w:eastAsia="Arial" w:hAnsi="Arial" w:cs="Arial"/>
+        <w:t xml:space="preserve">                       Madiun,        </w:t>
+      </w:r>
+      <w:r>
+        <w:rPr>
+          <w:rFonts w:ascii="Arial" w:hAnsi="Arial" w:cs="Arial"/>
           <w:sz w:val="20"/>
           <w:szCs w:val="20"/>
-        </w:rPr>
-        <w:t>Madiun</w:t>
-      </w:r>
-      <w:proofErr w:type="spellEnd"/>
-      <w:r>
+          <w:lang w:val="it-IT"/>
+        </w:rPr>
+        <w:t>${date}</w:t>
+      </w:r>
+    </w:p>
+    <w:p>
+      <w:pPr>
+        <w:ind w:left="5940"/>
         <w:rPr>
           <w:rFonts w:ascii="Arial" w:eastAsia="Arial" w:hAnsi="Arial" w:cs="Arial"/>
           <w:sz w:val="20"/>
           <w:szCs w:val="20"/>
         </w:rPr>
-        <w:t xml:space="preserve">,        </w:t>
-      </w:r>
-      <w:proofErr w:type="spellStart"/>
+      </w:pPr>
       <w:r>
         <w:rPr>
           <w:rFonts w:ascii="Arial" w:eastAsia="Arial" w:hAnsi="Arial" w:cs="Arial"/>
           <w:sz w:val="20"/>
           <w:szCs w:val="20"/>
         </w:rPr>
-        <w:t>Juli</w:t>
-      </w:r>
-      <w:proofErr w:type="spellEnd"/>
-      <w:r>
-        <w:rPr>
-          <w:rFonts w:ascii="Arial" w:eastAsia="Arial" w:hAnsi="Arial" w:cs="Arial"/>
-          <w:sz w:val="20"/>
-          <w:szCs w:val="20"/>
-        </w:rPr>
-        <w:t xml:space="preserve"> 2024</w:t>
-      </w:r>
-    </w:p>
-    <w:p>
-      <w:pPr>
-        <w:ind w:left="5940"/>
-        <w:rPr>
-          <w:rFonts w:ascii="Arial" w:eastAsia="Arial" w:hAnsi="Arial" w:cs="Arial"/>
-          <w:sz w:val="20"/>
-          <w:szCs w:val="20"/>
-        </w:rPr>
-      </w:pPr>
-      <w:r>
-        <w:rPr>
-          <w:rFonts w:ascii="Arial" w:eastAsia="Arial" w:hAnsi="Arial" w:cs="Arial"/>
-          <w:sz w:val="20"/>
-          <w:szCs w:val="20"/>
-        </w:rPr>
-        <w:t xml:space="preserve">                       </w:t>
-      </w:r>
-      <w:proofErr w:type="spellStart"/>
-      <w:r>
-        <w:rPr>
-          <w:rFonts w:ascii="Arial" w:eastAsia="Arial" w:hAnsi="Arial" w:cs="Arial"/>
-          <w:sz w:val="20"/>
-          <w:szCs w:val="20"/>
-        </w:rPr>
-        <w:t>Kepada</w:t>
-      </w:r>
-      <w:proofErr w:type="spellEnd"/>
+        <w:t xml:space="preserve">                       Kepada</w:t>
+      </w:r>
     </w:p>
     <w:p>
       <w:pPr>
@@ -2655,7 +1524,6 @@
         </w:tabs>
         <w:rPr>
           <w:rFonts w:ascii="Arial" w:eastAsia="Arial" w:hAnsi="Arial" w:cs="Arial"/>
-          <w:b/>
           <w:sz w:val="20"/>
           <w:szCs w:val="20"/>
         </w:rPr>
@@ -2666,52 +1534,43 @@
           <w:sz w:val="20"/>
           <w:szCs w:val="20"/>
         </w:rPr>
-        <w:t xml:space="preserve">                                                                                   </w:t>
-      </w:r>
-    </w:p>
-    <w:tbl>
-      <w:tblPr>
-        <w:tblStyle w:val="a0"/>
-        <w:tblW w:w="10206" w:type="dxa"/>
-        <w:tblInd w:w="562" w:type="dxa"/>
-        <w:tblBorders>
-          <w:top w:val="single" w:sz="4" w:space="0" w:color="000000"/>
-          <w:left w:val="single" w:sz="4" w:space="0" w:color="000000"/>
-          <w:bottom w:val="single" w:sz="4" w:space="0" w:color="000000"/>
-          <w:right w:val="single" w:sz="4" w:space="0" w:color="000000"/>
-          <w:insideH w:val="single" w:sz="4" w:space="0" w:color="000000"/>
-          <w:insideV w:val="single" w:sz="4" w:space="0" w:color="000000"/>
-        </w:tblBorders>
-        <w:tblLayout w:type="fixed"/>
-        <w:tblLook w:val="0400" w:firstRow="0" w:lastRow="0" w:firstColumn="0" w:lastColumn="0" w:noHBand="0" w:noVBand="1"/>
-      </w:tblPr>
-      <w:tblGrid>
-        <w:gridCol w:w="10206"/>
-      </w:tblGrid>
-      <w:tr>
-        <w:trPr>
-          <w:trHeight w:val="242"/>
-        </w:trPr>
-        <w:tc>
-          <w:tcPr>
-            <w:tcW w:w="1254" w:type="dxa"/>
-          </w:tcPr>
-          <w:p>
-            <w:pPr>
-              <w:tabs>
-                <w:tab w:val="left" w:pos="5940"/>
-              </w:tabs>
-              <w:rPr>
-                <w:rFonts w:ascii="Arial" w:eastAsia="Arial" w:hAnsi="Arial" w:cs="Arial"/>
-                <w:color w:val="333333"/>
-                <w:sz w:val="20"/>
-                <w:szCs w:val="20"/>
-              </w:rPr>
-            </w:pPr>
-          </w:p>
-        </w:tc>
-      </w:tr>
-    </w:tbl>
+        <w:t xml:space="preserve">                                        </w:t>
+      </w:r>
+      <w:r>
+        <w:rPr>
+          <w:rFonts w:ascii="Arial" w:eastAsia="Arial" w:hAnsi="Arial" w:cs="Arial"/>
+          <w:sz w:val="20"/>
+          <w:szCs w:val="20"/>
+        </w:rPr>
+        <w:tab/>
+        <w:t xml:space="preserve">             </w:t>
+      </w:r>
+      <w:r>
+        <w:rPr>
+          <w:rFonts w:ascii="Arial" w:eastAsia="Arial" w:hAnsi="Arial" w:cs="Arial"/>
+          <w:sz w:val="20"/>
+          <w:szCs w:val="20"/>
+        </w:rPr>
+        <w:t>Yth. Bapak Kepala</w:t>
+      </w:r>
+      <w:r>
+        <w:rPr>
+          <w:rFonts w:ascii="Arial" w:eastAsia="Arial" w:hAnsi="Arial" w:cs="Arial"/>
+          <w:sz w:val="20"/>
+          <w:szCs w:val="20"/>
+        </w:rPr>
+        <w:t xml:space="preserve"> </w:t>
+      </w:r>
+      <w:r>
+        <w:rPr>
+          <w:rFonts w:ascii="Arial" w:hAnsi="Arial" w:cs="Arial"/>
+          <w:sz w:val="20"/>
+          <w:szCs w:val="20"/>
+          <w:lang w:val="it-IT"/>
+        </w:rPr>
+        <w:t>${nama_instansi}</w:t>
+      </w:r>
+    </w:p>
     <w:p>
       <w:pPr>
         <w:tabs>
@@ -2729,54 +1588,9 @@
           <w:sz w:val="20"/>
           <w:szCs w:val="20"/>
         </w:rPr>
-        <w:t xml:space="preserve">                                        </w:t>
-      </w:r>
-      <w:proofErr w:type="spellStart"/>
-      <w:r>
-        <w:rPr>
-          <w:rFonts w:ascii="Arial" w:eastAsia="Arial" w:hAnsi="Arial" w:cs="Arial"/>
-          <w:sz w:val="20"/>
-          <w:szCs w:val="20"/>
-        </w:rPr>
-        <w:t>Yth</w:t>
-      </w:r>
-      <w:proofErr w:type="spellEnd"/>
-      <w:r>
-        <w:rPr>
-          <w:rFonts w:ascii="Arial" w:eastAsia="Arial" w:hAnsi="Arial" w:cs="Arial"/>
-          <w:sz w:val="20"/>
-          <w:szCs w:val="20"/>
-        </w:rPr>
-        <w:t xml:space="preserve">. Bapak </w:t>
-      </w:r>
-      <w:proofErr w:type="spellStart"/>
-      <w:r>
-        <w:rPr>
-          <w:rFonts w:ascii="Arial" w:eastAsia="Arial" w:hAnsi="Arial" w:cs="Arial"/>
-          <w:sz w:val="20"/>
-          <w:szCs w:val="20"/>
-        </w:rPr>
-        <w:t>Kepala</w:t>
-      </w:r>
-      <w:proofErr w:type="spellEnd"/>
-      <w:r>
-        <w:rPr>
-          <w:rFonts w:ascii="Arial" w:eastAsia="Arial" w:hAnsi="Arial" w:cs="Arial"/>
-          <w:sz w:val="20"/>
-          <w:szCs w:val="20"/>
-        </w:rPr>
-        <w:t xml:space="preserve"> </w:t>
-      </w:r>
-      <w:proofErr w:type="spellStart"/>
-      <w:r>
-        <w:rPr>
-          <w:rFonts w:ascii="Arial" w:eastAsia="Arial" w:hAnsi="Arial" w:cs="Arial"/>
-          <w:sz w:val="20"/>
-          <w:szCs w:val="20"/>
-        </w:rPr>
-        <w:t>Prp</w:t>
-      </w:r>
-      <w:proofErr w:type="spellEnd"/>
+        <w:tab/>
+        <w:t xml:space="preserve">                       Kota Madiun</w:t>
+      </w:r>
     </w:p>
     <w:p>
       <w:pPr>
@@ -2796,18 +1610,8 @@
           <w:szCs w:val="20"/>
         </w:rPr>
         <w:tab/>
-        <w:t xml:space="preserve">                       Kota </w:t>
-      </w:r>
-      <w:proofErr w:type="spellStart"/>
-      <w:r>
-        <w:rPr>
-          <w:rFonts w:ascii="Arial" w:eastAsia="Arial" w:hAnsi="Arial" w:cs="Arial"/>
-          <w:sz w:val="20"/>
-          <w:szCs w:val="20"/>
-        </w:rPr>
-        <w:t>Madiun</w:t>
-      </w:r>
-      <w:proofErr w:type="spellEnd"/>
+        <w:t xml:space="preserve">                       di -</w:t>
+      </w:r>
     </w:p>
     <w:p>
       <w:pPr>
@@ -2827,39 +1631,8 @@
           <w:szCs w:val="20"/>
         </w:rPr>
         <w:tab/>
-        <w:t xml:space="preserve">                       di -</w:t>
-      </w:r>
-    </w:p>
-    <w:p>
-      <w:pPr>
-        <w:tabs>
-          <w:tab w:val="left" w:pos="5940"/>
-        </w:tabs>
-        <w:rPr>
-          <w:rFonts w:ascii="Arial" w:eastAsia="Arial" w:hAnsi="Arial" w:cs="Arial"/>
-          <w:sz w:val="20"/>
-          <w:szCs w:val="20"/>
-        </w:rPr>
-      </w:pPr>
-      <w:r>
-        <w:rPr>
-          <w:rFonts w:ascii="Arial" w:eastAsia="Arial" w:hAnsi="Arial" w:cs="Arial"/>
-          <w:sz w:val="20"/>
-          <w:szCs w:val="20"/>
-        </w:rPr>
-        <w:tab/>
-        <w:t xml:space="preserve">                            </w:t>
-      </w:r>
-      <w:proofErr w:type="spellStart"/>
-      <w:r>
-        <w:rPr>
-          <w:rFonts w:ascii="Arial" w:eastAsia="Arial" w:hAnsi="Arial" w:cs="Arial"/>
-          <w:sz w:val="20"/>
-          <w:szCs w:val="20"/>
-        </w:rPr>
-        <w:t>Madiun</w:t>
-      </w:r>
-      <w:proofErr w:type="spellEnd"/>
+        <w:t xml:space="preserve">                            Madiun</w:t>
+      </w:r>
     </w:p>
     <w:p>
       <w:pPr>
@@ -2939,7 +1712,7 @@
         </w:trPr>
         <w:tc>
           <w:tcPr>
-            <w:tcW w:w="10207" w:type="dxa"/>
+            <w:tcW w:w="10206" w:type="dxa"/>
             <w:gridSpan w:val="21"/>
           </w:tcPr>
           <w:p>
@@ -2975,7 +1748,7 @@
         </w:trPr>
         <w:tc>
           <w:tcPr>
-            <w:tcW w:w="2118" w:type="dxa"/>
+            <w:tcW w:w="2117" w:type="dxa"/>
             <w:gridSpan w:val="5"/>
           </w:tcPr>
           <w:p>
@@ -3015,25 +1788,7 @@
                 <w:sz w:val="20"/>
                 <w:szCs w:val="20"/>
               </w:rPr>
-              <w:t>${</w:t>
-            </w:r>
-            <w:proofErr w:type="spellStart"/>
-            <w:r>
-              <w:rPr>
-                <w:rFonts w:ascii="Arial" w:eastAsia="Arial" w:hAnsi="Arial" w:cs="Arial"/>
-                <w:sz w:val="20"/>
-                <w:szCs w:val="20"/>
-              </w:rPr>
-              <w:t>nama</w:t>
-            </w:r>
-            <w:proofErr w:type="spellEnd"/>
-            <w:r>
-              <w:rPr>
-                <w:rFonts w:ascii="Arial" w:eastAsia="Arial" w:hAnsi="Arial" w:cs="Arial"/>
-                <w:sz w:val="20"/>
-                <w:szCs w:val="20"/>
-              </w:rPr>
-              <w:t>}</w:t>
+              <w:t>${nama}</w:t>
             </w:r>
           </w:p>
         </w:tc>
@@ -3095,7 +1850,7 @@
         </w:trPr>
         <w:tc>
           <w:tcPr>
-            <w:tcW w:w="2118" w:type="dxa"/>
+            <w:tcW w:w="2117" w:type="dxa"/>
             <w:gridSpan w:val="5"/>
           </w:tcPr>
           <w:p>
@@ -3106,7 +1861,6 @@
                 <w:szCs w:val="20"/>
               </w:rPr>
             </w:pPr>
-            <w:proofErr w:type="spellStart"/>
             <w:r>
               <w:rPr>
                 <w:rFonts w:ascii="Arial" w:eastAsia="Arial" w:hAnsi="Arial" w:cs="Arial"/>
@@ -3115,7 +1869,6 @@
               </w:rPr>
               <w:t>Jabatan</w:t>
             </w:r>
-            <w:proofErr w:type="spellEnd"/>
           </w:p>
         </w:tc>
         <w:tc>
@@ -3137,25 +1890,7 @@
                 <w:sz w:val="20"/>
                 <w:szCs w:val="20"/>
               </w:rPr>
-              <w:t>${</w:t>
-            </w:r>
-            <w:proofErr w:type="spellStart"/>
-            <w:r>
-              <w:rPr>
-                <w:rFonts w:ascii="Arial" w:eastAsia="Arial" w:hAnsi="Arial" w:cs="Arial"/>
-                <w:sz w:val="20"/>
-                <w:szCs w:val="20"/>
-              </w:rPr>
-              <w:t>jabatan</w:t>
-            </w:r>
-            <w:proofErr w:type="spellEnd"/>
-            <w:r>
-              <w:rPr>
-                <w:rFonts w:ascii="Arial" w:eastAsia="Arial" w:hAnsi="Arial" w:cs="Arial"/>
-                <w:sz w:val="20"/>
-                <w:szCs w:val="20"/>
-              </w:rPr>
-              <w:t>}</w:t>
+              <w:t>${jabatan}</w:t>
             </w:r>
           </w:p>
         </w:tc>
@@ -3178,18 +1913,8 @@
                 <w:sz w:val="20"/>
                 <w:szCs w:val="20"/>
               </w:rPr>
-              <w:t xml:space="preserve">Masa </w:t>
-            </w:r>
-            <w:proofErr w:type="spellStart"/>
-            <w:r>
-              <w:rPr>
-                <w:rFonts w:ascii="Arial" w:eastAsia="Arial" w:hAnsi="Arial" w:cs="Arial"/>
-                <w:sz w:val="20"/>
-                <w:szCs w:val="20"/>
-              </w:rPr>
-              <w:t>Kerja</w:t>
-            </w:r>
-            <w:proofErr w:type="spellEnd"/>
+              <w:t>Masa Kerja</w:t>
+            </w:r>
           </w:p>
         </w:tc>
         <w:tc>
@@ -3211,25 +1936,7 @@
                 <w:sz w:val="20"/>
                 <w:szCs w:val="20"/>
               </w:rPr>
-              <w:t xml:space="preserve">30 </w:t>
-            </w:r>
-            <w:proofErr w:type="spellStart"/>
-            <w:r>
-              <w:rPr>
-                <w:rFonts w:ascii="Arial" w:eastAsia="Arial" w:hAnsi="Arial" w:cs="Arial"/>
-                <w:sz w:val="20"/>
-                <w:szCs w:val="20"/>
-              </w:rPr>
-              <w:t>Tahun</w:t>
-            </w:r>
-            <w:proofErr w:type="spellEnd"/>
-            <w:r>
-              <w:rPr>
-                <w:rFonts w:ascii="Arial" w:eastAsia="Arial" w:hAnsi="Arial" w:cs="Arial"/>
-                <w:sz w:val="20"/>
-                <w:szCs w:val="20"/>
-              </w:rPr>
-              <w:t xml:space="preserve"> 0 Bulan </w:t>
+              <w:t xml:space="preserve">30 Tahun 0 Bulan </w:t>
             </w:r>
           </w:p>
         </w:tc>
@@ -3240,7 +1947,7 @@
         </w:trPr>
         <w:tc>
           <w:tcPr>
-            <w:tcW w:w="2118" w:type="dxa"/>
+            <w:tcW w:w="2117" w:type="dxa"/>
             <w:gridSpan w:val="5"/>
           </w:tcPr>
           <w:p>
@@ -3257,18 +1964,8 @@
                 <w:sz w:val="20"/>
                 <w:szCs w:val="20"/>
               </w:rPr>
-              <w:t xml:space="preserve">Unit </w:t>
-            </w:r>
-            <w:proofErr w:type="spellStart"/>
-            <w:r>
-              <w:rPr>
-                <w:rFonts w:ascii="Arial" w:eastAsia="Arial" w:hAnsi="Arial" w:cs="Arial"/>
-                <w:sz w:val="20"/>
-                <w:szCs w:val="20"/>
-              </w:rPr>
-              <w:t>Kerja</w:t>
-            </w:r>
-            <w:proofErr w:type="spellEnd"/>
+              <w:t>Unit Kerja</w:t>
+            </w:r>
           </w:p>
         </w:tc>
         <w:tc>
@@ -3284,16 +1981,15 @@
                 <w:szCs w:val="20"/>
               </w:rPr>
             </w:pPr>
-            <w:proofErr w:type="spellStart"/>
-            <w:r>
-              <w:rPr>
-                <w:rFonts w:ascii="Arial" w:eastAsia="Arial" w:hAnsi="Arial" w:cs="Arial"/>
-                <w:sz w:val="20"/>
-                <w:szCs w:val="20"/>
-              </w:rPr>
-              <w:t>Prd</w:t>
-            </w:r>
-            <w:proofErr w:type="spellEnd"/>
+            <w:r>
+              <w:rPr>
+                <w:rFonts w:ascii="Arial" w:hAnsi="Arial" w:cs="Arial"/>
+                <w:sz w:val="20"/>
+                <w:szCs w:val="20"/>
+                <w:lang w:val="pt-BR"/>
+              </w:rPr>
+              <w:t>${satuan_organisasi}</w:t>
+            </w:r>
           </w:p>
         </w:tc>
         <w:tc>
@@ -3330,7 +2026,7 @@
       <w:tr>
         <w:tc>
           <w:tcPr>
-            <w:tcW w:w="10207" w:type="dxa"/>
+            <w:tcW w:w="10206" w:type="dxa"/>
             <w:gridSpan w:val="21"/>
           </w:tcPr>
           <w:p>
@@ -3375,7 +2071,7 @@
       <w:tr>
         <w:tc>
           <w:tcPr>
-            <w:tcW w:w="3448" w:type="dxa"/>
+            <w:tcW w:w="3447" w:type="dxa"/>
             <w:gridSpan w:val="8"/>
           </w:tcPr>
           <w:p>
@@ -3397,18 +2093,8 @@
                 <w:sz w:val="20"/>
                 <w:szCs w:val="20"/>
               </w:rPr>
-              <w:t xml:space="preserve">Cuti </w:t>
-            </w:r>
-            <w:proofErr w:type="spellStart"/>
-            <w:r>
-              <w:rPr>
-                <w:rFonts w:ascii="Arial" w:eastAsia="Arial" w:hAnsi="Arial" w:cs="Arial"/>
-                <w:sz w:val="20"/>
-                <w:szCs w:val="20"/>
-              </w:rPr>
-              <w:t>Tahunan</w:t>
-            </w:r>
-            <w:proofErr w:type="spellEnd"/>
+              <w:t>Cuti Tahunan</w:t>
+            </w:r>
           </w:p>
         </w:tc>
         <w:tc>
@@ -3432,56 +2118,7 @@
                 <w:sz w:val="20"/>
                 <w:szCs w:val="20"/>
               </w:rPr>
-              <w:t xml:space="preserve"> </w:t>
-            </w:r>
-            <w:r>
-              <w:rPr>
-                <w:rFonts w:ascii="Arial" w:eastAsia="Arial" w:hAnsi="Arial" w:cs="Arial"/>
-                <w:b/>
-                <w:sz w:val="20"/>
-                <w:szCs w:val="20"/>
-              </w:rPr>
-              <w:t>${</w:t>
-            </w:r>
-            <w:proofErr w:type="spellStart"/>
-            <w:r>
-              <w:rPr>
-                <w:rFonts w:ascii="Arial" w:eastAsia="Arial" w:hAnsi="Arial" w:cs="Arial"/>
-                <w:b/>
-                <w:sz w:val="20"/>
-                <w:szCs w:val="20"/>
-              </w:rPr>
-              <w:t>cuti</w:t>
-            </w:r>
-            <w:proofErr w:type="spellEnd"/>
-            <w:r>
-              <w:rPr>
-                <w:rFonts w:ascii="Arial" w:eastAsia="Arial" w:hAnsi="Arial" w:cs="Arial"/>
-                <w:b/>
-                <w:sz w:val="20"/>
-                <w:szCs w:val="20"/>
-              </w:rPr>
-              <w:t xml:space="preserve"> </w:t>
-            </w:r>
-            <w:proofErr w:type="spellStart"/>
-            <w:r>
-              <w:rPr>
-                <w:rFonts w:ascii="Arial" w:eastAsia="Arial" w:hAnsi="Arial" w:cs="Arial"/>
-                <w:b/>
-                <w:sz w:val="20"/>
-                <w:szCs w:val="20"/>
-              </w:rPr>
-              <w:t>tahunan</w:t>
-            </w:r>
-            <w:proofErr w:type="spellEnd"/>
-            <w:r>
-              <w:rPr>
-                <w:rFonts w:ascii="Arial" w:eastAsia="Arial" w:hAnsi="Arial" w:cs="Arial"/>
-                <w:b/>
-                <w:sz w:val="20"/>
-                <w:szCs w:val="20"/>
-              </w:rPr>
-              <w:t>}</w:t>
+              <w:t xml:space="preserve"> ${cuti tahunan}</w:t>
             </w:r>
           </w:p>
         </w:tc>
@@ -3509,18 +2146,8 @@
                 <w:sz w:val="20"/>
                 <w:szCs w:val="20"/>
               </w:rPr>
-              <w:t xml:space="preserve">Cuti </w:t>
-            </w:r>
-            <w:proofErr w:type="spellStart"/>
-            <w:r>
-              <w:rPr>
-                <w:rFonts w:ascii="Arial" w:eastAsia="Arial" w:hAnsi="Arial" w:cs="Arial"/>
-                <w:sz w:val="20"/>
-                <w:szCs w:val="20"/>
-              </w:rPr>
-              <w:t>Besar</w:t>
-            </w:r>
-            <w:proofErr w:type="spellEnd"/>
+              <w:t>Cuti Besar</w:t>
+            </w:r>
           </w:p>
         </w:tc>
         <w:tc>
@@ -3542,43 +2169,7 @@
                 <w:sz w:val="20"/>
                 <w:szCs w:val="20"/>
               </w:rPr>
-              <w:t>${</w:t>
-            </w:r>
-            <w:proofErr w:type="spellStart"/>
-            <w:r>
-              <w:rPr>
-                <w:rFonts w:ascii="Arial" w:eastAsia="Arial" w:hAnsi="Arial" w:cs="Arial"/>
-                <w:sz w:val="20"/>
-                <w:szCs w:val="20"/>
-              </w:rPr>
-              <w:t>cuti</w:t>
-            </w:r>
-            <w:proofErr w:type="spellEnd"/>
-            <w:r>
-              <w:rPr>
-                <w:rFonts w:ascii="Arial" w:eastAsia="Arial" w:hAnsi="Arial" w:cs="Arial"/>
-                <w:sz w:val="20"/>
-                <w:szCs w:val="20"/>
-              </w:rPr>
-              <w:t xml:space="preserve"> </w:t>
-            </w:r>
-            <w:proofErr w:type="spellStart"/>
-            <w:r>
-              <w:rPr>
-                <w:rFonts w:ascii="Arial" w:eastAsia="Arial" w:hAnsi="Arial" w:cs="Arial"/>
-                <w:sz w:val="20"/>
-                <w:szCs w:val="20"/>
-              </w:rPr>
-              <w:t>besar</w:t>
-            </w:r>
-            <w:proofErr w:type="spellEnd"/>
-            <w:r>
-              <w:rPr>
-                <w:rFonts w:ascii="Arial" w:eastAsia="Arial" w:hAnsi="Arial" w:cs="Arial"/>
-                <w:sz w:val="20"/>
-                <w:szCs w:val="20"/>
-              </w:rPr>
-              <w:t>}</w:t>
+              <w:t>${cuti besar}</w:t>
             </w:r>
           </w:p>
         </w:tc>
@@ -3586,7 +2177,7 @@
       <w:tr>
         <w:tc>
           <w:tcPr>
-            <w:tcW w:w="3448" w:type="dxa"/>
+            <w:tcW w:w="3447" w:type="dxa"/>
             <w:gridSpan w:val="8"/>
           </w:tcPr>
           <w:p>
@@ -3631,43 +2222,7 @@
                 <w:sz w:val="20"/>
                 <w:szCs w:val="20"/>
               </w:rPr>
-              <w:t>${</w:t>
-            </w:r>
-            <w:proofErr w:type="spellStart"/>
-            <w:r>
-              <w:rPr>
-                <w:rFonts w:ascii="Arial" w:eastAsia="Arial" w:hAnsi="Arial" w:cs="Arial"/>
-                <w:sz w:val="20"/>
-                <w:szCs w:val="20"/>
-              </w:rPr>
-              <w:t>cuti</w:t>
-            </w:r>
-            <w:proofErr w:type="spellEnd"/>
-            <w:r>
-              <w:rPr>
-                <w:rFonts w:ascii="Arial" w:eastAsia="Arial" w:hAnsi="Arial" w:cs="Arial"/>
-                <w:sz w:val="20"/>
-                <w:szCs w:val="20"/>
-              </w:rPr>
-              <w:t xml:space="preserve"> </w:t>
-            </w:r>
-            <w:proofErr w:type="spellStart"/>
-            <w:r>
-              <w:rPr>
-                <w:rFonts w:ascii="Arial" w:eastAsia="Arial" w:hAnsi="Arial" w:cs="Arial"/>
-                <w:sz w:val="20"/>
-                <w:szCs w:val="20"/>
-              </w:rPr>
-              <w:t>sakit</w:t>
-            </w:r>
-            <w:proofErr w:type="spellEnd"/>
-            <w:r>
-              <w:rPr>
-                <w:rFonts w:ascii="Arial" w:eastAsia="Arial" w:hAnsi="Arial" w:cs="Arial"/>
-                <w:sz w:val="20"/>
-                <w:szCs w:val="20"/>
-              </w:rPr>
-              <w:t>}</w:t>
+              <w:t>${cuti sakit}</w:t>
             </w:r>
           </w:p>
         </w:tc>
@@ -3695,18 +2250,8 @@
                 <w:sz w:val="20"/>
                 <w:szCs w:val="20"/>
               </w:rPr>
-              <w:t xml:space="preserve">Cuti </w:t>
-            </w:r>
-            <w:proofErr w:type="spellStart"/>
-            <w:r>
-              <w:rPr>
-                <w:rFonts w:ascii="Arial" w:eastAsia="Arial" w:hAnsi="Arial" w:cs="Arial"/>
-                <w:sz w:val="20"/>
-                <w:szCs w:val="20"/>
-              </w:rPr>
-              <w:t>Melahirkan</w:t>
-            </w:r>
-            <w:proofErr w:type="spellEnd"/>
+              <w:t>Cuti Melahirkan</w:t>
+            </w:r>
           </w:p>
         </w:tc>
         <w:tc>
@@ -3728,43 +2273,7 @@
                 <w:sz w:val="20"/>
                 <w:szCs w:val="20"/>
               </w:rPr>
-              <w:t>${</w:t>
-            </w:r>
-            <w:proofErr w:type="spellStart"/>
-            <w:r>
-              <w:rPr>
-                <w:rFonts w:ascii="Arial" w:eastAsia="Arial" w:hAnsi="Arial" w:cs="Arial"/>
-                <w:sz w:val="20"/>
-                <w:szCs w:val="20"/>
-              </w:rPr>
-              <w:t>cuti</w:t>
-            </w:r>
-            <w:proofErr w:type="spellEnd"/>
-            <w:r>
-              <w:rPr>
-                <w:rFonts w:ascii="Arial" w:eastAsia="Arial" w:hAnsi="Arial" w:cs="Arial"/>
-                <w:sz w:val="20"/>
-                <w:szCs w:val="20"/>
-              </w:rPr>
-              <w:t xml:space="preserve"> </w:t>
-            </w:r>
-            <w:proofErr w:type="spellStart"/>
-            <w:r>
-              <w:rPr>
-                <w:rFonts w:ascii="Arial" w:eastAsia="Arial" w:hAnsi="Arial" w:cs="Arial"/>
-                <w:sz w:val="20"/>
-                <w:szCs w:val="20"/>
-              </w:rPr>
-              <w:t>melahirkan</w:t>
-            </w:r>
-            <w:proofErr w:type="spellEnd"/>
-            <w:r>
-              <w:rPr>
-                <w:rFonts w:ascii="Arial" w:eastAsia="Arial" w:hAnsi="Arial" w:cs="Arial"/>
-                <w:sz w:val="20"/>
-                <w:szCs w:val="20"/>
-              </w:rPr>
-              <w:t>}</w:t>
+              <w:t>${cuti melahirkan}</w:t>
             </w:r>
           </w:p>
         </w:tc>
@@ -3772,7 +2281,7 @@
       <w:tr>
         <w:tc>
           <w:tcPr>
-            <w:tcW w:w="3448" w:type="dxa"/>
+            <w:tcW w:w="3447" w:type="dxa"/>
             <w:gridSpan w:val="8"/>
           </w:tcPr>
           <w:p>
@@ -3794,36 +2303,8 @@
                 <w:sz w:val="20"/>
                 <w:szCs w:val="20"/>
               </w:rPr>
-              <w:t xml:space="preserve">Cuti Karena </w:t>
-            </w:r>
-            <w:proofErr w:type="spellStart"/>
-            <w:r>
-              <w:rPr>
-                <w:rFonts w:ascii="Arial" w:eastAsia="Arial" w:hAnsi="Arial" w:cs="Arial"/>
-                <w:sz w:val="20"/>
-                <w:szCs w:val="20"/>
-              </w:rPr>
-              <w:t>Alasan</w:t>
-            </w:r>
-            <w:proofErr w:type="spellEnd"/>
-            <w:r>
-              <w:rPr>
-                <w:rFonts w:ascii="Arial" w:eastAsia="Arial" w:hAnsi="Arial" w:cs="Arial"/>
-                <w:sz w:val="20"/>
-                <w:szCs w:val="20"/>
-              </w:rPr>
-              <w:t xml:space="preserve"> </w:t>
-            </w:r>
-            <w:proofErr w:type="spellStart"/>
-            <w:r>
-              <w:rPr>
-                <w:rFonts w:ascii="Arial" w:eastAsia="Arial" w:hAnsi="Arial" w:cs="Arial"/>
-                <w:sz w:val="20"/>
-                <w:szCs w:val="20"/>
-              </w:rPr>
-              <w:t>Penting</w:t>
-            </w:r>
-            <w:proofErr w:type="spellEnd"/>
+              <w:t>Cuti Karena Alasan Penting</w:t>
+            </w:r>
           </w:p>
         </w:tc>
         <w:tc>
@@ -3847,52 +2328,14 @@
               </w:rPr>
               <w:t>${</w:t>
             </w:r>
-            <w:proofErr w:type="spellStart"/>
-            <w:r>
-              <w:rPr>
-                <w:rFonts w:ascii="Arial" w:eastAsia="Arial" w:hAnsi="Arial" w:cs="Arial"/>
-                <w:sz w:val="20"/>
-                <w:szCs w:val="20"/>
-              </w:rPr>
-              <w:t>cuti</w:t>
-            </w:r>
-            <w:proofErr w:type="spellEnd"/>
-            <w:r>
-              <w:rPr>
-                <w:rFonts w:ascii="Arial" w:eastAsia="Arial" w:hAnsi="Arial" w:cs="Arial"/>
-                <w:sz w:val="20"/>
-                <w:szCs w:val="20"/>
-              </w:rPr>
-              <w:t xml:space="preserve"> </w:t>
-            </w:r>
-            <w:proofErr w:type="spellStart"/>
-            <w:r>
-              <w:rPr>
-                <w:rFonts w:ascii="Arial" w:eastAsia="Arial" w:hAnsi="Arial" w:cs="Arial"/>
-                <w:sz w:val="20"/>
-                <w:szCs w:val="20"/>
-              </w:rPr>
-              <w:t>alasan</w:t>
-            </w:r>
-            <w:proofErr w:type="spellEnd"/>
-            <w:r>
-              <w:rPr>
-                <w:rFonts w:ascii="Arial" w:eastAsia="Arial" w:hAnsi="Arial" w:cs="Arial"/>
-                <w:sz w:val="20"/>
-                <w:szCs w:val="20"/>
-              </w:rPr>
-              <w:t xml:space="preserve"> </w:t>
-            </w:r>
-            <w:proofErr w:type="spellStart"/>
-            <w:r>
-              <w:rPr>
-                <w:rFonts w:ascii="Arial" w:eastAsia="Arial" w:hAnsi="Arial" w:cs="Arial"/>
-                <w:sz w:val="20"/>
-                <w:szCs w:val="20"/>
-              </w:rPr>
-              <w:t>penting</w:t>
-            </w:r>
-            <w:proofErr w:type="spellEnd"/>
+            <w:r>
+              <w:rPr>
+                <w:rFonts w:ascii="Arial" w:eastAsia="Arial" w:hAnsi="Arial" w:cs="Arial"/>
+                <w:sz w:val="20"/>
+                <w:szCs w:val="20"/>
+              </w:rPr>
+              <w:t>cuti alasan penting</w:t>
+            </w:r>
             <w:r>
               <w:rPr>
                 <w:rFonts w:ascii="Arial" w:eastAsia="Arial" w:hAnsi="Arial" w:cs="Arial"/>
@@ -3927,25 +2370,7 @@
                 <w:sz w:val="20"/>
                 <w:szCs w:val="20"/>
               </w:rPr>
-              <w:t xml:space="preserve">Cuti di Luar </w:t>
-            </w:r>
-            <w:proofErr w:type="spellStart"/>
-            <w:r>
-              <w:rPr>
-                <w:rFonts w:ascii="Arial" w:eastAsia="Arial" w:hAnsi="Arial" w:cs="Arial"/>
-                <w:sz w:val="20"/>
-                <w:szCs w:val="20"/>
-              </w:rPr>
-              <w:t>Tanggungan</w:t>
-            </w:r>
-            <w:proofErr w:type="spellEnd"/>
-            <w:r>
-              <w:rPr>
-                <w:rFonts w:ascii="Arial" w:eastAsia="Arial" w:hAnsi="Arial" w:cs="Arial"/>
-                <w:sz w:val="20"/>
-                <w:szCs w:val="20"/>
-              </w:rPr>
-              <w:t xml:space="preserve"> Negara</w:t>
+              <w:t>Cuti di Luar Tanggungan Negara</w:t>
             </w:r>
           </w:p>
         </w:tc>
@@ -3970,59 +2395,13 @@
               </w:rPr>
               <w:t>${</w:t>
             </w:r>
-            <w:proofErr w:type="spellStart"/>
-            <w:r>
-              <w:rPr>
-                <w:rFonts w:ascii="Arial" w:eastAsia="Arial" w:hAnsi="Arial" w:cs="Arial"/>
-                <w:sz w:val="20"/>
-                <w:szCs w:val="20"/>
-              </w:rPr>
-              <w:t>cuti</w:t>
-            </w:r>
-            <w:proofErr w:type="spellEnd"/>
-            <w:r>
-              <w:rPr>
-                <w:rFonts w:ascii="Arial" w:eastAsia="Arial" w:hAnsi="Arial" w:cs="Arial"/>
-                <w:sz w:val="20"/>
-                <w:szCs w:val="20"/>
-              </w:rPr>
-              <w:t xml:space="preserve"> </w:t>
-            </w:r>
-            <w:proofErr w:type="spellStart"/>
-            <w:r>
-              <w:rPr>
-                <w:rFonts w:ascii="Arial" w:eastAsia="Arial" w:hAnsi="Arial" w:cs="Arial"/>
-                <w:sz w:val="20"/>
-                <w:szCs w:val="20"/>
-              </w:rPr>
-              <w:t>diluar</w:t>
-            </w:r>
-            <w:proofErr w:type="spellEnd"/>
-            <w:r>
-              <w:rPr>
-                <w:rFonts w:ascii="Arial" w:eastAsia="Arial" w:hAnsi="Arial" w:cs="Arial"/>
-                <w:sz w:val="20"/>
-                <w:szCs w:val="20"/>
-              </w:rPr>
-              <w:t xml:space="preserve"> </w:t>
-            </w:r>
-            <w:proofErr w:type="spellStart"/>
-            <w:r>
-              <w:rPr>
-                <w:rFonts w:ascii="Arial" w:eastAsia="Arial" w:hAnsi="Arial" w:cs="Arial"/>
-                <w:sz w:val="20"/>
-                <w:szCs w:val="20"/>
-              </w:rPr>
-              <w:t>tangunggan</w:t>
-            </w:r>
-            <w:proofErr w:type="spellEnd"/>
-            <w:r>
-              <w:rPr>
-                <w:rFonts w:ascii="Arial" w:eastAsia="Arial" w:hAnsi="Arial" w:cs="Arial"/>
-                <w:sz w:val="20"/>
-                <w:szCs w:val="20"/>
-              </w:rPr>
-              <w:t xml:space="preserve"> negara</w:t>
+            <w:r>
+              <w:rPr>
+                <w:rFonts w:ascii="Arial" w:eastAsia="Arial" w:hAnsi="Arial" w:cs="Arial"/>
+                <w:sz w:val="20"/>
+                <w:szCs w:val="20"/>
+              </w:rPr>
+              <w:t>cuti diluar tangunggan negara</w:t>
             </w:r>
             <w:r>
               <w:rPr>
@@ -4041,7 +2420,7 @@
         </w:trPr>
         <w:tc>
           <w:tcPr>
-            <w:tcW w:w="10207" w:type="dxa"/>
+            <w:tcW w:w="10206" w:type="dxa"/>
             <w:gridSpan w:val="21"/>
             <w:shd w:val="clear" w:color="auto" w:fill="FFFFFF"/>
           </w:tcPr>
@@ -4078,7 +2457,7 @@
         </w:trPr>
         <w:tc>
           <w:tcPr>
-            <w:tcW w:w="10207" w:type="dxa"/>
+            <w:tcW w:w="10206" w:type="dxa"/>
             <w:gridSpan w:val="21"/>
             <w:shd w:val="clear" w:color="auto" w:fill="FFFFFF"/>
             <w:vAlign w:val="center"/>
@@ -4106,36 +2485,7 @@
                 <w:sz w:val="20"/>
                 <w:szCs w:val="20"/>
               </w:rPr>
-              <w:t xml:space="preserve">    </w:t>
-            </w:r>
-            <w:r>
-              <w:rPr>
-                <w:rFonts w:ascii="Arial" w:eastAsia="Arial" w:hAnsi="Arial" w:cs="Arial"/>
-                <w:color w:val="FF0000"/>
-                <w:sz w:val="20"/>
-                <w:szCs w:val="20"/>
-              </w:rPr>
-              <w:t>${</w:t>
-            </w:r>
-            <w:proofErr w:type="spellStart"/>
-            <w:r>
-              <w:rPr>
-                <w:rFonts w:ascii="Arial" w:eastAsia="Arial" w:hAnsi="Arial" w:cs="Arial"/>
-                <w:color w:val="FF0000"/>
-                <w:sz w:val="20"/>
-                <w:szCs w:val="20"/>
-              </w:rPr>
-              <w:t>alasan_cuti</w:t>
-            </w:r>
-            <w:proofErr w:type="spellEnd"/>
-            <w:r>
-              <w:rPr>
-                <w:rFonts w:ascii="Arial" w:eastAsia="Arial" w:hAnsi="Arial" w:cs="Arial"/>
-                <w:color w:val="FF0000"/>
-                <w:sz w:val="20"/>
-                <w:szCs w:val="20"/>
-              </w:rPr>
-              <w:t>}</w:t>
+              <w:t xml:space="preserve">    ${alasan_cuti}</w:t>
             </w:r>
           </w:p>
         </w:tc>
@@ -4143,7 +2493,7 @@
       <w:tr>
         <w:tc>
           <w:tcPr>
-            <w:tcW w:w="10207" w:type="dxa"/>
+            <w:tcW w:w="10206" w:type="dxa"/>
             <w:gridSpan w:val="21"/>
           </w:tcPr>
           <w:p>
@@ -4177,7 +2527,7 @@
       <w:tr>
         <w:tc>
           <w:tcPr>
-            <w:tcW w:w="992" w:type="dxa"/>
+            <w:tcW w:w="991" w:type="dxa"/>
           </w:tcPr>
           <w:p>
             <w:pPr>
@@ -4226,67 +2576,8 @@
                 <w:sz w:val="20"/>
                 <w:szCs w:val="20"/>
               </w:rPr>
-              <w:t xml:space="preserve">    </w:t>
-            </w:r>
-            <w:r>
-              <w:rPr>
-                <w:rFonts w:ascii="Arial" w:eastAsia="Arial" w:hAnsi="Arial" w:cs="Arial"/>
-                <w:color w:val="FF0000"/>
-                <w:sz w:val="20"/>
-                <w:szCs w:val="20"/>
-              </w:rPr>
-              <w:t>${</w:t>
-            </w:r>
-            <w:proofErr w:type="spellStart"/>
-            <w:r>
-              <w:rPr>
-                <w:rFonts w:ascii="Arial" w:eastAsia="Arial" w:hAnsi="Arial" w:cs="Arial"/>
-                <w:color w:val="FF0000"/>
-                <w:sz w:val="20"/>
-                <w:szCs w:val="20"/>
-              </w:rPr>
-              <w:t>lama_cuti</w:t>
-            </w:r>
-            <w:proofErr w:type="spellEnd"/>
-            <w:r>
-              <w:rPr>
-                <w:rFonts w:ascii="Arial" w:eastAsia="Arial" w:hAnsi="Arial" w:cs="Arial"/>
-                <w:color w:val="FF0000"/>
-                <w:sz w:val="20"/>
-                <w:szCs w:val="20"/>
-              </w:rPr>
-              <w:t>}</w:t>
-            </w:r>
-            <w:r>
-              <w:rPr>
-                <w:rFonts w:ascii="Arial" w:eastAsia="Arial" w:hAnsi="Arial" w:cs="Arial"/>
-                <w:color w:val="FF0000"/>
-                <w:sz w:val="20"/>
-                <w:szCs w:val="20"/>
-              </w:rPr>
-              <w:t xml:space="preserve">  (</w:t>
-            </w:r>
-            <w:proofErr w:type="spellStart"/>
-            <w:r>
-              <w:rPr>
-                <w:rFonts w:ascii="Arial" w:eastAsia="Arial" w:hAnsi="Arial" w:cs="Arial"/>
-                <w:color w:val="FF0000"/>
-                <w:sz w:val="20"/>
-                <w:szCs w:val="20"/>
-              </w:rPr>
-              <w:t>hari</w:t>
-            </w:r>
-            <w:proofErr w:type="spellEnd"/>
-            <w:r>
-              <w:rPr>
-                <w:rFonts w:ascii="Arial" w:eastAsia="Arial" w:hAnsi="Arial" w:cs="Arial"/>
-                <w:color w:val="FF0000"/>
-                <w:sz w:val="20"/>
-                <w:szCs w:val="20"/>
-              </w:rPr>
-              <w:t>/</w:t>
-            </w:r>
-            <w:proofErr w:type="spellStart"/>
+              <w:t xml:space="preserve">    ${lama_cuti}  (hari/</w:t>
+            </w:r>
             <w:r>
               <w:rPr>
                 <w:rFonts w:ascii="Arial" w:eastAsia="Arial" w:hAnsi="Arial" w:cs="Arial"/>
@@ -4295,31 +2586,8 @@
                 <w:sz w:val="20"/>
                 <w:szCs w:val="20"/>
               </w:rPr>
-              <w:t>bulan</w:t>
-            </w:r>
-            <w:proofErr w:type="spellEnd"/>
-            <w:r>
-              <w:rPr>
-                <w:rFonts w:ascii="Arial" w:eastAsia="Arial" w:hAnsi="Arial" w:cs="Arial"/>
-                <w:strike/>
-                <w:color w:val="FF0000"/>
-                <w:sz w:val="20"/>
-                <w:szCs w:val="20"/>
-              </w:rPr>
-              <w:t>/</w:t>
-            </w:r>
-            <w:proofErr w:type="spellStart"/>
-            <w:r>
-              <w:rPr>
-                <w:rFonts w:ascii="Arial" w:eastAsia="Arial" w:hAnsi="Arial" w:cs="Arial"/>
-                <w:strike/>
-                <w:color w:val="FF0000"/>
-                <w:sz w:val="20"/>
-                <w:szCs w:val="20"/>
-              </w:rPr>
-              <w:t>tahun</w:t>
-            </w:r>
-            <w:proofErr w:type="spellEnd"/>
+              <w:t>bulan/tahun</w:t>
+            </w:r>
             <w:r>
               <w:rPr>
                 <w:rFonts w:ascii="Arial" w:eastAsia="Arial" w:hAnsi="Arial" w:cs="Arial"/>
@@ -4355,19 +2623,8 @@
                 <w:sz w:val="20"/>
                 <w:szCs w:val="20"/>
               </w:rPr>
-              <w:t xml:space="preserve">Mulai </w:t>
-            </w:r>
-            <w:proofErr w:type="spellStart"/>
-            <w:r>
-              <w:rPr>
-                <w:rFonts w:ascii="Arial" w:eastAsia="Arial" w:hAnsi="Arial" w:cs="Arial"/>
-                <w:color w:val="FF0000"/>
-                <w:sz w:val="20"/>
-                <w:szCs w:val="20"/>
-              </w:rPr>
-              <w:t>tanggal</w:t>
-            </w:r>
-            <w:proofErr w:type="spellEnd"/>
+              <w:t>Mulai tanggal</w:t>
+            </w:r>
           </w:p>
         </w:tc>
         <w:tc>
@@ -4394,27 +2651,7 @@
                 <w:sz w:val="20"/>
                 <w:szCs w:val="20"/>
               </w:rPr>
-              <w:t>${</w:t>
-            </w:r>
-            <w:proofErr w:type="spellStart"/>
-            <w:r>
-              <w:rPr>
-                <w:rFonts w:ascii="Arial" w:eastAsia="Arial" w:hAnsi="Arial" w:cs="Arial"/>
-                <w:color w:val="FF0000"/>
-                <w:sz w:val="20"/>
-                <w:szCs w:val="20"/>
-              </w:rPr>
-              <w:t>tanggal_mulai_cuti</w:t>
-            </w:r>
-            <w:proofErr w:type="spellEnd"/>
-            <w:r>
-              <w:rPr>
-                <w:rFonts w:ascii="Arial" w:eastAsia="Arial" w:hAnsi="Arial" w:cs="Arial"/>
-                <w:color w:val="FF0000"/>
-                <w:sz w:val="20"/>
-                <w:szCs w:val="20"/>
-              </w:rPr>
-              <w:t>}</w:t>
+              <w:t>${tanggal_mulai_cuti}</w:t>
             </w:r>
           </w:p>
         </w:tc>
@@ -4422,7 +2659,7 @@
       <w:tr>
         <w:tc>
           <w:tcPr>
-            <w:tcW w:w="10207" w:type="dxa"/>
+            <w:tcW w:w="10206" w:type="dxa"/>
             <w:gridSpan w:val="21"/>
           </w:tcPr>
           <w:p>
@@ -4464,7 +2701,7 @@
       <w:tr>
         <w:tc>
           <w:tcPr>
-            <w:tcW w:w="3685" w:type="dxa"/>
+            <w:tcW w:w="3684" w:type="dxa"/>
             <w:gridSpan w:val="9"/>
           </w:tcPr>
           <w:p>
@@ -4550,7 +2787,7 @@
         </w:trPr>
         <w:tc>
           <w:tcPr>
-            <w:tcW w:w="1133" w:type="dxa"/>
+            <w:tcW w:w="1132" w:type="dxa"/>
             <w:gridSpan w:val="2"/>
           </w:tcPr>
           <w:p>
@@ -4565,7 +2802,6 @@
                 <w:szCs w:val="20"/>
               </w:rPr>
             </w:pPr>
-            <w:proofErr w:type="spellStart"/>
             <w:r>
               <w:rPr>
                 <w:rFonts w:ascii="Arial" w:eastAsia="Arial" w:hAnsi="Arial" w:cs="Arial"/>
@@ -4574,7 +2810,6 @@
               </w:rPr>
               <w:t>Tahun</w:t>
             </w:r>
-            <w:proofErr w:type="spellEnd"/>
           </w:p>
         </w:tc>
         <w:tc>
@@ -4621,7 +2856,6 @@
                 <w:szCs w:val="20"/>
               </w:rPr>
             </w:pPr>
-            <w:proofErr w:type="spellStart"/>
             <w:r>
               <w:rPr>
                 <w:rFonts w:ascii="Arial" w:eastAsia="Arial" w:hAnsi="Arial" w:cs="Arial"/>
@@ -4630,7 +2864,6 @@
               </w:rPr>
               <w:t>Keterangan</w:t>
             </w:r>
-            <w:proofErr w:type="spellEnd"/>
           </w:p>
         </w:tc>
         <w:tc>
@@ -4682,7 +2915,7 @@
       <w:tr>
         <w:tc>
           <w:tcPr>
-            <w:tcW w:w="1133" w:type="dxa"/>
+            <w:tcW w:w="1132" w:type="dxa"/>
             <w:gridSpan w:val="2"/>
           </w:tcPr>
           <w:p>
@@ -4729,12 +2962,11 @@
             </w:pPr>
             <w:r>
               <w:rPr>
-                <w:rFonts w:ascii="Arial" w:eastAsia="Arial" w:hAnsi="Arial" w:cs="Arial"/>
-                <w:color w:val="FF0000"/>
-                <w:sz w:val="20"/>
-                <w:szCs w:val="20"/>
-              </w:rPr>
-              <w:t>7</w:t>
+                <w:rFonts w:ascii="Arial" w:hAnsi="Arial" w:cs="Arial"/>
+                <w:sz w:val="20"/>
+                <w:szCs w:val="20"/>
+              </w:rPr>
+              <w:t>${jumlah_cuti_tahunan}</w:t>
             </w:r>
           </w:p>
         </w:tc>
@@ -4816,7 +3048,7 @@
       <w:tr>
         <w:tc>
           <w:tcPr>
-            <w:tcW w:w="1133" w:type="dxa"/>
+            <w:tcW w:w="1132" w:type="dxa"/>
             <w:gridSpan w:val="2"/>
           </w:tcPr>
           <w:p>
@@ -4860,11 +3092,11 @@
             </w:pPr>
             <w:r>
               <w:rPr>
-                <w:rFonts w:ascii="Arial" w:eastAsia="Arial" w:hAnsi="Arial" w:cs="Arial"/>
-                <w:sz w:val="20"/>
-                <w:szCs w:val="20"/>
-              </w:rPr>
-              <w:t>5</w:t>
+                <w:rFonts w:ascii="Arial" w:hAnsi="Arial" w:cs="Arial"/>
+                <w:sz w:val="20"/>
+                <w:szCs w:val="20"/>
+              </w:rPr>
+              <w:t>${sisa_satu}</w:t>
             </w:r>
           </w:p>
         </w:tc>
@@ -4944,7 +3176,7 @@
       <w:tr>
         <w:tc>
           <w:tcPr>
-            <w:tcW w:w="1133" w:type="dxa"/>
+            <w:tcW w:w="1132" w:type="dxa"/>
             <w:gridSpan w:val="2"/>
           </w:tcPr>
           <w:p>
@@ -4988,11 +3220,11 @@
             </w:pPr>
             <w:r>
               <w:rPr>
-                <w:rFonts w:ascii="Arial" w:eastAsia="Arial" w:hAnsi="Arial" w:cs="Arial"/>
-                <w:sz w:val="20"/>
-                <w:szCs w:val="20"/>
-              </w:rPr>
-              <w:t>4</w:t>
+                <w:rFonts w:ascii="Arial" w:hAnsi="Arial" w:cs="Arial"/>
+                <w:sz w:val="20"/>
+                <w:szCs w:val="20"/>
+              </w:rPr>
+              <w:t>${sisa_dua}</w:t>
             </w:r>
           </w:p>
         </w:tc>
@@ -5072,7 +3304,7 @@
       <w:tr>
         <w:tc>
           <w:tcPr>
-            <w:tcW w:w="10207" w:type="dxa"/>
+            <w:tcW w:w="10206" w:type="dxa"/>
             <w:gridSpan w:val="21"/>
           </w:tcPr>
           <w:p>
@@ -5105,7 +3337,7 @@
       <w:tr>
         <w:tc>
           <w:tcPr>
-            <w:tcW w:w="5811" w:type="dxa"/>
+            <w:tcW w:w="5810" w:type="dxa"/>
             <w:gridSpan w:val="14"/>
           </w:tcPr>
           <w:p>
@@ -5125,18 +3357,8 @@
                 <w:sz w:val="20"/>
                 <w:szCs w:val="20"/>
               </w:rPr>
-              <w:t xml:space="preserve">           </w:t>
-            </w:r>
-            <w:proofErr w:type="spellStart"/>
-            <w:r>
-              <w:rPr>
-                <w:rFonts w:ascii="Arial" w:eastAsia="Arial" w:hAnsi="Arial" w:cs="Arial"/>
-                <w:sz w:val="20"/>
-                <w:szCs w:val="20"/>
-              </w:rPr>
-              <w:t>Madiun</w:t>
-            </w:r>
-            <w:proofErr w:type="spellEnd"/>
+              <w:t xml:space="preserve">           Madiun</w:t>
+            </w:r>
           </w:p>
         </w:tc>
         <w:tc>
@@ -5196,7 +3418,7 @@
         </w:trPr>
         <w:tc>
           <w:tcPr>
-            <w:tcW w:w="4253" w:type="dxa"/>
+            <w:tcW w:w="4252" w:type="dxa"/>
             <w:gridSpan w:val="11"/>
             <w:tcBorders>
               <w:top w:val="single" w:sz="4" w:space="0" w:color="000000"/>
@@ -5206,7 +3428,7 @@
           <w:p>
             <w:pPr>
               <w:rPr>
-                <w:rFonts w:ascii="Arial" w:eastAsia="Arial" w:hAnsi="Arial" w:cs="Arial"/>
+                <w:rFonts w:ascii="Arial" w:hAnsi="Arial" w:cs="Arial"/>
                 <w:sz w:val="20"/>
                 <w:szCs w:val="20"/>
               </w:rPr>
@@ -5218,6 +3440,103 @@
                 <w:szCs w:val="20"/>
               </w:rPr>
               <w:t xml:space="preserve"> </w:t>
+            </w:r>
+            <w:r>
+              <w:rPr>
+                <w:rFonts w:ascii="Arial" w:hAnsi="Arial" w:cs="Arial"/>
+                <w:sz w:val="20"/>
+                <w:szCs w:val="20"/>
+              </w:rPr>
+              <w:t xml:space="preserve"> </w:t>
+            </w:r>
+            <w:r>
+              <w:rPr>
+                <w:rFonts w:ascii="Arial" w:hAnsi="Arial" w:cs="Arial"/>
+                <w:sz w:val="20"/>
+                <w:szCs w:val="20"/>
+              </w:rPr>
+              <w:t>${jabatan_atasan1}</w:t>
+            </w:r>
+          </w:p>
+          <w:p>
+            <w:pPr>
+              <w:rPr>
+                <w:rFonts w:ascii="Arial" w:eastAsia="Arial" w:hAnsi="Arial" w:cs="Arial"/>
+                <w:sz w:val="20"/>
+                <w:szCs w:val="20"/>
+              </w:rPr>
+            </w:pPr>
+          </w:p>
+          <w:p>
+            <w:pPr>
+              <w:rPr>
+                <w:rFonts w:ascii="Arial" w:eastAsia="Arial" w:hAnsi="Arial" w:cs="Arial"/>
+                <w:sz w:val="20"/>
+                <w:szCs w:val="20"/>
+              </w:rPr>
+            </w:pPr>
+          </w:p>
+          <w:p>
+            <w:pPr>
+              <w:rPr>
+                <w:rFonts w:ascii="Arial" w:eastAsia="Arial" w:hAnsi="Arial" w:cs="Arial"/>
+                <w:sz w:val="20"/>
+                <w:szCs w:val="20"/>
+              </w:rPr>
+            </w:pPr>
+          </w:p>
+          <w:p>
+            <w:pPr>
+              <w:rPr>
+                <w:rFonts w:ascii="Arial" w:hAnsi="Arial" w:cs="Arial"/>
+                <w:b/>
+                <w:sz w:val="20"/>
+                <w:szCs w:val="20"/>
+                <w:u w:val="single"/>
+              </w:rPr>
+            </w:pPr>
+            <w:r>
+              <w:rPr>
+                <w:rFonts w:ascii="Arial" w:hAnsi="Arial" w:cs="Arial"/>
+                <w:b/>
+                <w:sz w:val="20"/>
+                <w:szCs w:val="20"/>
+                <w:u w:val="single"/>
+              </w:rPr>
+              <w:t xml:space="preserve"> ${atasan1}</w:t>
+            </w:r>
+          </w:p>
+          <w:p>
+            <w:pPr>
+              <w:rPr>
+                <w:rFonts w:ascii="Arial" w:eastAsia="Arial" w:hAnsi="Arial" w:cs="Arial"/>
+                <w:sz w:val="20"/>
+                <w:szCs w:val="20"/>
+              </w:rPr>
+            </w:pPr>
+            <w:r>
+              <w:rPr>
+                <w:rFonts w:ascii="Arial" w:hAnsi="Arial" w:cs="Arial"/>
+                <w:sz w:val="20"/>
+                <w:szCs w:val="20"/>
+              </w:rPr>
+              <w:t xml:space="preserve"> </w:t>
+            </w:r>
+            <w:r>
+              <w:rPr>
+                <w:rFonts w:ascii="Arial" w:hAnsi="Arial" w:cs="Arial"/>
+                <w:sz w:val="20"/>
+                <w:szCs w:val="20"/>
+              </w:rPr>
+              <w:t xml:space="preserve">NIP </w:t>
+            </w:r>
+            <w:r>
+              <w:rPr>
+                <w:rFonts w:ascii="Arial" w:hAnsi="Arial" w:cs="Arial"/>
+                <w:sz w:val="20"/>
+                <w:szCs w:val="20"/>
+              </w:rPr>
+              <w:t>${nip_atasan1}</w:t>
             </w:r>
           </w:p>
         </w:tc>
@@ -5249,41 +3568,21 @@
               </w:rPr>
               <w:t xml:space="preserve">                                 </w:t>
             </w:r>
-            <w:proofErr w:type="spellStart"/>
-            <w:r>
-              <w:rPr>
-                <w:rFonts w:ascii="Arial" w:eastAsia="Arial" w:hAnsi="Arial" w:cs="Arial"/>
-                <w:sz w:val="20"/>
-                <w:szCs w:val="20"/>
-              </w:rPr>
-              <w:t>Hormat</w:t>
-            </w:r>
-            <w:proofErr w:type="spellEnd"/>
-            <w:r>
-              <w:rPr>
-                <w:rFonts w:ascii="Arial" w:eastAsia="Arial" w:hAnsi="Arial" w:cs="Arial"/>
-                <w:sz w:val="20"/>
-                <w:szCs w:val="20"/>
-              </w:rPr>
-              <w:t xml:space="preserve"> </w:t>
-            </w:r>
-            <w:proofErr w:type="spellStart"/>
-            <w:r>
-              <w:rPr>
-                <w:rFonts w:ascii="Arial" w:eastAsia="Arial" w:hAnsi="Arial" w:cs="Arial"/>
-                <w:sz w:val="20"/>
-                <w:szCs w:val="20"/>
-              </w:rPr>
-              <w:t>saya</w:t>
-            </w:r>
-            <w:proofErr w:type="spellEnd"/>
-            <w:r>
-              <w:rPr>
-                <w:rFonts w:ascii="Arial" w:eastAsia="Arial" w:hAnsi="Arial" w:cs="Arial"/>
-                <w:sz w:val="20"/>
-                <w:szCs w:val="20"/>
-              </w:rPr>
-              <w:t>,</w:t>
+            <w:r>
+              <w:rPr>
+                <w:rFonts w:ascii="Arial" w:eastAsia="Arial" w:hAnsi="Arial" w:cs="Arial"/>
+                <w:sz w:val="20"/>
+                <w:szCs w:val="20"/>
+              </w:rPr>
+              <w:t xml:space="preserve">               </w:t>
+            </w:r>
+            <w:r>
+              <w:rPr>
+                <w:rFonts w:ascii="Arial" w:eastAsia="Arial" w:hAnsi="Arial" w:cs="Arial"/>
+                <w:sz w:val="20"/>
+                <w:szCs w:val="20"/>
+              </w:rPr>
+              <w:t>Hormat saya,</w:t>
             </w:r>
           </w:p>
           <w:p>
@@ -5343,33 +3642,21 @@
               <w:rPr>
                 <w:rFonts w:ascii="Arial" w:eastAsia="Arial" w:hAnsi="Arial" w:cs="Arial"/>
                 <w:b/>
+                <w:color w:val="333333"/>
+                <w:sz w:val="20"/>
+                <w:szCs w:val="20"/>
+              </w:rPr>
+              <w:t xml:space="preserve">                 </w:t>
+            </w:r>
+            <w:r>
+              <w:rPr>
+                <w:rFonts w:ascii="Arial" w:eastAsia="Arial" w:hAnsi="Arial" w:cs="Arial"/>
+                <w:b/>
                 <w:sz w:val="20"/>
                 <w:szCs w:val="20"/>
                 <w:u w:val="single"/>
               </w:rPr>
-              <w:t>${</w:t>
-            </w:r>
-            <w:proofErr w:type="spellStart"/>
-            <w:r>
-              <w:rPr>
-                <w:rFonts w:ascii="Arial" w:eastAsia="Arial" w:hAnsi="Arial" w:cs="Arial"/>
-                <w:b/>
-                <w:sz w:val="20"/>
-                <w:szCs w:val="20"/>
-                <w:u w:val="single"/>
-              </w:rPr>
-              <w:t>nama</w:t>
-            </w:r>
-            <w:proofErr w:type="spellEnd"/>
-            <w:r>
-              <w:rPr>
-                <w:rFonts w:ascii="Arial" w:eastAsia="Arial" w:hAnsi="Arial" w:cs="Arial"/>
-                <w:b/>
-                <w:sz w:val="20"/>
-                <w:szCs w:val="20"/>
-                <w:u w:val="single"/>
-              </w:rPr>
-              <w:t>}</w:t>
+              <w:t>${nama}</w:t>
             </w:r>
           </w:p>
           <w:p>
@@ -5387,7 +3674,39 @@
                 <w:sz w:val="20"/>
                 <w:szCs w:val="20"/>
               </w:rPr>
-              <w:t xml:space="preserve">     NIP </w:t>
+              <w:t xml:space="preserve">    </w:t>
+            </w:r>
+            <w:r>
+              <w:rPr>
+                <w:rFonts w:ascii="Arial" w:eastAsia="Arial" w:hAnsi="Arial" w:cs="Arial"/>
+                <w:sz w:val="20"/>
+                <w:szCs w:val="20"/>
+              </w:rPr>
+              <w:t xml:space="preserve">             </w:t>
+            </w:r>
+            <w:r>
+              <w:rPr>
+                <w:rFonts w:ascii="Arial" w:eastAsia="Arial" w:hAnsi="Arial" w:cs="Arial"/>
+                <w:sz w:val="20"/>
+                <w:szCs w:val="20"/>
+              </w:rPr>
+              <w:t xml:space="preserve"> </w:t>
+            </w:r>
+            <w:r>
+              <w:rPr>
+                <w:rFonts w:ascii="Arial" w:eastAsia="Arial" w:hAnsi="Arial" w:cs="Arial"/>
+                <w:sz w:val="20"/>
+                <w:szCs w:val="20"/>
+              </w:rPr>
+              <w:t xml:space="preserve">   </w:t>
+            </w:r>
+            <w:r>
+              <w:rPr>
+                <w:rFonts w:ascii="Arial" w:eastAsia="Arial" w:hAnsi="Arial" w:cs="Arial"/>
+                <w:sz w:val="20"/>
+                <w:szCs w:val="20"/>
+              </w:rPr>
+              <w:t xml:space="preserve">NIP </w:t>
             </w:r>
             <w:r>
               <w:rPr>
@@ -5401,7 +3720,7 @@
       <w:tr>
         <w:tc>
           <w:tcPr>
-            <w:tcW w:w="10207" w:type="dxa"/>
+            <w:tcW w:w="10206" w:type="dxa"/>
             <w:gridSpan w:val="21"/>
           </w:tcPr>
           <w:p>
@@ -5434,7 +3753,7 @@
       <w:tr>
         <w:tc>
           <w:tcPr>
-            <w:tcW w:w="1254" w:type="dxa"/>
+            <w:tcW w:w="1253" w:type="dxa"/>
             <w:gridSpan w:val="3"/>
           </w:tcPr>
           <w:p>
@@ -5562,7 +3881,7 @@
       <w:tr>
         <w:tc>
           <w:tcPr>
-            <w:tcW w:w="1254" w:type="dxa"/>
+            <w:tcW w:w="1253" w:type="dxa"/>
             <w:gridSpan w:val="3"/>
           </w:tcPr>
           <w:p>
@@ -5640,7 +3959,7 @@
       <w:tr>
         <w:tc>
           <w:tcPr>
-            <w:tcW w:w="3260" w:type="dxa"/>
+            <w:tcW w:w="3259" w:type="dxa"/>
             <w:gridSpan w:val="7"/>
           </w:tcPr>
           <w:p>
@@ -5654,23 +3973,13 @@
                 <w:szCs w:val="20"/>
               </w:rPr>
             </w:pPr>
-            <w:proofErr w:type="spellStart"/>
-            <w:r>
-              <w:rPr>
-                <w:rFonts w:ascii="Arial" w:eastAsia="Arial" w:hAnsi="Arial" w:cs="Arial"/>
-                <w:sz w:val="20"/>
-                <w:szCs w:val="20"/>
-              </w:rPr>
-              <w:t>Alasan</w:t>
-            </w:r>
-            <w:proofErr w:type="spellEnd"/>
-            <w:r>
-              <w:rPr>
-                <w:rFonts w:ascii="Arial" w:eastAsia="Arial" w:hAnsi="Arial" w:cs="Arial"/>
-                <w:sz w:val="20"/>
-                <w:szCs w:val="20"/>
-              </w:rPr>
-              <w:t xml:space="preserve"> : </w:t>
+            <w:r>
+              <w:rPr>
+                <w:rFonts w:ascii="Arial" w:eastAsia="Arial" w:hAnsi="Arial" w:cs="Arial"/>
+                <w:sz w:val="20"/>
+                <w:szCs w:val="20"/>
+              </w:rPr>
+              <w:t xml:space="preserve">Alasan : </w:t>
             </w:r>
           </w:p>
         </w:tc>
@@ -5712,207 +4021,157 @@
             </w:r>
             <w:r>
               <w:rPr>
+                <w:rFonts w:ascii="Arial" w:hAnsi="Arial" w:cs="Arial"/>
+                <w:bCs/>
+                <w:sz w:val="20"/>
+                <w:szCs w:val="20"/>
+              </w:rPr>
+              <w:t>${jabatan_atasan2}</w:t>
+            </w:r>
+            <w:r>
+              <w:rPr>
+                <w:rFonts w:ascii="Arial" w:hAnsi="Arial" w:cs="Arial"/>
+                <w:b/>
+                <w:bCs/>
+                <w:sz w:val="20"/>
+                <w:szCs w:val="20"/>
+              </w:rPr>
+              <w:t>,</w:t>
+            </w:r>
+          </w:p>
+          <w:p>
+            <w:pPr>
+              <w:tabs>
+                <w:tab w:val="center" w:pos="2160"/>
+                <w:tab w:val="center" w:pos="6660"/>
+              </w:tabs>
+              <w:jc w:val="center"/>
+              <w:rPr>
+                <w:rFonts w:ascii="Arial" w:eastAsia="Arial" w:hAnsi="Arial" w:cs="Arial"/>
+                <w:sz w:val="18"/>
+                <w:szCs w:val="18"/>
+              </w:rPr>
+            </w:pPr>
+            <w:r>
+              <w:rPr>
+                <w:rFonts w:ascii="Arial" w:eastAsia="Arial" w:hAnsi="Arial" w:cs="Arial"/>
+                <w:sz w:val="18"/>
+                <w:szCs w:val="18"/>
+              </w:rPr>
+              <w:t xml:space="preserve">              </w:t>
+            </w:r>
+          </w:p>
+          <w:p>
+            <w:pPr>
+              <w:tabs>
+                <w:tab w:val="center" w:pos="2160"/>
+                <w:tab w:val="center" w:pos="6660"/>
+              </w:tabs>
+              <w:rPr>
+                <w:rFonts w:ascii="Arial" w:eastAsia="Arial" w:hAnsi="Arial" w:cs="Arial"/>
+                <w:sz w:val="18"/>
+                <w:szCs w:val="18"/>
+              </w:rPr>
+            </w:pPr>
+          </w:p>
+          <w:p>
+            <w:pPr>
+              <w:tabs>
+                <w:tab w:val="center" w:pos="2160"/>
+                <w:tab w:val="center" w:pos="6660"/>
+              </w:tabs>
+              <w:rPr>
+                <w:rFonts w:ascii="Arial" w:eastAsia="Arial" w:hAnsi="Arial" w:cs="Arial"/>
+                <w:sz w:val="18"/>
+                <w:szCs w:val="18"/>
+              </w:rPr>
+            </w:pPr>
+          </w:p>
+          <w:p>
+            <w:pPr>
+              <w:tabs>
+                <w:tab w:val="center" w:pos="2160"/>
+                <w:tab w:val="center" w:pos="6660"/>
+              </w:tabs>
+              <w:rPr>
+                <w:rFonts w:ascii="Arial" w:eastAsia="Arial" w:hAnsi="Arial" w:cs="Arial"/>
+                <w:sz w:val="18"/>
+                <w:szCs w:val="18"/>
+              </w:rPr>
+            </w:pPr>
+          </w:p>
+          <w:p>
+            <w:pPr>
+              <w:tabs>
+                <w:tab w:val="center" w:pos="2160"/>
+                <w:tab w:val="center" w:pos="6660"/>
+              </w:tabs>
+              <w:jc w:val="center"/>
+              <w:rPr>
+                <w:rFonts w:ascii="Arial" w:eastAsia="Arial" w:hAnsi="Arial" w:cs="Arial"/>
+                <w:sz w:val="20"/>
+                <w:szCs w:val="20"/>
+              </w:rPr>
+            </w:pPr>
+            <w:r>
+              <w:rPr>
                 <w:rFonts w:ascii="Arial" w:eastAsia="Arial" w:hAnsi="Arial" w:cs="Arial"/>
                 <w:b/>
                 <w:sz w:val="18"/>
                 <w:szCs w:val="18"/>
               </w:rPr>
-              <w:t xml:space="preserve">KEPALA </w:t>
-            </w:r>
-            <w:proofErr w:type="spellStart"/>
-            <w:r>
-              <w:rPr>
-                <w:rFonts w:ascii="Arial" w:eastAsia="Arial" w:hAnsi="Arial" w:cs="Arial"/>
+              <w:t xml:space="preserve">                                 </w:t>
+            </w:r>
+            <w:r>
+              <w:rPr>
+                <w:rFonts w:ascii="Arial" w:hAnsi="Arial" w:cs="Arial"/>
                 <w:b/>
-                <w:sz w:val="18"/>
-                <w:szCs w:val="18"/>
-              </w:rPr>
-              <w:t>Prd</w:t>
-            </w:r>
-            <w:proofErr w:type="spellEnd"/>
-            <w:r>
-              <w:rPr>
-                <w:rFonts w:ascii="Arial" w:eastAsia="Arial" w:hAnsi="Arial" w:cs="Arial"/>
-                <w:b/>
-                <w:sz w:val="18"/>
-                <w:szCs w:val="18"/>
-              </w:rPr>
-              <w:t>,</w:t>
-            </w:r>
-          </w:p>
-          <w:p>
-            <w:pPr>
-              <w:tabs>
-                <w:tab w:val="center" w:pos="2160"/>
-                <w:tab w:val="center" w:pos="6660"/>
-              </w:tabs>
-              <w:jc w:val="center"/>
-              <w:rPr>
-                <w:rFonts w:ascii="Arial" w:eastAsia="Arial" w:hAnsi="Arial" w:cs="Arial"/>
-                <w:sz w:val="18"/>
-                <w:szCs w:val="18"/>
-              </w:rPr>
-            </w:pPr>
-            <w:r>
-              <w:rPr>
-                <w:rFonts w:ascii="Arial" w:eastAsia="Arial" w:hAnsi="Arial" w:cs="Arial"/>
-                <w:sz w:val="18"/>
-                <w:szCs w:val="18"/>
-              </w:rPr>
-              <w:t xml:space="preserve">              </w:t>
-            </w:r>
-          </w:p>
-          <w:p>
-            <w:pPr>
-              <w:tabs>
-                <w:tab w:val="center" w:pos="2160"/>
-                <w:tab w:val="center" w:pos="6660"/>
-              </w:tabs>
-              <w:rPr>
-                <w:rFonts w:ascii="Arial" w:eastAsia="Arial" w:hAnsi="Arial" w:cs="Arial"/>
-                <w:sz w:val="18"/>
-                <w:szCs w:val="18"/>
-              </w:rPr>
-            </w:pPr>
-          </w:p>
-          <w:p>
-            <w:pPr>
-              <w:tabs>
-                <w:tab w:val="center" w:pos="2160"/>
-                <w:tab w:val="center" w:pos="6660"/>
-              </w:tabs>
-              <w:rPr>
-                <w:rFonts w:ascii="Arial" w:eastAsia="Arial" w:hAnsi="Arial" w:cs="Arial"/>
-                <w:sz w:val="18"/>
-                <w:szCs w:val="18"/>
-              </w:rPr>
-            </w:pPr>
-          </w:p>
-          <w:p>
-            <w:pPr>
-              <w:tabs>
-                <w:tab w:val="center" w:pos="2160"/>
-                <w:tab w:val="center" w:pos="6660"/>
-              </w:tabs>
-              <w:rPr>
-                <w:rFonts w:ascii="Arial" w:eastAsia="Arial" w:hAnsi="Arial" w:cs="Arial"/>
-                <w:sz w:val="18"/>
-                <w:szCs w:val="18"/>
-              </w:rPr>
-            </w:pPr>
-          </w:p>
-          <w:p>
-            <w:pPr>
-              <w:tabs>
-                <w:tab w:val="center" w:pos="2160"/>
-                <w:tab w:val="center" w:pos="6660"/>
-              </w:tabs>
-              <w:jc w:val="center"/>
-              <w:rPr>
-                <w:rFonts w:ascii="Arial" w:eastAsia="Arial" w:hAnsi="Arial" w:cs="Arial"/>
-                <w:b/>
                 <w:sz w:val="20"/>
                 <w:szCs w:val="20"/>
                 <w:u w:val="single"/>
               </w:rPr>
-            </w:pPr>
-            <w:r>
-              <w:rPr>
-                <w:rFonts w:ascii="Arial" w:eastAsia="Arial" w:hAnsi="Arial" w:cs="Arial"/>
-                <w:b/>
-                <w:sz w:val="18"/>
-                <w:szCs w:val="18"/>
-              </w:rPr>
-              <w:t xml:space="preserve">                                 </w:t>
-            </w:r>
-            <w:r>
-              <w:rPr>
-                <w:rFonts w:ascii="Arial" w:eastAsia="Arial" w:hAnsi="Arial" w:cs="Arial"/>
-                <w:b/>
-                <w:sz w:val="20"/>
-                <w:szCs w:val="20"/>
-                <w:u w:val="single"/>
-              </w:rPr>
-              <w:t xml:space="preserve">ANSAR RASIDI, </w:t>
-            </w:r>
-            <w:proofErr w:type="spellStart"/>
-            <w:r>
-              <w:rPr>
-                <w:rFonts w:ascii="Arial" w:eastAsia="Arial" w:hAnsi="Arial" w:cs="Arial"/>
-                <w:b/>
-                <w:sz w:val="20"/>
-                <w:szCs w:val="20"/>
-                <w:u w:val="single"/>
-              </w:rPr>
-              <w:t>S.Sos</w:t>
-            </w:r>
-            <w:proofErr w:type="spellEnd"/>
-            <w:r>
-              <w:rPr>
-                <w:rFonts w:ascii="Arial" w:eastAsia="Arial" w:hAnsi="Arial" w:cs="Arial"/>
-                <w:b/>
-                <w:sz w:val="20"/>
-                <w:szCs w:val="20"/>
-                <w:u w:val="single"/>
-              </w:rPr>
-              <w:t xml:space="preserve">, </w:t>
-            </w:r>
-            <w:proofErr w:type="spellStart"/>
-            <w:r>
-              <w:rPr>
-                <w:rFonts w:ascii="Arial" w:eastAsia="Arial" w:hAnsi="Arial" w:cs="Arial"/>
-                <w:b/>
-                <w:sz w:val="20"/>
-                <w:szCs w:val="20"/>
-                <w:u w:val="single"/>
-              </w:rPr>
-              <w:t>M.Si</w:t>
-            </w:r>
-            <w:proofErr w:type="spellEnd"/>
-          </w:p>
-          <w:p>
-            <w:pPr>
-              <w:tabs>
-                <w:tab w:val="center" w:pos="2160"/>
-                <w:tab w:val="center" w:pos="6660"/>
-              </w:tabs>
-              <w:jc w:val="center"/>
-              <w:rPr>
-                <w:rFonts w:ascii="Arial" w:eastAsia="Arial" w:hAnsi="Arial" w:cs="Arial"/>
-                <w:sz w:val="20"/>
-                <w:szCs w:val="20"/>
-              </w:rPr>
-            </w:pPr>
-            <w:r>
-              <w:rPr>
-                <w:rFonts w:ascii="Arial" w:eastAsia="Arial" w:hAnsi="Arial" w:cs="Arial"/>
-                <w:sz w:val="20"/>
-                <w:szCs w:val="20"/>
-              </w:rPr>
-              <w:t xml:space="preserve">                            Pembina Utama Muda (IV/c)</w:t>
-            </w:r>
-          </w:p>
-          <w:p>
-            <w:pPr>
-              <w:rPr>
-                <w:rFonts w:ascii="Arial" w:eastAsia="Arial" w:hAnsi="Arial" w:cs="Arial"/>
-                <w:sz w:val="20"/>
-                <w:szCs w:val="20"/>
-              </w:rPr>
-            </w:pPr>
-            <w:r>
-              <w:rPr>
-                <w:rFonts w:ascii="Arial" w:eastAsia="Arial" w:hAnsi="Arial" w:cs="Arial"/>
-                <w:sz w:val="20"/>
-                <w:szCs w:val="20"/>
-              </w:rPr>
-              <w:t xml:space="preserve">                                                    NIP </w:t>
-            </w:r>
-            <w:r>
-              <w:rPr>
-                <w:rFonts w:ascii="Arial" w:eastAsia="Arial" w:hAnsi="Arial" w:cs="Arial"/>
-              </w:rPr>
-              <w:t>137903141697061901</w:t>
+              <w:t>${atasan2}</w:t>
+            </w:r>
+            <w:r>
+              <w:rPr>
+                <w:rFonts w:ascii="Arial" w:hAnsi="Arial" w:cs="Arial"/>
+                <w:sz w:val="20"/>
+                <w:szCs w:val="20"/>
+              </w:rPr>
+              <w:t xml:space="preserve">                </w:t>
+            </w:r>
+          </w:p>
+          <w:p>
+            <w:pPr>
+              <w:rPr>
+                <w:rFonts w:ascii="Arial" w:eastAsia="Arial" w:hAnsi="Arial" w:cs="Arial"/>
+                <w:sz w:val="20"/>
+                <w:szCs w:val="20"/>
+              </w:rPr>
+            </w:pPr>
+            <w:r>
+              <w:rPr>
+                <w:rFonts w:ascii="Arial" w:hAnsi="Arial" w:cs="Arial"/>
+                <w:sz w:val="20"/>
+                <w:szCs w:val="20"/>
+              </w:rPr>
+              <w:t xml:space="preserve">                                                             </w:t>
+            </w:r>
+            <w:r>
+              <w:rPr>
+                <w:rFonts w:ascii="Arial" w:hAnsi="Arial" w:cs="Arial"/>
+                <w:sz w:val="20"/>
+                <w:szCs w:val="20"/>
+              </w:rPr>
+              <w:t xml:space="preserve">NIP </w:t>
+            </w:r>
+            <w:r>
+              <w:rPr>
+                <w:rFonts w:ascii="Arial" w:hAnsi="Arial" w:cs="Arial"/>
+                <w:sz w:val="20"/>
+                <w:szCs w:val="20"/>
+              </w:rPr>
+              <w:t>${nip_atasan2}</w:t>
             </w:r>
           </w:p>
         </w:tc>
@@ -5920,7 +4179,7 @@
       <w:tr>
         <w:tc>
           <w:tcPr>
-            <w:tcW w:w="10207" w:type="dxa"/>
+            <w:tcW w:w="10206" w:type="dxa"/>
             <w:gridSpan w:val="21"/>
           </w:tcPr>
           <w:p>
@@ -5953,7 +4212,7 @@
       <w:tr>
         <w:tc>
           <w:tcPr>
-            <w:tcW w:w="1291" w:type="dxa"/>
+            <w:tcW w:w="1290" w:type="dxa"/>
             <w:gridSpan w:val="4"/>
           </w:tcPr>
           <w:p>
@@ -6081,7 +4340,7 @@
       <w:tr>
         <w:tc>
           <w:tcPr>
-            <w:tcW w:w="1291" w:type="dxa"/>
+            <w:tcW w:w="1290" w:type="dxa"/>
             <w:gridSpan w:val="4"/>
           </w:tcPr>
           <w:p>
@@ -6160,7 +4419,7 @@
         </w:trPr>
         <w:tc>
           <w:tcPr>
-            <w:tcW w:w="3260" w:type="dxa"/>
+            <w:tcW w:w="3259" w:type="dxa"/>
             <w:gridSpan w:val="7"/>
           </w:tcPr>
           <w:p>
@@ -6174,7 +4433,6 @@
                 <w:szCs w:val="20"/>
               </w:rPr>
             </w:pPr>
-            <w:proofErr w:type="spellStart"/>
             <w:r>
               <w:rPr>
                 <w:rFonts w:ascii="Arial" w:eastAsia="Arial" w:hAnsi="Arial" w:cs="Arial"/>
@@ -6182,16 +4440,7 @@
                 <w:szCs w:val="20"/>
               </w:rPr>
               <w:lastRenderedPageBreak/>
-              <w:t>Alasan</w:t>
-            </w:r>
-            <w:proofErr w:type="spellEnd"/>
-            <w:r>
-              <w:rPr>
-                <w:rFonts w:ascii="Arial" w:eastAsia="Arial" w:hAnsi="Arial" w:cs="Arial"/>
-                <w:sz w:val="20"/>
-                <w:szCs w:val="20"/>
-              </w:rPr>
-              <w:t xml:space="preserve"> : </w:t>
+              <w:t xml:space="preserve">Alasan : </w:t>
             </w:r>
           </w:p>
         </w:tc>
@@ -6221,9 +4470,8 @@
                 <w:sz w:val="18"/>
                 <w:szCs w:val="18"/>
               </w:rPr>
-              <w:t xml:space="preserve">                                       KEPALA </w:t>
-            </w:r>
-            <w:proofErr w:type="spellStart"/>
+              <w:t xml:space="preserve">                                       </w:t>
+            </w:r>
             <w:r>
               <w:rPr>
                 <w:rFonts w:ascii="Arial" w:eastAsia="Arial" w:hAnsi="Arial" w:cs="Arial"/>
@@ -6231,18 +4479,45 @@
                 <w:sz w:val="18"/>
                 <w:szCs w:val="18"/>
               </w:rPr>
-              <w:t>Prd</w:t>
-            </w:r>
-            <w:proofErr w:type="spellEnd"/>
-            <w:r>
+              <w:t>DItandatangani secara elektronik oleh</w:t>
+            </w:r>
+          </w:p>
+          <w:p>
+            <w:pPr>
+              <w:tabs>
+                <w:tab w:val="center" w:pos="2160"/>
+                <w:tab w:val="center" w:pos="6660"/>
+              </w:tabs>
+              <w:jc w:val="center"/>
+              <w:rPr>
+                <w:rFonts w:ascii="Arial" w:hAnsi="Arial" w:cs="Arial"/>
+                <w:sz w:val="20"/>
+                <w:szCs w:val="20"/>
+              </w:rPr>
+            </w:pPr>
+            <w:r>
+              <w:rPr>
+                <w:rFonts w:ascii="Arial" w:hAnsi="Arial" w:cs="Arial"/>
+                <w:sz w:val="20"/>
+                <w:szCs w:val="20"/>
+              </w:rPr>
+              <w:t xml:space="preserve">                              ${jabatan_pimpinan}</w:t>
+            </w:r>
+          </w:p>
+          <w:p>
+            <w:pPr>
+              <w:tabs>
+                <w:tab w:val="center" w:pos="2160"/>
+                <w:tab w:val="center" w:pos="6660"/>
+              </w:tabs>
+              <w:jc w:val="center"/>
               <w:rPr>
                 <w:rFonts w:ascii="Arial" w:eastAsia="Arial" w:hAnsi="Arial" w:cs="Arial"/>
                 <w:b/>
                 <w:sz w:val="18"/>
                 <w:szCs w:val="18"/>
               </w:rPr>
-              <w:t>,</w:t>
-            </w:r>
+            </w:pPr>
           </w:p>
           <w:p>
             <w:pPr>
@@ -6313,7 +4588,7 @@
               </w:tabs>
               <w:jc w:val="center"/>
               <w:rPr>
-                <w:rFonts w:ascii="Arial" w:eastAsia="Arial" w:hAnsi="Arial" w:cs="Arial"/>
+                <w:rFonts w:ascii="Arial" w:hAnsi="Arial" w:cs="Arial"/>
                 <w:b/>
                 <w:sz w:val="20"/>
                 <w:szCs w:val="20"/>
@@ -6331,48 +4606,14 @@
             </w:r>
             <w:r>
               <w:rPr>
-                <w:rFonts w:ascii="Arial" w:eastAsia="Arial" w:hAnsi="Arial" w:cs="Arial"/>
+                <w:rFonts w:ascii="Arial" w:hAnsi="Arial" w:cs="Arial"/>
                 <w:b/>
                 <w:sz w:val="20"/>
                 <w:szCs w:val="20"/>
                 <w:u w:val="single"/>
               </w:rPr>
-              <w:t xml:space="preserve">ANSAR RASIDI, </w:t>
-            </w:r>
-            <w:proofErr w:type="spellStart"/>
-            <w:r>
-              <w:rPr>
-                <w:rFonts w:ascii="Arial" w:eastAsia="Arial" w:hAnsi="Arial" w:cs="Arial"/>
-                <w:b/>
-                <w:sz w:val="20"/>
-                <w:szCs w:val="20"/>
-                <w:u w:val="single"/>
-              </w:rPr>
-              <w:t>S.Sos</w:t>
-            </w:r>
-            <w:proofErr w:type="spellEnd"/>
-            <w:r>
-              <w:rPr>
-                <w:rFonts w:ascii="Arial" w:eastAsia="Arial" w:hAnsi="Arial" w:cs="Arial"/>
-                <w:b/>
-                <w:sz w:val="20"/>
-                <w:szCs w:val="20"/>
-                <w:u w:val="single"/>
-              </w:rPr>
-              <w:t xml:space="preserve">, </w:t>
-            </w:r>
-            <w:proofErr w:type="spellStart"/>
-            <w:r>
-              <w:rPr>
-                <w:rFonts w:ascii="Arial" w:eastAsia="Arial" w:hAnsi="Arial" w:cs="Arial"/>
-                <w:b/>
-                <w:sz w:val="20"/>
-                <w:szCs w:val="20"/>
-                <w:u w:val="single"/>
-              </w:rPr>
-              <w:t>M.Si</w:t>
-            </w:r>
-            <w:proofErr w:type="spellEnd"/>
+              <w:t>${nama_pimpinan}</w:t>
+            </w:r>
           </w:p>
           <w:p>
             <w:pPr>
@@ -6415,13 +4656,23 @@
                 <w:sz w:val="20"/>
                 <w:szCs w:val="20"/>
               </w:rPr>
-              <w:t xml:space="preserve">                           NIP </w:t>
-            </w:r>
-            <w:r>
-              <w:rPr>
-                <w:rFonts w:ascii="Arial" w:eastAsia="Arial" w:hAnsi="Arial" w:cs="Arial"/>
-              </w:rPr>
-              <w:t>137903141697061901</w:t>
+              <w:t xml:space="preserve">                           </w:t>
+            </w:r>
+            <w:r>
+              <w:rPr>
+                <w:rFonts w:ascii="Arial" w:hAnsi="Arial" w:cs="Arial"/>
+                <w:sz w:val="20"/>
+                <w:szCs w:val="20"/>
+              </w:rPr>
+              <w:t xml:space="preserve">NIP </w:t>
+            </w:r>
+            <w:r>
+              <w:rPr>
+                <w:rFonts w:ascii="Arial" w:hAnsi="Arial" w:cs="Arial"/>
+                <w:sz w:val="20"/>
+                <w:szCs w:val="20"/>
+              </w:rPr>
+              <w:t>${nip_jabatan}</w:t>
             </w:r>
           </w:p>
         </w:tc>
@@ -6505,27 +4756,7 @@
           <w:sz w:val="20"/>
           <w:szCs w:val="20"/>
         </w:rPr>
-        <w:t xml:space="preserve">  </w:t>
-      </w:r>
-      <w:proofErr w:type="spellStart"/>
-      <w:r>
-        <w:rPr>
-          <w:rFonts w:ascii="Arial" w:eastAsia="Arial" w:hAnsi="Arial" w:cs="Arial"/>
-          <w:color w:val="000000"/>
-          <w:sz w:val="20"/>
-          <w:szCs w:val="20"/>
-        </w:rPr>
-        <w:t>Catatan</w:t>
-      </w:r>
-      <w:proofErr w:type="spellEnd"/>
-      <w:r>
-        <w:rPr>
-          <w:rFonts w:ascii="Arial" w:eastAsia="Arial" w:hAnsi="Arial" w:cs="Arial"/>
-          <w:color w:val="000000"/>
-          <w:sz w:val="20"/>
-          <w:szCs w:val="20"/>
-        </w:rPr>
-        <w:t xml:space="preserve"> :</w:t>
+        <w:t xml:space="preserve">  Catatan :</w:t>
       </w:r>
     </w:p>
     <w:p>
@@ -6565,39 +4796,8 @@
           <w:szCs w:val="20"/>
         </w:rPr>
         <w:tab/>
-        <w:t xml:space="preserve">Coret yang </w:t>
-      </w:r>
-      <w:proofErr w:type="spellStart"/>
-      <w:r>
-        <w:rPr>
-          <w:rFonts w:ascii="Arial" w:eastAsia="Arial" w:hAnsi="Arial" w:cs="Arial"/>
-          <w:color w:val="000000"/>
-          <w:sz w:val="20"/>
-          <w:szCs w:val="20"/>
-        </w:rPr>
-        <w:t>tidak</w:t>
-      </w:r>
-      <w:proofErr w:type="spellEnd"/>
-      <w:r>
-        <w:rPr>
-          <w:rFonts w:ascii="Arial" w:eastAsia="Arial" w:hAnsi="Arial" w:cs="Arial"/>
-          <w:color w:val="000000"/>
-          <w:sz w:val="20"/>
-          <w:szCs w:val="20"/>
-        </w:rPr>
-        <w:t xml:space="preserve"> </w:t>
-      </w:r>
-      <w:proofErr w:type="spellStart"/>
-      <w:r>
-        <w:rPr>
-          <w:rFonts w:ascii="Arial" w:eastAsia="Arial" w:hAnsi="Arial" w:cs="Arial"/>
-          <w:color w:val="000000"/>
-          <w:sz w:val="20"/>
-          <w:szCs w:val="20"/>
-        </w:rPr>
-        <w:t>perlu</w:t>
-      </w:r>
-      <w:proofErr w:type="spellEnd"/>
+        <w:t>Coret yang tidak perlu</w:t>
+      </w:r>
     </w:p>
     <w:p>
       <w:pPr>
@@ -6636,126 +4836,7 @@
           <w:szCs w:val="20"/>
         </w:rPr>
         <w:tab/>
-      </w:r>
-      <w:proofErr w:type="spellStart"/>
-      <w:r>
-        <w:rPr>
-          <w:rFonts w:ascii="Arial" w:eastAsia="Arial" w:hAnsi="Arial" w:cs="Arial"/>
-          <w:color w:val="000000"/>
-          <w:sz w:val="20"/>
-          <w:szCs w:val="20"/>
-        </w:rPr>
-        <w:t>Pilih</w:t>
-      </w:r>
-      <w:proofErr w:type="spellEnd"/>
-      <w:r>
-        <w:rPr>
-          <w:rFonts w:ascii="Arial" w:eastAsia="Arial" w:hAnsi="Arial" w:cs="Arial"/>
-          <w:color w:val="000000"/>
-          <w:sz w:val="20"/>
-          <w:szCs w:val="20"/>
-        </w:rPr>
-        <w:t xml:space="preserve"> salah </w:t>
-      </w:r>
-      <w:proofErr w:type="spellStart"/>
-      <w:r>
-        <w:rPr>
-          <w:rFonts w:ascii="Arial" w:eastAsia="Arial" w:hAnsi="Arial" w:cs="Arial"/>
-          <w:color w:val="000000"/>
-          <w:sz w:val="20"/>
-          <w:szCs w:val="20"/>
-        </w:rPr>
-        <w:t>satu</w:t>
-      </w:r>
-      <w:proofErr w:type="spellEnd"/>
-      <w:r>
-        <w:rPr>
-          <w:rFonts w:ascii="Arial" w:eastAsia="Arial" w:hAnsi="Arial" w:cs="Arial"/>
-          <w:color w:val="000000"/>
-          <w:sz w:val="20"/>
-          <w:szCs w:val="20"/>
-        </w:rPr>
-        <w:t xml:space="preserve"> </w:t>
-      </w:r>
-      <w:proofErr w:type="spellStart"/>
-      <w:r>
-        <w:rPr>
-          <w:rFonts w:ascii="Arial" w:eastAsia="Arial" w:hAnsi="Arial" w:cs="Arial"/>
-          <w:color w:val="000000"/>
-          <w:sz w:val="20"/>
-          <w:szCs w:val="20"/>
-        </w:rPr>
-        <w:t>dengan</w:t>
-      </w:r>
-      <w:proofErr w:type="spellEnd"/>
-      <w:r>
-        <w:rPr>
-          <w:rFonts w:ascii="Arial" w:eastAsia="Arial" w:hAnsi="Arial" w:cs="Arial"/>
-          <w:color w:val="000000"/>
-          <w:sz w:val="20"/>
-          <w:szCs w:val="20"/>
-        </w:rPr>
-        <w:t xml:space="preserve"> </w:t>
-      </w:r>
-      <w:proofErr w:type="spellStart"/>
-      <w:r>
-        <w:rPr>
-          <w:rFonts w:ascii="Arial" w:eastAsia="Arial" w:hAnsi="Arial" w:cs="Arial"/>
-          <w:color w:val="000000"/>
-          <w:sz w:val="20"/>
-          <w:szCs w:val="20"/>
-        </w:rPr>
-        <w:t>memberi</w:t>
-      </w:r>
-      <w:proofErr w:type="spellEnd"/>
-      <w:r>
-        <w:rPr>
-          <w:rFonts w:ascii="Arial" w:eastAsia="Arial" w:hAnsi="Arial" w:cs="Arial"/>
-          <w:color w:val="000000"/>
-          <w:sz w:val="20"/>
-          <w:szCs w:val="20"/>
-        </w:rPr>
-        <w:t xml:space="preserve"> </w:t>
-      </w:r>
-      <w:proofErr w:type="spellStart"/>
-      <w:r>
-        <w:rPr>
-          <w:rFonts w:ascii="Arial" w:eastAsia="Arial" w:hAnsi="Arial" w:cs="Arial"/>
-          <w:color w:val="000000"/>
-          <w:sz w:val="20"/>
-          <w:szCs w:val="20"/>
-        </w:rPr>
-        <w:t>tanda</w:t>
-      </w:r>
-      <w:proofErr w:type="spellEnd"/>
-      <w:r>
-        <w:rPr>
-          <w:rFonts w:ascii="Arial" w:eastAsia="Arial" w:hAnsi="Arial" w:cs="Arial"/>
-          <w:color w:val="000000"/>
-          <w:sz w:val="20"/>
-          <w:szCs w:val="20"/>
-        </w:rPr>
-        <w:t xml:space="preserve"> </w:t>
-      </w:r>
-      <w:proofErr w:type="spellStart"/>
-      <w:r>
-        <w:rPr>
-          <w:rFonts w:ascii="Arial" w:eastAsia="Arial" w:hAnsi="Arial" w:cs="Arial"/>
-          <w:color w:val="000000"/>
-          <w:sz w:val="20"/>
-          <w:szCs w:val="20"/>
-        </w:rPr>
-        <w:t>centang</w:t>
-      </w:r>
-      <w:proofErr w:type="spellEnd"/>
-      <w:r>
-        <w:rPr>
-          <w:rFonts w:ascii="Arial" w:eastAsia="Arial" w:hAnsi="Arial" w:cs="Arial"/>
-          <w:color w:val="000000"/>
-          <w:sz w:val="20"/>
-          <w:szCs w:val="20"/>
-        </w:rPr>
-        <w:t xml:space="preserve"> (</w:t>
+        <w:t>Pilih salah satu dengan memberi tanda centang (</w:t>
       </w:r>
       <w:r>
         <w:rPr>
@@ -6813,158 +4894,8 @@
           <w:szCs w:val="20"/>
         </w:rPr>
         <w:tab/>
-      </w:r>
-      <w:proofErr w:type="spellStart"/>
-      <w:r>
-        <w:rPr>
-          <w:rFonts w:ascii="Arial" w:eastAsia="Arial" w:hAnsi="Arial" w:cs="Arial"/>
-          <w:color w:val="000000"/>
-          <w:sz w:val="20"/>
-          <w:szCs w:val="20"/>
-        </w:rPr>
-        <w:t>Diisi</w:t>
-      </w:r>
-      <w:proofErr w:type="spellEnd"/>
-      <w:r>
-        <w:rPr>
-          <w:rFonts w:ascii="Arial" w:eastAsia="Arial" w:hAnsi="Arial" w:cs="Arial"/>
-          <w:color w:val="000000"/>
-          <w:sz w:val="20"/>
-          <w:szCs w:val="20"/>
-        </w:rPr>
-        <w:t xml:space="preserve"> oleh </w:t>
-      </w:r>
-      <w:proofErr w:type="spellStart"/>
-      <w:r>
-        <w:rPr>
-          <w:rFonts w:ascii="Arial" w:eastAsia="Arial" w:hAnsi="Arial" w:cs="Arial"/>
-          <w:color w:val="000000"/>
-          <w:sz w:val="20"/>
-          <w:szCs w:val="20"/>
-        </w:rPr>
-        <w:t>pejabat</w:t>
-      </w:r>
-      <w:proofErr w:type="spellEnd"/>
-      <w:r>
-        <w:rPr>
-          <w:rFonts w:ascii="Arial" w:eastAsia="Arial" w:hAnsi="Arial" w:cs="Arial"/>
-          <w:color w:val="000000"/>
-          <w:sz w:val="20"/>
-          <w:szCs w:val="20"/>
-        </w:rPr>
-        <w:t xml:space="preserve"> yang </w:t>
-      </w:r>
-      <w:proofErr w:type="spellStart"/>
-      <w:r>
-        <w:rPr>
-          <w:rFonts w:ascii="Arial" w:eastAsia="Arial" w:hAnsi="Arial" w:cs="Arial"/>
-          <w:color w:val="000000"/>
-          <w:sz w:val="20"/>
-          <w:szCs w:val="20"/>
-        </w:rPr>
-        <w:t>menangani</w:t>
-      </w:r>
-      <w:proofErr w:type="spellEnd"/>
-      <w:r>
-        <w:rPr>
-          <w:rFonts w:ascii="Arial" w:eastAsia="Arial" w:hAnsi="Arial" w:cs="Arial"/>
-          <w:color w:val="000000"/>
-          <w:sz w:val="20"/>
-          <w:szCs w:val="20"/>
-        </w:rPr>
-        <w:t xml:space="preserve"> </w:t>
-      </w:r>
-      <w:proofErr w:type="spellStart"/>
-      <w:r>
-        <w:rPr>
-          <w:rFonts w:ascii="Arial" w:eastAsia="Arial" w:hAnsi="Arial" w:cs="Arial"/>
-          <w:color w:val="000000"/>
-          <w:sz w:val="20"/>
-          <w:szCs w:val="20"/>
-        </w:rPr>
-        <w:t>bidang</w:t>
-      </w:r>
-      <w:proofErr w:type="spellEnd"/>
-      <w:r>
-        <w:rPr>
-          <w:rFonts w:ascii="Arial" w:eastAsia="Arial" w:hAnsi="Arial" w:cs="Arial"/>
-          <w:color w:val="000000"/>
-          <w:sz w:val="20"/>
-          <w:szCs w:val="20"/>
-        </w:rPr>
-        <w:t xml:space="preserve"> </w:t>
-      </w:r>
-      <w:proofErr w:type="spellStart"/>
-      <w:r>
-        <w:rPr>
-          <w:rFonts w:ascii="Arial" w:eastAsia="Arial" w:hAnsi="Arial" w:cs="Arial"/>
-          <w:color w:val="000000"/>
-          <w:sz w:val="20"/>
-          <w:szCs w:val="20"/>
-        </w:rPr>
-        <w:t>kepegawaian</w:t>
-      </w:r>
-      <w:proofErr w:type="spellEnd"/>
-      <w:r>
-        <w:rPr>
-          <w:rFonts w:ascii="Arial" w:eastAsia="Arial" w:hAnsi="Arial" w:cs="Arial"/>
-          <w:color w:val="000000"/>
-          <w:sz w:val="20"/>
-          <w:szCs w:val="20"/>
-        </w:rPr>
-        <w:t xml:space="preserve"> </w:t>
-      </w:r>
-      <w:proofErr w:type="spellStart"/>
-      <w:r>
-        <w:rPr>
-          <w:rFonts w:ascii="Arial" w:eastAsia="Arial" w:hAnsi="Arial" w:cs="Arial"/>
-          <w:color w:val="000000"/>
-          <w:sz w:val="20"/>
-          <w:szCs w:val="20"/>
-        </w:rPr>
-        <w:t>sebelum</w:t>
-      </w:r>
-      <w:proofErr w:type="spellEnd"/>
-      <w:r>
-        <w:rPr>
-          <w:rFonts w:ascii="Arial" w:eastAsia="Arial" w:hAnsi="Arial" w:cs="Arial"/>
-          <w:color w:val="000000"/>
-          <w:sz w:val="20"/>
-          <w:szCs w:val="20"/>
-        </w:rPr>
-        <w:t xml:space="preserve"> PNS </w:t>
-      </w:r>
-      <w:proofErr w:type="spellStart"/>
-      <w:r>
-        <w:rPr>
-          <w:rFonts w:ascii="Arial" w:eastAsia="Arial" w:hAnsi="Arial" w:cs="Arial"/>
-          <w:color w:val="000000"/>
-          <w:sz w:val="20"/>
-          <w:szCs w:val="20"/>
-        </w:rPr>
-        <w:t>mengajukan</w:t>
-      </w:r>
-      <w:proofErr w:type="spellEnd"/>
-      <w:r>
-        <w:rPr>
-          <w:rFonts w:ascii="Arial" w:eastAsia="Arial" w:hAnsi="Arial" w:cs="Arial"/>
-          <w:color w:val="000000"/>
-          <w:sz w:val="20"/>
-          <w:szCs w:val="20"/>
-        </w:rPr>
-        <w:t xml:space="preserve"> </w:t>
-      </w:r>
-      <w:proofErr w:type="spellStart"/>
-      <w:r>
-        <w:rPr>
-          <w:rFonts w:ascii="Arial" w:eastAsia="Arial" w:hAnsi="Arial" w:cs="Arial"/>
-          <w:color w:val="000000"/>
-          <w:sz w:val="20"/>
-          <w:szCs w:val="20"/>
-        </w:rPr>
-        <w:t>cuti</w:t>
-      </w:r>
-      <w:proofErr w:type="spellEnd"/>
+        <w:t>Diisi oleh pejabat yang menangani bidang kepegawaian sebelum PNS mengajukan cuti</w:t>
+      </w:r>
     </w:p>
     <w:p>
       <w:pPr>
@@ -7003,78 +4934,8 @@
           <w:szCs w:val="20"/>
         </w:rPr>
         <w:tab/>
-      </w:r>
-      <w:proofErr w:type="spellStart"/>
-      <w:r>
-        <w:rPr>
-          <w:rFonts w:ascii="Arial" w:eastAsia="Arial" w:hAnsi="Arial" w:cs="Arial"/>
-          <w:color w:val="000000"/>
-          <w:sz w:val="20"/>
-          <w:szCs w:val="20"/>
-        </w:rPr>
-        <w:t>Diberi</w:t>
-      </w:r>
-      <w:proofErr w:type="spellEnd"/>
-      <w:r>
-        <w:rPr>
-          <w:rFonts w:ascii="Arial" w:eastAsia="Arial" w:hAnsi="Arial" w:cs="Arial"/>
-          <w:color w:val="000000"/>
-          <w:sz w:val="20"/>
-          <w:szCs w:val="20"/>
-        </w:rPr>
-        <w:t xml:space="preserve"> </w:t>
-      </w:r>
-      <w:proofErr w:type="spellStart"/>
-      <w:r>
-        <w:rPr>
-          <w:rFonts w:ascii="Arial" w:eastAsia="Arial" w:hAnsi="Arial" w:cs="Arial"/>
-          <w:color w:val="000000"/>
-          <w:sz w:val="20"/>
-          <w:szCs w:val="20"/>
-        </w:rPr>
-        <w:t>tanda</w:t>
-      </w:r>
-      <w:proofErr w:type="spellEnd"/>
-      <w:r>
-        <w:rPr>
-          <w:rFonts w:ascii="Arial" w:eastAsia="Arial" w:hAnsi="Arial" w:cs="Arial"/>
-          <w:color w:val="000000"/>
-          <w:sz w:val="20"/>
-          <w:szCs w:val="20"/>
-        </w:rPr>
-        <w:t xml:space="preserve"> </w:t>
-      </w:r>
-      <w:proofErr w:type="spellStart"/>
-      <w:r>
-        <w:rPr>
-          <w:rFonts w:ascii="Arial" w:eastAsia="Arial" w:hAnsi="Arial" w:cs="Arial"/>
-          <w:color w:val="000000"/>
-          <w:sz w:val="20"/>
-          <w:szCs w:val="20"/>
-        </w:rPr>
-        <w:t>centang</w:t>
-      </w:r>
-      <w:proofErr w:type="spellEnd"/>
-      <w:r>
-        <w:rPr>
-          <w:rFonts w:ascii="Arial" w:eastAsia="Arial" w:hAnsi="Arial" w:cs="Arial"/>
-          <w:color w:val="000000"/>
-          <w:sz w:val="20"/>
-          <w:szCs w:val="20"/>
-        </w:rPr>
-        <w:t xml:space="preserve"> dan </w:t>
-      </w:r>
-      <w:proofErr w:type="spellStart"/>
-      <w:r>
-        <w:rPr>
-          <w:rFonts w:ascii="Arial" w:eastAsia="Arial" w:hAnsi="Arial" w:cs="Arial"/>
-          <w:color w:val="000000"/>
-          <w:sz w:val="20"/>
-          <w:szCs w:val="20"/>
-        </w:rPr>
-        <w:t>alasannya</w:t>
-      </w:r>
-      <w:proofErr w:type="spellEnd"/>
+        <w:t>Diberi tanda centang dan alasannya</w:t>
+      </w:r>
     </w:p>
     <w:p>
       <w:pPr>
@@ -7113,19 +4974,8 @@
           <w:szCs w:val="20"/>
         </w:rPr>
         <w:tab/>
-        <w:t xml:space="preserve">=  Cuti </w:t>
-      </w:r>
-      <w:proofErr w:type="spellStart"/>
-      <w:r>
-        <w:rPr>
-          <w:rFonts w:ascii="Arial" w:eastAsia="Arial" w:hAnsi="Arial" w:cs="Arial"/>
-          <w:color w:val="000000"/>
-          <w:sz w:val="20"/>
-          <w:szCs w:val="20"/>
-        </w:rPr>
-        <w:t>berjalan</w:t>
-      </w:r>
-      <w:proofErr w:type="spellEnd"/>
+        <w:t>=  Cuti berjalan</w:t>
+      </w:r>
       <w:r>
         <w:rPr>
           <w:rFonts w:ascii="Arial" w:eastAsia="Arial" w:hAnsi="Arial" w:cs="Arial"/>
@@ -7173,132 +5023,35 @@
           <w:szCs w:val="20"/>
         </w:rPr>
         <w:tab/>
-        <w:t xml:space="preserve">=  Sisa </w:t>
-      </w:r>
-      <w:proofErr w:type="spellStart"/>
-      <w:r>
-        <w:rPr>
-          <w:rFonts w:ascii="Arial" w:eastAsia="Arial" w:hAnsi="Arial" w:cs="Arial"/>
-          <w:color w:val="000000"/>
+        <w:t>=  Sisa cuti 1 tahun sebelumnya</w:t>
+      </w:r>
+    </w:p>
+    <w:p>
+      <w:pPr>
+        <w:ind w:left="709"/>
+        <w:rPr>
+          <w:rFonts w:ascii="Arial" w:eastAsia="Arial" w:hAnsi="Arial" w:cs="Arial"/>
           <w:sz w:val="20"/>
           <w:szCs w:val="20"/>
         </w:rPr>
-        <w:t>cuti</w:t>
-      </w:r>
-      <w:proofErr w:type="spellEnd"/>
-      <w:r>
-        <w:rPr>
-          <w:rFonts w:ascii="Arial" w:eastAsia="Arial" w:hAnsi="Arial" w:cs="Arial"/>
-          <w:color w:val="000000"/>
+      </w:pPr>
+      <w:r>
+        <w:rPr>
+          <w:rFonts w:ascii="Arial" w:eastAsia="Arial" w:hAnsi="Arial" w:cs="Arial"/>
           <w:sz w:val="20"/>
           <w:szCs w:val="20"/>
         </w:rPr>
-        <w:t xml:space="preserve"> 1 </w:t>
-      </w:r>
-      <w:proofErr w:type="spellStart"/>
-      <w:r>
-        <w:rPr>
-          <w:rFonts w:ascii="Arial" w:eastAsia="Arial" w:hAnsi="Arial" w:cs="Arial"/>
-          <w:color w:val="000000"/>
+        <w:t>N-2</w:t>
+      </w:r>
+      <w:r>
+        <w:rPr>
+          <w:rFonts w:ascii="Arial" w:eastAsia="Arial" w:hAnsi="Arial" w:cs="Arial"/>
           <w:sz w:val="20"/>
           <w:szCs w:val="20"/>
         </w:rPr>
-        <w:t>tahun</w:t>
-      </w:r>
-      <w:proofErr w:type="spellEnd"/>
-      <w:r>
-        <w:rPr>
-          <w:rFonts w:ascii="Arial" w:eastAsia="Arial" w:hAnsi="Arial" w:cs="Arial"/>
-          <w:color w:val="000000"/>
-          <w:sz w:val="20"/>
-          <w:szCs w:val="20"/>
-        </w:rPr>
-        <w:t xml:space="preserve"> </w:t>
-      </w:r>
-      <w:proofErr w:type="spellStart"/>
-      <w:r>
-        <w:rPr>
-          <w:rFonts w:ascii="Arial" w:eastAsia="Arial" w:hAnsi="Arial" w:cs="Arial"/>
-          <w:color w:val="000000"/>
-          <w:sz w:val="20"/>
-          <w:szCs w:val="20"/>
-        </w:rPr>
-        <w:t>sebelumnya</w:t>
-      </w:r>
-      <w:proofErr w:type="spellEnd"/>
-    </w:p>
-    <w:p>
-      <w:pPr>
-        <w:ind w:left="709"/>
-        <w:rPr>
-          <w:rFonts w:ascii="Arial" w:eastAsia="Arial" w:hAnsi="Arial" w:cs="Arial"/>
-          <w:sz w:val="20"/>
-          <w:szCs w:val="20"/>
-        </w:rPr>
-      </w:pPr>
-      <w:r>
-        <w:rPr>
-          <w:rFonts w:ascii="Arial" w:eastAsia="Arial" w:hAnsi="Arial" w:cs="Arial"/>
-          <w:sz w:val="20"/>
-          <w:szCs w:val="20"/>
-        </w:rPr>
-        <w:t>N-2</w:t>
-      </w:r>
-      <w:r>
-        <w:rPr>
-          <w:rFonts w:ascii="Arial" w:eastAsia="Arial" w:hAnsi="Arial" w:cs="Arial"/>
-          <w:sz w:val="20"/>
-          <w:szCs w:val="20"/>
-        </w:rPr>
         <w:tab/>
-        <w:t xml:space="preserve">=  Sisa </w:t>
-      </w:r>
-      <w:proofErr w:type="spellStart"/>
-      <w:r>
-        <w:rPr>
-          <w:rFonts w:ascii="Arial" w:eastAsia="Arial" w:hAnsi="Arial" w:cs="Arial"/>
-          <w:sz w:val="20"/>
-          <w:szCs w:val="20"/>
-        </w:rPr>
-        <w:t>cuti</w:t>
-      </w:r>
-      <w:proofErr w:type="spellEnd"/>
-      <w:r>
-        <w:rPr>
-          <w:rFonts w:ascii="Arial" w:eastAsia="Arial" w:hAnsi="Arial" w:cs="Arial"/>
-          <w:sz w:val="20"/>
-          <w:szCs w:val="20"/>
-        </w:rPr>
-        <w:t xml:space="preserve"> 2 </w:t>
-      </w:r>
-      <w:proofErr w:type="spellStart"/>
-      <w:r>
-        <w:rPr>
-          <w:rFonts w:ascii="Arial" w:eastAsia="Arial" w:hAnsi="Arial" w:cs="Arial"/>
-          <w:sz w:val="20"/>
-          <w:szCs w:val="20"/>
-        </w:rPr>
-        <w:t>tahun</w:t>
-      </w:r>
-      <w:proofErr w:type="spellEnd"/>
-      <w:r>
-        <w:rPr>
-          <w:rFonts w:ascii="Arial" w:eastAsia="Arial" w:hAnsi="Arial" w:cs="Arial"/>
-          <w:sz w:val="20"/>
-          <w:szCs w:val="20"/>
-        </w:rPr>
-        <w:t xml:space="preserve"> </w:t>
-      </w:r>
-      <w:proofErr w:type="spellStart"/>
-      <w:r>
-        <w:rPr>
-          <w:rFonts w:ascii="Arial" w:eastAsia="Arial" w:hAnsi="Arial" w:cs="Arial"/>
-          <w:sz w:val="20"/>
-          <w:szCs w:val="20"/>
-        </w:rPr>
-        <w:t>sebelumnya</w:t>
-      </w:r>
-      <w:proofErr w:type="spellEnd"/>
+        <w:t>=  Sisa cuti 2 tahun sebelumnya</w:t>
+      </w:r>
     </w:p>
     <w:sectPr>
       <w:footerReference w:type="default" r:id="rId11"/>
@@ -7312,7 +5065,7 @@
 </file>
 
 <file path=word/endnotes.xml><?xml version="1.0" encoding="utf-8"?>
-<w:endnotes xmlns:wpc="http://schemas.microsoft.com/office/word/2010/wordprocessingCanvas" xmlns:cx="http://schemas.microsoft.com/office/drawing/2014/chartex" xmlns:cx1="http://schemas.microsoft.com/office/drawing/2015/9/8/chartex" xmlns:cx2="http://schemas.microsoft.com/office/drawing/2015/10/21/chartex" xmlns:cx3="http://schemas.microsoft.com/office/drawing/2016/5/9/chartex" xmlns:cx4="http://schemas.microsoft.com/office/drawing/2016/5/10/chartex" xmlns:cx5="http://schemas.microsoft.com/office/drawing/2016/5/11/chartex" xmlns:cx6="http://schemas.microsoft.com/office/drawing/2016/5/12/chartex" xmlns:cx7="http://schemas.microsoft.com/office/drawing/2016/5/13/chartex" xmlns:cx8="http://schemas.microsoft.com/office/drawing/2016/5/14/chartex" xmlns:mc="http://schemas.openxmlformats.org/markup-compatibility/2006" xmlns:aink="http://schemas.microsoft.com/office/drawing/2016/ink" xmlns:am3d="http://schemas.microsoft.com/office/drawing/2017/model3d" xmlns:o="urn:schemas-microsoft-com:office:office" xmlns:r="http://schemas.openxmlformats.org/officeDocument/2006/relationships" xmlns:m="http://schemas.openxmlformats.org/officeDocument/2006/math" xmlns:v="urn:schemas-microsoft-com:vml" xmlns:wp14="http://schemas.microsoft.com/office/word/2010/wordprocessingDrawing" xmlns:wp="http://schemas.openxmlformats.org/drawingml/2006/wordprocessingDrawing" xmlns:w10="urn:schemas-microsoft-com:office:word" xmlns:w="http://schemas.openxmlformats.org/wordprocessingml/2006/main" xmlns:w14="http://schemas.microsoft.com/office/word/2010/wordml" xmlns:w15="http://schemas.microsoft.com/office/word/2012/wordml" xmlns:w16cex="http://schemas.microsoft.com/office/word/2018/wordml/cex" xmlns:w16cid="http://schemas.microsoft.com/office/word/2016/wordml/cid" xmlns:w16="http://schemas.microsoft.com/office/word/2018/wordml" xmlns:w16se="http://schemas.microsoft.com/office/word/2015/wordml/symex" xmlns:wpg="http://schemas.microsoft.com/office/word/2010/wordprocessingGroup" xmlns:wpi="http://schemas.microsoft.com/office/word/2010/wordprocessingInk" xmlns:wne="http://schemas.microsoft.com/office/word/2006/wordml" xmlns:wps="http://schemas.microsoft.com/office/word/2010/wordprocessingShape" mc:Ignorable="w14 w15 w16se w16cid w16 w16cex wp14">
+<w:endnotes xmlns:wpc="http://schemas.microsoft.com/office/word/2010/wordprocessingCanvas" xmlns:cx="http://schemas.microsoft.com/office/drawing/2014/chartex" xmlns:cx1="http://schemas.microsoft.com/office/drawing/2015/9/8/chartex" xmlns:cx2="http://schemas.microsoft.com/office/drawing/2015/10/21/chartex" xmlns:cx3="http://schemas.microsoft.com/office/drawing/2016/5/9/chartex" xmlns:cx4="http://schemas.microsoft.com/office/drawing/2016/5/10/chartex" xmlns:cx5="http://schemas.microsoft.com/office/drawing/2016/5/11/chartex" xmlns:cx6="http://schemas.microsoft.com/office/drawing/2016/5/12/chartex" xmlns:cx7="http://schemas.microsoft.com/office/drawing/2016/5/13/chartex" xmlns:cx8="http://schemas.microsoft.com/office/drawing/2016/5/14/chartex" xmlns:mc="http://schemas.openxmlformats.org/markup-compatibility/2006" xmlns:aink="http://schemas.microsoft.com/office/drawing/2016/ink" xmlns:am3d="http://schemas.microsoft.com/office/drawing/2017/model3d" xmlns:o="urn:schemas-microsoft-com:office:office" xmlns:r="http://schemas.openxmlformats.org/officeDocument/2006/relationships" xmlns:m="http://schemas.openxmlformats.org/officeDocument/2006/math" xmlns:v="urn:schemas-microsoft-com:vml" xmlns:wp14="http://schemas.microsoft.com/office/word/2010/wordprocessingDrawing" xmlns:wp="http://schemas.openxmlformats.org/drawingml/2006/wordprocessingDrawing" xmlns:w10="urn:schemas-microsoft-com:office:word" xmlns:w="http://schemas.openxmlformats.org/wordprocessingml/2006/main" xmlns:w14="http://schemas.microsoft.com/office/word/2010/wordml" xmlns:w15="http://schemas.microsoft.com/office/word/2012/wordml" xmlns:w16cid="http://schemas.microsoft.com/office/word/2016/wordml/cid" xmlns:w16se="http://schemas.microsoft.com/office/word/2015/wordml/symex" xmlns:wpg="http://schemas.microsoft.com/office/word/2010/wordprocessingGroup" xmlns:wpi="http://schemas.microsoft.com/office/word/2010/wordprocessingInk" xmlns:wne="http://schemas.microsoft.com/office/word/2006/wordml" xmlns:wps="http://schemas.microsoft.com/office/word/2010/wordprocessingShape" mc:Ignorable="w14 w15 w16se w16cid wp14">
   <w:endnote w:type="separator" w:id="-1">
     <w:p>
       <w:r>
@@ -7331,7 +5084,7 @@
 </file>
 
 <file path=word/footer1.xml><?xml version="1.0" encoding="utf-8"?>
-<w:ftr xmlns:wpc="http://schemas.microsoft.com/office/word/2010/wordprocessingCanvas" xmlns:cx="http://schemas.microsoft.com/office/drawing/2014/chartex" xmlns:cx1="http://schemas.microsoft.com/office/drawing/2015/9/8/chartex" xmlns:cx2="http://schemas.microsoft.com/office/drawing/2015/10/21/chartex" xmlns:cx3="http://schemas.microsoft.com/office/drawing/2016/5/9/chartex" xmlns:cx4="http://schemas.microsoft.com/office/drawing/2016/5/10/chartex" xmlns:cx5="http://schemas.microsoft.com/office/drawing/2016/5/11/chartex" xmlns:cx6="http://schemas.microsoft.com/office/drawing/2016/5/12/chartex" xmlns:cx7="http://schemas.microsoft.com/office/drawing/2016/5/13/chartex" xmlns:cx8="http://schemas.microsoft.com/office/drawing/2016/5/14/chartex" xmlns:mc="http://schemas.openxmlformats.org/markup-compatibility/2006" xmlns:aink="http://schemas.microsoft.com/office/drawing/2016/ink" xmlns:am3d="http://schemas.microsoft.com/office/drawing/2017/model3d" xmlns:o="urn:schemas-microsoft-com:office:office" xmlns:r="http://schemas.openxmlformats.org/officeDocument/2006/relationships" xmlns:m="http://schemas.openxmlformats.org/officeDocument/2006/math" xmlns:v="urn:schemas-microsoft-com:vml" xmlns:wp14="http://schemas.microsoft.com/office/word/2010/wordprocessingDrawing" xmlns:wp="http://schemas.openxmlformats.org/drawingml/2006/wordprocessingDrawing" xmlns:w10="urn:schemas-microsoft-com:office:word" xmlns:w="http://schemas.openxmlformats.org/wordprocessingml/2006/main" xmlns:w14="http://schemas.microsoft.com/office/word/2010/wordml" xmlns:w15="http://schemas.microsoft.com/office/word/2012/wordml" xmlns:w16cex="http://schemas.microsoft.com/office/word/2018/wordml/cex" xmlns:w16cid="http://schemas.microsoft.com/office/word/2016/wordml/cid" xmlns:w16="http://schemas.microsoft.com/office/word/2018/wordml" xmlns:w16se="http://schemas.microsoft.com/office/word/2015/wordml/symex" xmlns:wpg="http://schemas.microsoft.com/office/word/2010/wordprocessingGroup" xmlns:wpi="http://schemas.microsoft.com/office/word/2010/wordprocessingInk" xmlns:wne="http://schemas.microsoft.com/office/word/2006/wordml" xmlns:wps="http://schemas.microsoft.com/office/word/2010/wordprocessingShape" mc:Ignorable="w14 w15 w16se w16cid w16 w16cex wp14">
+<w:ftr xmlns:wpc="http://schemas.microsoft.com/office/word/2010/wordprocessingCanvas" xmlns:cx="http://schemas.microsoft.com/office/drawing/2014/chartex" xmlns:cx1="http://schemas.microsoft.com/office/drawing/2015/9/8/chartex" xmlns:cx2="http://schemas.microsoft.com/office/drawing/2015/10/21/chartex" xmlns:cx3="http://schemas.microsoft.com/office/drawing/2016/5/9/chartex" xmlns:cx4="http://schemas.microsoft.com/office/drawing/2016/5/10/chartex" xmlns:cx5="http://schemas.microsoft.com/office/drawing/2016/5/11/chartex" xmlns:cx6="http://schemas.microsoft.com/office/drawing/2016/5/12/chartex" xmlns:cx7="http://schemas.microsoft.com/office/drawing/2016/5/13/chartex" xmlns:cx8="http://schemas.microsoft.com/office/drawing/2016/5/14/chartex" xmlns:mc="http://schemas.openxmlformats.org/markup-compatibility/2006" xmlns:aink="http://schemas.microsoft.com/office/drawing/2016/ink" xmlns:am3d="http://schemas.microsoft.com/office/drawing/2017/model3d" xmlns:o="urn:schemas-microsoft-com:office:office" xmlns:r="http://schemas.openxmlformats.org/officeDocument/2006/relationships" xmlns:m="http://schemas.openxmlformats.org/officeDocument/2006/math" xmlns:v="urn:schemas-microsoft-com:vml" xmlns:wp14="http://schemas.microsoft.com/office/word/2010/wordprocessingDrawing" xmlns:wp="http://schemas.openxmlformats.org/drawingml/2006/wordprocessingDrawing" xmlns:w10="urn:schemas-microsoft-com:office:word" xmlns:w="http://schemas.openxmlformats.org/wordprocessingml/2006/main" xmlns:w14="http://schemas.microsoft.com/office/word/2010/wordml" xmlns:w15="http://schemas.microsoft.com/office/word/2012/wordml" xmlns:w16cid="http://schemas.microsoft.com/office/word/2016/wordml/cid" xmlns:w16se="http://schemas.microsoft.com/office/word/2015/wordml/symex" xmlns:wpg="http://schemas.microsoft.com/office/word/2010/wordprocessingGroup" xmlns:wpi="http://schemas.microsoft.com/office/word/2010/wordprocessingInk" xmlns:wne="http://schemas.microsoft.com/office/word/2006/wordml" xmlns:wps="http://schemas.microsoft.com/office/word/2010/wordprocessingShape" mc:Ignorable="w14 w15 w16se w16cid wp14">
   <w:p>
     <w:pPr>
       <w:spacing w:line="181" w:lineRule="auto"/>
@@ -7346,7 +5099,7 @@
 </file>
 
 <file path=word/footnotes.xml><?xml version="1.0" encoding="utf-8"?>
-<w:footnotes xmlns:wpc="http://schemas.microsoft.com/office/word/2010/wordprocessingCanvas" xmlns:cx="http://schemas.microsoft.com/office/drawing/2014/chartex" xmlns:cx1="http://schemas.microsoft.com/office/drawing/2015/9/8/chartex" xmlns:cx2="http://schemas.microsoft.com/office/drawing/2015/10/21/chartex" xmlns:cx3="http://schemas.microsoft.com/office/drawing/2016/5/9/chartex" xmlns:cx4="http://schemas.microsoft.com/office/drawing/2016/5/10/chartex" xmlns:cx5="http://schemas.microsoft.com/office/drawing/2016/5/11/chartex" xmlns:cx6="http://schemas.microsoft.com/office/drawing/2016/5/12/chartex" xmlns:cx7="http://schemas.microsoft.com/office/drawing/2016/5/13/chartex" xmlns:cx8="http://schemas.microsoft.com/office/drawing/2016/5/14/chartex" xmlns:mc="http://schemas.openxmlformats.org/markup-compatibility/2006" xmlns:aink="http://schemas.microsoft.com/office/drawing/2016/ink" xmlns:am3d="http://schemas.microsoft.com/office/drawing/2017/model3d" xmlns:o="urn:schemas-microsoft-com:office:office" xmlns:r="http://schemas.openxmlformats.org/officeDocument/2006/relationships" xmlns:m="http://schemas.openxmlformats.org/officeDocument/2006/math" xmlns:v="urn:schemas-microsoft-com:vml" xmlns:wp14="http://schemas.microsoft.com/office/word/2010/wordprocessingDrawing" xmlns:wp="http://schemas.openxmlformats.org/drawingml/2006/wordprocessingDrawing" xmlns:w10="urn:schemas-microsoft-com:office:word" xmlns:w="http://schemas.openxmlformats.org/wordprocessingml/2006/main" xmlns:w14="http://schemas.microsoft.com/office/word/2010/wordml" xmlns:w15="http://schemas.microsoft.com/office/word/2012/wordml" xmlns:w16cex="http://schemas.microsoft.com/office/word/2018/wordml/cex" xmlns:w16cid="http://schemas.microsoft.com/office/word/2016/wordml/cid" xmlns:w16="http://schemas.microsoft.com/office/word/2018/wordml" xmlns:w16se="http://schemas.microsoft.com/office/word/2015/wordml/symex" xmlns:wpg="http://schemas.microsoft.com/office/word/2010/wordprocessingGroup" xmlns:wpi="http://schemas.microsoft.com/office/word/2010/wordprocessingInk" xmlns:wne="http://schemas.microsoft.com/office/word/2006/wordml" xmlns:wps="http://schemas.microsoft.com/office/word/2010/wordprocessingShape" mc:Ignorable="w14 w15 w16se w16cid w16 w16cex wp14">
+<w:footnotes xmlns:wpc="http://schemas.microsoft.com/office/word/2010/wordprocessingCanvas" xmlns:cx="http://schemas.microsoft.com/office/drawing/2014/chartex" xmlns:cx1="http://schemas.microsoft.com/office/drawing/2015/9/8/chartex" xmlns:cx2="http://schemas.microsoft.com/office/drawing/2015/10/21/chartex" xmlns:cx3="http://schemas.microsoft.com/office/drawing/2016/5/9/chartex" xmlns:cx4="http://schemas.microsoft.com/office/drawing/2016/5/10/chartex" xmlns:cx5="http://schemas.microsoft.com/office/drawing/2016/5/11/chartex" xmlns:cx6="http://schemas.microsoft.com/office/drawing/2016/5/12/chartex" xmlns:cx7="http://schemas.microsoft.com/office/drawing/2016/5/13/chartex" xmlns:cx8="http://schemas.microsoft.com/office/drawing/2016/5/14/chartex" xmlns:mc="http://schemas.openxmlformats.org/markup-compatibility/2006" xmlns:aink="http://schemas.microsoft.com/office/drawing/2016/ink" xmlns:am3d="http://schemas.microsoft.com/office/drawing/2017/model3d" xmlns:o="urn:schemas-microsoft-com:office:office" xmlns:r="http://schemas.openxmlformats.org/officeDocument/2006/relationships" xmlns:m="http://schemas.openxmlformats.org/officeDocument/2006/math" xmlns:v="urn:schemas-microsoft-com:vml" xmlns:wp14="http://schemas.microsoft.com/office/word/2010/wordprocessingDrawing" xmlns:wp="http://schemas.openxmlformats.org/drawingml/2006/wordprocessingDrawing" xmlns:w10="urn:schemas-microsoft-com:office:word" xmlns:w="http://schemas.openxmlformats.org/wordprocessingml/2006/main" xmlns:w14="http://schemas.microsoft.com/office/word/2010/wordml" xmlns:w15="http://schemas.microsoft.com/office/word/2012/wordml" xmlns:w16cid="http://schemas.microsoft.com/office/word/2016/wordml/cid" xmlns:w16se="http://schemas.microsoft.com/office/word/2015/wordml/symex" xmlns:wpg="http://schemas.microsoft.com/office/word/2010/wordprocessingGroup" xmlns:wpi="http://schemas.microsoft.com/office/word/2010/wordprocessingInk" xmlns:wne="http://schemas.microsoft.com/office/word/2006/wordml" xmlns:wps="http://schemas.microsoft.com/office/word/2010/wordprocessingShape" mc:Ignorable="w14 w15 w16se w16cid wp14">
   <w:footnote w:type="separator" w:id="-1">
     <w:p>
       <w:r>
@@ -7365,7 +5118,7 @@
 </file>
 
 <file path=word/numbering.xml><?xml version="1.0" encoding="utf-8"?>
-<w:numbering xmlns:wpc="http://schemas.microsoft.com/office/word/2010/wordprocessingCanvas" xmlns:cx="http://schemas.microsoft.com/office/drawing/2014/chartex" xmlns:cx1="http://schemas.microsoft.com/office/drawing/2015/9/8/chartex" xmlns:cx2="http://schemas.microsoft.com/office/drawing/2015/10/21/chartex" xmlns:cx3="http://schemas.microsoft.com/office/drawing/2016/5/9/chartex" xmlns:cx4="http://schemas.microsoft.com/office/drawing/2016/5/10/chartex" xmlns:cx5="http://schemas.microsoft.com/office/drawing/2016/5/11/chartex" xmlns:cx6="http://schemas.microsoft.com/office/drawing/2016/5/12/chartex" xmlns:cx7="http://schemas.microsoft.com/office/drawing/2016/5/13/chartex" xmlns:cx8="http://schemas.microsoft.com/office/drawing/2016/5/14/chartex" xmlns:mc="http://schemas.openxmlformats.org/markup-compatibility/2006" xmlns:aink="http://schemas.microsoft.com/office/drawing/2016/ink" xmlns:am3d="http://schemas.microsoft.com/office/drawing/2017/model3d" xmlns:o="urn:schemas-microsoft-com:office:office" xmlns:r="http://schemas.openxmlformats.org/officeDocument/2006/relationships" xmlns:m="http://schemas.openxmlformats.org/officeDocument/2006/math" xmlns:v="urn:schemas-microsoft-com:vml" xmlns:wp14="http://schemas.microsoft.com/office/word/2010/wordprocessingDrawing" xmlns:wp="http://schemas.openxmlformats.org/drawingml/2006/wordprocessingDrawing" xmlns:w10="urn:schemas-microsoft-com:office:word" xmlns:w="http://schemas.openxmlformats.org/wordprocessingml/2006/main" xmlns:w14="http://schemas.microsoft.com/office/word/2010/wordml" xmlns:w15="http://schemas.microsoft.com/office/word/2012/wordml" xmlns:w16cex="http://schemas.microsoft.com/office/word/2018/wordml/cex" xmlns:w16cid="http://schemas.microsoft.com/office/word/2016/wordml/cid" xmlns:w16="http://schemas.microsoft.com/office/word/2018/wordml" xmlns:w16se="http://schemas.microsoft.com/office/word/2015/wordml/symex" xmlns:wpg="http://schemas.microsoft.com/office/word/2010/wordprocessingGroup" xmlns:wpi="http://schemas.microsoft.com/office/word/2010/wordprocessingInk" xmlns:wne="http://schemas.microsoft.com/office/word/2006/wordml" xmlns:wps="http://schemas.microsoft.com/office/word/2010/wordprocessingShape" mc:Ignorable="w14 w15 w16se w16cid w16 w16cex wp14">
+<w:numbering xmlns:wpc="http://schemas.microsoft.com/office/word/2010/wordprocessingCanvas" xmlns:cx="http://schemas.microsoft.com/office/drawing/2014/chartex" xmlns:cx1="http://schemas.microsoft.com/office/drawing/2015/9/8/chartex" xmlns:cx2="http://schemas.microsoft.com/office/drawing/2015/10/21/chartex" xmlns:cx3="http://schemas.microsoft.com/office/drawing/2016/5/9/chartex" xmlns:cx4="http://schemas.microsoft.com/office/drawing/2016/5/10/chartex" xmlns:cx5="http://schemas.microsoft.com/office/drawing/2016/5/11/chartex" xmlns:cx6="http://schemas.microsoft.com/office/drawing/2016/5/12/chartex" xmlns:cx7="http://schemas.microsoft.com/office/drawing/2016/5/13/chartex" xmlns:cx8="http://schemas.microsoft.com/office/drawing/2016/5/14/chartex" xmlns:mc="http://schemas.openxmlformats.org/markup-compatibility/2006" xmlns:aink="http://schemas.microsoft.com/office/drawing/2016/ink" xmlns:am3d="http://schemas.microsoft.com/office/drawing/2017/model3d" xmlns:o="urn:schemas-microsoft-com:office:office" xmlns:r="http://schemas.openxmlformats.org/officeDocument/2006/relationships" xmlns:m="http://schemas.openxmlformats.org/officeDocument/2006/math" xmlns:v="urn:schemas-microsoft-com:vml" xmlns:wp14="http://schemas.microsoft.com/office/word/2010/wordprocessingDrawing" xmlns:wp="http://schemas.openxmlformats.org/drawingml/2006/wordprocessingDrawing" xmlns:w10="urn:schemas-microsoft-com:office:word" xmlns:w="http://schemas.openxmlformats.org/wordprocessingml/2006/main" xmlns:w14="http://schemas.microsoft.com/office/word/2010/wordml" xmlns:w15="http://schemas.microsoft.com/office/word/2012/wordml" xmlns:w16cid="http://schemas.microsoft.com/office/word/2016/wordml/cid" xmlns:w16se="http://schemas.microsoft.com/office/word/2015/wordml/symex" xmlns:wpg="http://schemas.microsoft.com/office/word/2010/wordprocessingGroup" xmlns:wpi="http://schemas.microsoft.com/office/word/2010/wordprocessingInk" xmlns:wne="http://schemas.microsoft.com/office/word/2006/wordml" xmlns:wps="http://schemas.microsoft.com/office/word/2010/wordprocessingShape" mc:Ignorable="w14 w15 w16se w16cid wp14">
   <w:abstractNum w:abstractNumId="0" w15:restartNumberingAfterBreak="0">
     <w:nsid w:val="6384091D"/>
     <w:multiLevelType w:val="multilevel"/>
@@ -7637,7 +5390,7 @@
 </file>
 
 <file path=word/styles.xml><?xml version="1.0" encoding="utf-8"?>
-<w:styles xmlns:mc="http://schemas.openxmlformats.org/markup-compatibility/2006" xmlns:r="http://schemas.openxmlformats.org/officeDocument/2006/relationships" xmlns:w="http://schemas.openxmlformats.org/wordprocessingml/2006/main" xmlns:w14="http://schemas.microsoft.com/office/word/2010/wordml" xmlns:w15="http://schemas.microsoft.com/office/word/2012/wordml" xmlns:w16cex="http://schemas.microsoft.com/office/word/2018/wordml/cex" xmlns:w16cid="http://schemas.microsoft.com/office/word/2016/wordml/cid" xmlns:w16="http://schemas.microsoft.com/office/word/2018/wordml" xmlns:w16se="http://schemas.microsoft.com/office/word/2015/wordml/symex" mc:Ignorable="w14 w15 w16se w16cid w16 w16cex">
+<w:styles xmlns:mc="http://schemas.openxmlformats.org/markup-compatibility/2006" xmlns:r="http://schemas.openxmlformats.org/officeDocument/2006/relationships" xmlns:w="http://schemas.openxmlformats.org/wordprocessingml/2006/main" xmlns:w14="http://schemas.microsoft.com/office/word/2010/wordml" xmlns:w15="http://schemas.microsoft.com/office/word/2012/wordml" xmlns:w16cid="http://schemas.microsoft.com/office/word/2016/wordml/cid" xmlns:w16se="http://schemas.microsoft.com/office/word/2015/wordml/symex" mc:Ignorable="w14 w15 w16se w16cid">
   <w:docDefaults>
     <w:rPrDefault>
       <w:rPr>
@@ -7649,7 +5402,7 @@
     </w:rPrDefault>
     <w:pPrDefault/>
   </w:docDefaults>
-  <w:latentStyles w:defLockedState="0" w:defUIPriority="99" w:defSemiHidden="0" w:defUnhideWhenUsed="0" w:defQFormat="0" w:count="376">
+  <w:latentStyles w:defLockedState="0" w:defUIPriority="99" w:defSemiHidden="0" w:defUnhideWhenUsed="0" w:defQFormat="0" w:count="375">
     <w:lsdException w:name="Normal" w:uiPriority="0" w:qFormat="1"/>
     <w:lsdException w:name="heading 1" w:uiPriority="9" w:qFormat="1"/>
     <w:lsdException w:name="heading 2" w:semiHidden="1" w:uiPriority="9" w:unhideWhenUsed="1" w:qFormat="1"/>
@@ -8025,7 +5778,6 @@
     <w:lsdException w:name="Smart Hyperlink" w:semiHidden="1" w:unhideWhenUsed="1"/>
     <w:lsdException w:name="Hashtag" w:semiHidden="1" w:unhideWhenUsed="1"/>
     <w:lsdException w:name="Unresolved Mention" w:semiHidden="1" w:unhideWhenUsed="1"/>
-    <w:lsdException w:name="Smart Link" w:semiHidden="1" w:unhideWhenUsed="1"/>
   </w:latentStyles>
   <w:style w:type="paragraph" w:default="1" w:styleId="Normal">
     <w:name w:val="Normal"/>
